--- a/CV.docx
+++ b/CV.docx
@@ -5384,15 +5384,47 @@
                 <w:sz w:val="22"/>
                 <w:szCs w:val="21"/>
               </w:rPr>
-              <w:t>“What Do We Measure? Advancing the Clinical Interpretability of Wearable Mobility Biomarkers in Older Canadians with Parkinson's Disease”</w:t>
-            </w:r>
-            <w:r>
-              <w:rPr>
-                <w:rFonts w:ascii="Garamond" w:hAnsi="Garamond"/>
-                <w:sz w:val="22"/>
-                <w:szCs w:val="21"/>
-              </w:rPr>
-              <w:t xml:space="preserve">; </w:t>
+              <w:t>“</w:t>
+            </w:r>
+            <w:hyperlink r:id="rId47" w:history="1">
+              <w:r>
+                <w:rPr>
+                  <w:rStyle w:val="Hyperlink"/>
+                  <w:rFonts w:ascii="Garamond" w:hAnsi="Garamond" w:cstheme="minorBidi"/>
+                  <w:i/>
+                  <w:iCs/>
+                  <w:sz w:val="22"/>
+                  <w:szCs w:val="21"/>
+                  <w:u w:val="none"/>
+                </w:rPr>
+                <w:t>What Do We Measure? Advancing the Clinical Interpretability of Wearable Mobility Biomarkers in Older Canadians with Parkinson's Disease</w:t>
+              </w:r>
+            </w:hyperlink>
+            <w:r>
+              <w:rPr>
+                <w:rFonts w:ascii="Garamond" w:hAnsi="Garamond"/>
+                <w:i/>
+                <w:iCs/>
+                <w:sz w:val="22"/>
+                <w:szCs w:val="21"/>
+              </w:rPr>
+              <w:t>”</w:t>
+            </w:r>
+            <w:r>
+              <w:rPr>
+                <w:rFonts w:ascii="Garamond" w:hAnsi="Garamond"/>
+                <w:sz w:val="22"/>
+                <w:szCs w:val="21"/>
+              </w:rPr>
+              <w:t>;</w:t>
+            </w:r>
+            <w:r>
+              <w:rPr>
+                <w:rFonts w:ascii="Garamond" w:hAnsi="Garamond"/>
+                <w:sz w:val="22"/>
+                <w:szCs w:val="21"/>
+              </w:rPr>
+              <w:t xml:space="preserve"> </w:t>
             </w:r>
             <w:proofErr w:type="spellStart"/>
             <w:r>
@@ -5843,7 +5875,7 @@
               </w:rPr>
               <w:t xml:space="preserve">Advisors: </w:t>
             </w:r>
-            <w:hyperlink r:id="rId47" w:history="1">
+            <w:hyperlink r:id="rId48" w:history="1">
               <w:r>
                 <w:rPr>
                   <w:rStyle w:val="Hyperlink"/>
@@ -5863,7 +5895,7 @@
               </w:rPr>
               <w:t xml:space="preserve"> and </w:t>
             </w:r>
-            <w:hyperlink r:id="rId48" w:history="1">
+            <w:hyperlink r:id="rId49" w:history="1">
               <w:r>
                 <w:rPr>
                   <w:rStyle w:val="Hyperlink"/>
@@ -6185,7 +6217,7 @@
               </w:rPr>
               <w:t xml:space="preserve">Advisor: </w:t>
             </w:r>
-            <w:hyperlink r:id="rId49" w:history="1">
+            <w:hyperlink r:id="rId50" w:history="1">
               <w:r>
                 <w:rPr>
                   <w:rStyle w:val="Hyperlink"/>
@@ -6488,7 +6520,7 @@
               </w:rPr>
               <w:t xml:space="preserve">Advisor: </w:t>
             </w:r>
-            <w:hyperlink r:id="rId50" w:history="1">
+            <w:hyperlink r:id="rId51" w:history="1">
               <w:r>
                 <w:rPr>
                   <w:rStyle w:val="Hyperlink"/>
@@ -6704,7 +6736,7 @@
               </w:rPr>
               <w:t xml:space="preserve">Advisor: </w:t>
             </w:r>
-            <w:hyperlink r:id="rId51" w:history="1">
+            <w:hyperlink r:id="rId52" w:history="1">
               <w:r>
                 <w:rPr>
                   <w:rStyle w:val="Hyperlink"/>
@@ -6955,7 +6987,7 @@
               </w:rPr>
               <w:t xml:space="preserve">Advisor: </w:t>
             </w:r>
-            <w:hyperlink r:id="rId52" w:history="1">
+            <w:hyperlink r:id="rId53" w:history="1">
               <w:r>
                 <w:rPr>
                   <w:rStyle w:val="Hyperlink"/>
@@ -7137,7 +7169,7 @@
               </w:rPr>
               <w:t xml:space="preserve">Advisor: </w:t>
             </w:r>
-            <w:hyperlink r:id="rId53" w:history="1">
+            <w:hyperlink r:id="rId54" w:history="1">
               <w:r>
                 <w:rPr>
                   <w:rStyle w:val="Hyperlink"/>
@@ -11421,7 +11453,7 @@
               </w:rPr>
               <w:t>“</w:t>
             </w:r>
-            <w:hyperlink r:id="rId54" w:history="1">
+            <w:hyperlink r:id="rId55" w:history="1">
               <w:r>
                 <w:rPr>
                   <w:rStyle w:val="Hyperlink"/>
@@ -11508,7 +11540,7 @@
               </w:rPr>
               <w:t xml:space="preserve"> </w:t>
             </w:r>
-            <w:hyperlink r:id="rId55" w:history="1">
+            <w:hyperlink r:id="rId56" w:history="1">
               <w:r>
                 <w:rPr>
                   <w:rStyle w:val="Hyperlink"/>
@@ -11713,7 +11745,7 @@
               </w:rPr>
               <w:t>, D. Ravi, F. Schulte, L. Assländer*, and C.E. Awai*, “</w:t>
             </w:r>
-            <w:hyperlink r:id="rId56" w:history="1">
+            <w:hyperlink r:id="rId57" w:history="1">
               <w:r>
                 <w:rPr>
                   <w:rStyle w:val="Hyperlink"/>
@@ -12658,7 +12690,7 @@
               </w:rPr>
               <w:t>“</w:t>
             </w:r>
-            <w:hyperlink r:id="rId57" w:history="1">
+            <w:hyperlink r:id="rId58" w:history="1">
               <w:r>
                 <w:rPr>
                   <w:rStyle w:val="Hyperlink"/>
@@ -13038,7 +13070,7 @@
               </w:rPr>
               <w:t>“</w:t>
             </w:r>
-            <w:hyperlink r:id="rId58" w:history="1">
+            <w:hyperlink r:id="rId59" w:history="1">
               <w:r>
                 <w:rPr>
                   <w:rStyle w:val="Hyperlink"/>
@@ -13286,7 +13318,7 @@
               </w:rPr>
               <w:t xml:space="preserve"> Paquette, “</w:t>
             </w:r>
-            <w:hyperlink r:id="rId59" w:history="1">
+            <w:hyperlink r:id="rId60" w:history="1">
               <w:r>
                 <w:rPr>
                   <w:rStyle w:val="Hyperlink"/>
@@ -16240,7 +16272,7 @@
               </w:rPr>
               <w:t>, “</w:t>
             </w:r>
-            <w:hyperlink r:id="rId60" w:history="1">
+            <w:hyperlink r:id="rId61" w:history="1">
               <w:r>
                 <w:rPr>
                   <w:rStyle w:val="Hyperlink"/>
@@ -16743,7 +16775,7 @@
               </w:rPr>
               <w:t xml:space="preserve">10K+ views </w:t>
             </w:r>
-            <w:hyperlink r:id="rId61" w:history="1">
+            <w:hyperlink r:id="rId62" w:history="1">
               <w:r>
                 <w:rPr>
                   <w:rStyle w:val="Hyperlink"/>
@@ -23622,7 +23654,7 @@
                 <w:szCs w:val="21"/>
               </w:rPr>
             </w:pPr>
-            <w:hyperlink r:id="rId62" w:history="1">
+            <w:hyperlink r:id="rId63" w:history="1">
               <w:r>
                 <w:rPr>
                   <w:rStyle w:val="Hyperlink"/>
@@ -23749,7 +23781,7 @@
                 <w:szCs w:val="21"/>
               </w:rPr>
             </w:pPr>
-            <w:hyperlink r:id="rId63" w:history="1">
+            <w:hyperlink r:id="rId64" w:history="1">
               <w:r>
                 <w:rPr>
                   <w:rStyle w:val="Hyperlink"/>
@@ -23835,7 +23867,7 @@
                 <w:szCs w:val="21"/>
               </w:rPr>
             </w:pPr>
-            <w:hyperlink r:id="rId64" w:history="1">
+            <w:hyperlink r:id="rId65" w:history="1">
               <w:r>
                 <w:rPr>
                   <w:rStyle w:val="Hyperlink"/>
@@ -23930,7 +23962,7 @@
                 <w:szCs w:val="21"/>
               </w:rPr>
             </w:pPr>
-            <w:hyperlink r:id="rId65" w:history="1">
+            <w:hyperlink r:id="rId66" w:history="1">
               <w:r>
                 <w:rPr>
                   <w:rStyle w:val="Hyperlink"/>
@@ -30528,7 +30560,7 @@
                 <w:sz w:val="22"/>
               </w:rPr>
             </w:pPr>
-            <w:hyperlink r:id="rId66" w:history="1">
+            <w:hyperlink r:id="rId67" w:history="1">
               <w:r>
                 <w:rPr>
                   <w:rStyle w:val="Hyperlink"/>
@@ -30612,7 +30644,7 @@
                 <w:sz w:val="22"/>
               </w:rPr>
             </w:pPr>
-            <w:hyperlink r:id="rId67" w:history="1">
+            <w:hyperlink r:id="rId68" w:history="1">
               <w:r>
                 <w:rPr>
                   <w:rStyle w:val="Hyperlink"/>
@@ -30698,7 +30730,7 @@
                 <w:sz w:val="22"/>
               </w:rPr>
             </w:pPr>
-            <w:hyperlink r:id="rId68" w:history="1">
+            <w:hyperlink r:id="rId69" w:history="1">
               <w:r>
                 <w:rPr>
                   <w:rStyle w:val="Hyperlink"/>
@@ -30782,7 +30814,7 @@
                 <w:sz w:val="22"/>
               </w:rPr>
             </w:pPr>
-            <w:hyperlink r:id="rId69" w:history="1">
+            <w:hyperlink r:id="rId70" w:history="1">
               <w:r>
                 <w:rPr>
                   <w:rStyle w:val="Hyperlink"/>
@@ -30814,8 +30846,8 @@
       </w:pPr>
     </w:p>
     <w:sectPr>
-      <w:footerReference w:type="even" r:id="rId70"/>
-      <w:footerReference w:type="default" r:id="rId71"/>
+      <w:footerReference w:type="even" r:id="rId71"/>
+      <w:footerReference w:type="default" r:id="rId72"/>
       <w:pgSz w:w="12240" w:h="15840"/>
       <w:pgMar w:top="1134" w:right="1134" w:bottom="1134" w:left="1134" w:header="340" w:footer="709" w:gutter="0"/>
       <w:cols w:space="708"/>

--- a/CV.docx
+++ b/CV.docx
@@ -20027,7 +20027,23 @@
           <w:sz w:val="22"/>
           <w:szCs w:val="21"/>
         </w:rPr>
-        <w:t xml:space="preserve">Mentored 14 </w:t>
+        <w:t xml:space="preserve">Mentored </w:t>
+      </w:r>
+      <w:r>
+        <w:rPr>
+          <w:rFonts w:ascii="Garamond" w:hAnsi="Garamond"/>
+          <w:sz w:val="22"/>
+          <w:szCs w:val="21"/>
+        </w:rPr>
+        <w:t>13</w:t>
+      </w:r>
+      <w:r>
+        <w:rPr>
+          <w:rFonts w:ascii="Garamond" w:hAnsi="Garamond"/>
+          <w:sz w:val="22"/>
+          <w:szCs w:val="21"/>
+        </w:rPr>
+        <w:t xml:space="preserve"> </w:t>
       </w:r>
       <w:r>
         <w:rPr>

--- a/CV.docx
+++ b/CV.docx
@@ -82,13 +82,7 @@
         <w:rPr>
           <w:rFonts w:ascii="Garamond" w:hAnsi="Garamond"/>
         </w:rPr>
-        <w:t xml:space="preserve"> | </w:t>
-      </w:r>
-      <w:r>
-        <w:rPr>
-          <w:rFonts w:ascii="Garamond" w:hAnsi="Garamond"/>
-        </w:rPr>
-        <w:t>cyrille.mvomo@mail.mcgill.ca</w:t>
+        <w:t xml:space="preserve"> | cyrille.mvomo@mail.mcgill.ca</w:t>
       </w:r>
       <w:r>
         <w:rPr>
@@ -100,19 +94,7 @@
         <w:rPr>
           <w:rFonts w:ascii="Garamond" w:hAnsi="Garamond"/>
         </w:rPr>
-        <w:t xml:space="preserve"> |</w:t>
-      </w:r>
-      <w:r>
-        <w:rPr>
-          <w:rFonts w:ascii="Garamond" w:hAnsi="Garamond"/>
-        </w:rPr>
-        <w:t xml:space="preserve"> </w:t>
-      </w:r>
-      <w:r>
-        <w:rPr>
-          <w:rFonts w:ascii="Garamond" w:hAnsi="Garamond"/>
-        </w:rPr>
-        <w:t>+1 (438) 470 9643</w:t>
+        <w:t xml:space="preserve"> | +1 (438) 470 9643</w:t>
       </w:r>
     </w:p>
     <w:p>
@@ -972,27 +954,7 @@
                   <w:szCs w:val="21"/>
                   <w:u w:val="none"/>
                 </w:rPr>
-                <w:t>A</w:t>
-              </w:r>
-              <w:r>
-                <w:rPr>
-                  <w:rStyle w:val="Hyperlink"/>
-                  <w:rFonts w:ascii="Garamond" w:hAnsi="Garamond" w:cstheme="minorBidi"/>
-                  <w:sz w:val="22"/>
-                  <w:szCs w:val="21"/>
-                  <w:u w:val="none"/>
-                </w:rPr>
-                <w:t>l</w:t>
-              </w:r>
-              <w:r>
-                <w:rPr>
-                  <w:rStyle w:val="Hyperlink"/>
-                  <w:rFonts w:ascii="Garamond" w:hAnsi="Garamond" w:cstheme="minorBidi"/>
-                  <w:sz w:val="22"/>
-                  <w:szCs w:val="21"/>
-                  <w:u w:val="none"/>
-                </w:rPr>
-                <w:t>ireza Manzoori</w:t>
+                <w:t>Alireza Manzoori</w:t>
               </w:r>
             </w:hyperlink>
           </w:p>
@@ -5569,47 +5531,7 @@
                 <w:sz w:val="22"/>
                 <w:szCs w:val="21"/>
               </w:rPr>
-              <w:t xml:space="preserve"> (for translating</w:t>
-            </w:r>
-            <w:r>
-              <w:rPr>
-                <w:rFonts w:ascii="Garamond" w:hAnsi="Garamond"/>
-                <w:b/>
-                <w:bCs/>
-                <w:sz w:val="22"/>
-                <w:szCs w:val="21"/>
-              </w:rPr>
-              <w:t xml:space="preserve"> doctoral research </w:t>
-            </w:r>
-            <w:r>
-              <w:rPr>
-                <w:rFonts w:ascii="Garamond" w:hAnsi="Garamond"/>
-                <w:b/>
-                <w:bCs/>
-                <w:sz w:val="22"/>
-                <w:szCs w:val="21"/>
-              </w:rPr>
-              <w:t xml:space="preserve">findings </w:t>
-            </w:r>
-            <w:r>
-              <w:rPr>
-                <w:rFonts w:ascii="Garamond" w:hAnsi="Garamond"/>
-                <w:b/>
-                <w:bCs/>
-                <w:sz w:val="22"/>
-                <w:szCs w:val="21"/>
-              </w:rPr>
-              <w:t>into a clinical decision support system</w:t>
-            </w:r>
-            <w:r>
-              <w:rPr>
-                <w:rFonts w:ascii="Garamond" w:hAnsi="Garamond"/>
-                <w:b/>
-                <w:bCs/>
-                <w:sz w:val="22"/>
-                <w:szCs w:val="21"/>
-              </w:rPr>
-              <w:t>)</w:t>
+              <w:t xml:space="preserve"> (for translating doctoral research findings into a clinical decision support system)</w:t>
             </w:r>
             <w:r>
               <w:rPr>
@@ -8837,15 +8759,7 @@
                 <w:sz w:val="22"/>
                 <w:szCs w:val="21"/>
               </w:rPr>
-              <w:t xml:space="preserve"> </w:t>
-            </w:r>
-            <w:r>
-              <w:rPr>
-                <w:rFonts w:ascii="Garamond" w:hAnsi="Garamond"/>
-                <w:sz w:val="22"/>
-                <w:szCs w:val="21"/>
-              </w:rPr>
-              <w:t>(President of AFREP Institute at University of Paris – Cité)</w:t>
+              <w:t xml:space="preserve"> (President of AFREP Institute at University of Paris – Cité)</w:t>
             </w:r>
           </w:p>
           <w:p>
@@ -20059,23 +19973,7 @@
           <w:sz w:val="22"/>
           <w:szCs w:val="21"/>
         </w:rPr>
-        <w:t xml:space="preserve"> </w:t>
-      </w:r>
-      <w:r>
-        <w:rPr>
-          <w:rFonts w:ascii="Garamond" w:hAnsi="Garamond"/>
-          <w:sz w:val="22"/>
-          <w:szCs w:val="21"/>
-        </w:rPr>
-        <w:t>projects</w:t>
-      </w:r>
-      <w:r>
-        <w:rPr>
-          <w:rFonts w:ascii="Garamond" w:hAnsi="Garamond"/>
-          <w:sz w:val="22"/>
-          <w:szCs w:val="21"/>
-        </w:rPr>
-        <w:t xml:space="preserve">, leading to conference and journal authorships (see </w:t>
+        <w:t xml:space="preserve"> projects, leading to conference and journal authorships (see </w:t>
       </w:r>
       <w:r>
         <w:rPr>
@@ -20107,15 +20005,7 @@
           <w:sz w:val="22"/>
           <w:szCs w:val="21"/>
         </w:rPr>
-        <w:t xml:space="preserve">pages </w:t>
-      </w:r>
-      <w:r>
-        <w:rPr>
-          <w:rFonts w:ascii="Garamond" w:hAnsi="Garamond"/>
-          <w:sz w:val="22"/>
-          <w:szCs w:val="21"/>
-        </w:rPr>
-        <w:t>4-6</w:t>
+        <w:t>pages 4-6</w:t>
       </w:r>
       <w:r>
         <w:rPr>
@@ -20224,15 +20114,7 @@
                 <w:sz w:val="22"/>
                 <w:szCs w:val="21"/>
               </w:rPr>
-              <w:t>202</w:t>
-            </w:r>
-            <w:r>
-              <w:rPr>
-                <w:rFonts w:ascii="Garamond" w:hAnsi="Garamond"/>
-                <w:sz w:val="22"/>
-                <w:szCs w:val="21"/>
-              </w:rPr>
-              <w:t>5-</w:t>
+              <w:t>2025-</w:t>
             </w:r>
             <w:r>
               <w:rPr>
@@ -20560,15 +20442,7 @@
                 <w:sz w:val="22"/>
                 <w:szCs w:val="21"/>
               </w:rPr>
-              <w:t xml:space="preserve">: </w:t>
-            </w:r>
-            <w:r>
-              <w:rPr>
-                <w:rFonts w:ascii="Garamond" w:hAnsi="Garamond"/>
-                <w:sz w:val="22"/>
-                <w:szCs w:val="21"/>
-              </w:rPr>
-              <w:t>“</w:t>
+              <w:t>: “</w:t>
             </w:r>
             <w:r>
               <w:rPr>
@@ -20640,15 +20514,7 @@
                 <w:sz w:val="22"/>
                 <w:szCs w:val="21"/>
               </w:rPr>
-              <w:t>202</w:t>
-            </w:r>
-            <w:r>
-              <w:rPr>
-                <w:rFonts w:ascii="Garamond" w:hAnsi="Garamond"/>
-                <w:sz w:val="22"/>
-                <w:szCs w:val="21"/>
-              </w:rPr>
-              <w:t>4-</w:t>
+              <w:t>2024-</w:t>
             </w:r>
             <w:r>
               <w:rPr>
@@ -20716,23 +20582,7 @@
                 <w:sz w:val="22"/>
                 <w:szCs w:val="21"/>
               </w:rPr>
-              <w:t xml:space="preserve">: </w:t>
-            </w:r>
-            <w:r>
-              <w:rPr>
-                <w:rFonts w:ascii="Garamond" w:hAnsi="Garamond"/>
-                <w:sz w:val="22"/>
-                <w:szCs w:val="21"/>
-              </w:rPr>
-              <w:t>“</w:t>
-            </w:r>
-            <w:r>
-              <w:rPr>
-                <w:rFonts w:ascii="Garamond" w:hAnsi="Garamond"/>
-                <w:sz w:val="22"/>
-                <w:szCs w:val="21"/>
-              </w:rPr>
-              <w:t xml:space="preserve">Parietal Cortex </w:t>
+              <w:t xml:space="preserve">: “Parietal Cortex </w:t>
             </w:r>
             <w:r>
               <w:rPr>
@@ -21028,15 +20878,6 @@
           <w:szCs w:val="21"/>
         </w:rPr>
         <w:tab/>
-      </w:r>
-      <w:r>
-        <w:rPr>
-          <w:rFonts w:ascii="Garamond" w:hAnsi="Garamond"/>
-          <w:b/>
-          <w:bCs/>
-          <w:sz w:val="22"/>
-          <w:szCs w:val="21"/>
-        </w:rPr>
         <w:t>Undergraduate</w:t>
       </w:r>
       <w:r>
@@ -21144,8 +20985,9 @@
                 <w:szCs w:val="21"/>
                 <w:lang w:val="fr-CA"/>
               </w:rPr>
-              <w:t>Daniela</w:t>
-            </w:r>
+              <w:t xml:space="preserve">Daniela Garcia </w:t>
+            </w:r>
+            <w:proofErr w:type="spellStart"/>
             <w:r>
               <w:rPr>
                 <w:rFonts w:ascii="Garamond" w:hAnsi="Garamond"/>
@@ -21153,8 +20995,9 @@
                 <w:szCs w:val="21"/>
                 <w:lang w:val="fr-CA"/>
               </w:rPr>
-              <w:t xml:space="preserve"> </w:t>
-            </w:r>
+              <w:t>Garcia</w:t>
+            </w:r>
+            <w:proofErr w:type="spellEnd"/>
             <w:r>
               <w:rPr>
                 <w:rFonts w:ascii="Garamond" w:hAnsi="Garamond"/>
@@ -21162,7 +21005,7 @@
                 <w:szCs w:val="21"/>
                 <w:lang w:val="fr-CA"/>
               </w:rPr>
-              <w:t xml:space="preserve">Garcia </w:t>
+              <w:t xml:space="preserve">, </w:t>
             </w:r>
             <w:proofErr w:type="spellStart"/>
             <w:r>
@@ -21172,7 +21015,7 @@
                 <w:szCs w:val="21"/>
                 <w:lang w:val="fr-CA"/>
               </w:rPr>
-              <w:t>Garcia</w:t>
+              <w:t>Visiting</w:t>
             </w:r>
             <w:proofErr w:type="spellEnd"/>
             <w:r>
@@ -21182,7 +21025,16 @@
                 <w:szCs w:val="21"/>
                 <w:lang w:val="fr-CA"/>
               </w:rPr>
-              <w:t xml:space="preserve">, </w:t>
+              <w:t xml:space="preserve"> B</w:t>
+            </w:r>
+            <w:r>
+              <w:rPr>
+                <w:rFonts w:ascii="Garamond" w:hAnsi="Garamond"/>
+                <w:sz w:val="22"/>
+                <w:szCs w:val="21"/>
+                <w:lang w:val="fr-CA"/>
+              </w:rPr>
+              <w:t xml:space="preserve">.Sc. Student, </w:t>
             </w:r>
             <w:proofErr w:type="spellStart"/>
             <w:r>
@@ -21192,7 +21044,7 @@
                 <w:szCs w:val="21"/>
                 <w:lang w:val="fr-CA"/>
               </w:rPr>
-              <w:t>Visiting</w:t>
+              <w:t>Universidad</w:t>
             </w:r>
             <w:proofErr w:type="spellEnd"/>
             <w:r>
@@ -21202,45 +21054,7 @@
                 <w:szCs w:val="21"/>
                 <w:lang w:val="fr-CA"/>
               </w:rPr>
-              <w:t xml:space="preserve"> B</w:t>
-            </w:r>
-            <w:r>
-              <w:rPr>
-                <w:rFonts w:ascii="Garamond" w:hAnsi="Garamond"/>
-                <w:sz w:val="22"/>
-                <w:szCs w:val="21"/>
-                <w:lang w:val="fr-CA"/>
-              </w:rPr>
-              <w:t xml:space="preserve">.Sc. Student, </w:t>
-            </w:r>
-            <w:proofErr w:type="spellStart"/>
-            <w:r>
-              <w:rPr>
-                <w:rFonts w:ascii="Garamond" w:hAnsi="Garamond"/>
-                <w:sz w:val="22"/>
-                <w:szCs w:val="21"/>
-                <w:lang w:val="fr-CA"/>
-              </w:rPr>
-              <w:t>Universidad</w:t>
-            </w:r>
-            <w:proofErr w:type="spellEnd"/>
-            <w:r>
-              <w:rPr>
-                <w:rFonts w:ascii="Garamond" w:hAnsi="Garamond"/>
-                <w:sz w:val="22"/>
-                <w:szCs w:val="21"/>
-                <w:lang w:val="fr-CA"/>
-              </w:rPr>
-              <w:t xml:space="preserve"> de Monterrey</w:t>
-            </w:r>
-            <w:r>
-              <w:rPr>
-                <w:rFonts w:ascii="Garamond" w:hAnsi="Garamond"/>
-                <w:sz w:val="22"/>
-                <w:szCs w:val="21"/>
-                <w:lang w:val="fr-CA"/>
-              </w:rPr>
-              <w:t xml:space="preserve"> </w:t>
+              <w:t xml:space="preserve"> de Monterrey </w:t>
             </w:r>
           </w:p>
           <w:p>
@@ -21420,15 +21234,7 @@
                 <w:sz w:val="22"/>
                 <w:szCs w:val="21"/>
               </w:rPr>
-              <w:t>.Sc. Student</w:t>
-            </w:r>
-            <w:r>
-              <w:rPr>
-                <w:rFonts w:ascii="Garamond" w:hAnsi="Garamond"/>
-                <w:sz w:val="22"/>
-                <w:szCs w:val="21"/>
-              </w:rPr>
-              <w:t xml:space="preserve"> </w:t>
+              <w:t xml:space="preserve">.Sc. Student </w:t>
             </w:r>
             <w:r>
               <w:rPr>
@@ -21644,15 +21450,7 @@
                 <w:sz w:val="22"/>
                 <w:szCs w:val="21"/>
               </w:rPr>
-              <w:t xml:space="preserve"> Year </w:t>
-            </w:r>
-            <w:r>
-              <w:rPr>
-                <w:rFonts w:ascii="Garamond" w:hAnsi="Garamond"/>
-                <w:sz w:val="22"/>
-                <w:szCs w:val="21"/>
-              </w:rPr>
-              <w:t>B.Sc.</w:t>
+              <w:t xml:space="preserve"> Year B.Sc.</w:t>
             </w:r>
             <w:r>
               <w:rPr>
@@ -21758,23 +21556,7 @@
                 <w:sz w:val="22"/>
                 <w:szCs w:val="21"/>
               </w:rPr>
-              <w:t>Yasmine</w:t>
-            </w:r>
-            <w:r>
-              <w:rPr>
-                <w:rFonts w:ascii="Garamond" w:hAnsi="Garamond"/>
-                <w:sz w:val="22"/>
-                <w:szCs w:val="21"/>
-              </w:rPr>
-              <w:t xml:space="preserve"> </w:t>
-            </w:r>
-            <w:r>
-              <w:rPr>
-                <w:rFonts w:ascii="Garamond" w:hAnsi="Garamond"/>
-                <w:sz w:val="22"/>
-                <w:szCs w:val="21"/>
-              </w:rPr>
-              <w:t>Abouelfareh</w:t>
+              <w:t>Yasmine Abouelfareh</w:t>
             </w:r>
             <w:r>
               <w:rPr>
@@ -21990,23 +21772,7 @@
                 <w:sz w:val="22"/>
                 <w:szCs w:val="21"/>
               </w:rPr>
-              <w:t>Tatiana</w:t>
-            </w:r>
-            <w:r>
-              <w:rPr>
-                <w:rFonts w:ascii="Garamond" w:hAnsi="Garamond"/>
-                <w:sz w:val="22"/>
-                <w:szCs w:val="21"/>
-              </w:rPr>
-              <w:t xml:space="preserve"> </w:t>
-            </w:r>
-            <w:r>
-              <w:rPr>
-                <w:rFonts w:ascii="Garamond" w:hAnsi="Garamond"/>
-                <w:sz w:val="22"/>
-                <w:szCs w:val="21"/>
-              </w:rPr>
-              <w:t>Amaya Quintero</w:t>
+              <w:t>Tatiana Amaya Quintero</w:t>
             </w:r>
             <w:r>
               <w:rPr>
@@ -22098,23 +21864,7 @@
                 <w:sz w:val="22"/>
                 <w:szCs w:val="21"/>
               </w:rPr>
-              <w:t xml:space="preserve">Next: </w:t>
-            </w:r>
-            <w:r>
-              <w:rPr>
-                <w:rFonts w:ascii="Garamond" w:hAnsi="Garamond"/>
-                <w:sz w:val="22"/>
-                <w:szCs w:val="21"/>
-              </w:rPr>
-              <w:t>Final</w:t>
-            </w:r>
-            <w:r>
-              <w:rPr>
-                <w:rFonts w:ascii="Garamond" w:hAnsi="Garamond"/>
-                <w:sz w:val="22"/>
-                <w:szCs w:val="21"/>
-              </w:rPr>
-              <w:t xml:space="preserve"> Year B.Sc.</w:t>
+              <w:t>Next: Final Year B.Sc.</w:t>
             </w:r>
             <w:r>
               <w:rPr>
@@ -22329,15 +22079,7 @@
                 <w:sz w:val="22"/>
                 <w:szCs w:val="21"/>
               </w:rPr>
-              <w:t xml:space="preserve">Next: </w:t>
-            </w:r>
-            <w:r>
-              <w:rPr>
-                <w:rFonts w:ascii="Garamond" w:hAnsi="Garamond"/>
-                <w:sz w:val="22"/>
-                <w:szCs w:val="21"/>
-              </w:rPr>
-              <w:t>3</w:t>
+              <w:t>Next: 3</w:t>
             </w:r>
             <w:r>
               <w:rPr>
@@ -22461,23 +22203,7 @@
                 <w:sz w:val="22"/>
                 <w:szCs w:val="21"/>
               </w:rPr>
-              <w:t>Ines</w:t>
-            </w:r>
-            <w:r>
-              <w:rPr>
-                <w:rFonts w:ascii="Garamond" w:hAnsi="Garamond"/>
-                <w:sz w:val="22"/>
-                <w:szCs w:val="21"/>
-              </w:rPr>
-              <w:t xml:space="preserve"> </w:t>
-            </w:r>
-            <w:r>
-              <w:rPr>
-                <w:rFonts w:ascii="Garamond" w:hAnsi="Garamond"/>
-                <w:sz w:val="22"/>
-                <w:szCs w:val="21"/>
-              </w:rPr>
-              <w:t>Nunes Loureiro</w:t>
+              <w:t>Ines Nunes Loureiro</w:t>
             </w:r>
             <w:r>
               <w:rPr>
@@ -22585,23 +22311,7 @@
                 <w:sz w:val="22"/>
                 <w:szCs w:val="21"/>
               </w:rPr>
-              <w:t xml:space="preserve">Next: </w:t>
-            </w:r>
-            <w:r>
-              <w:rPr>
-                <w:rFonts w:ascii="Garamond" w:hAnsi="Garamond"/>
-                <w:sz w:val="22"/>
-                <w:szCs w:val="21"/>
-              </w:rPr>
-              <w:t>Final</w:t>
-            </w:r>
-            <w:r>
-              <w:rPr>
-                <w:rFonts w:ascii="Garamond" w:hAnsi="Garamond"/>
-                <w:sz w:val="22"/>
-                <w:szCs w:val="21"/>
-              </w:rPr>
-              <w:t xml:space="preserve"> Year B.Sc.</w:t>
+              <w:t>Next: Final Year B.Sc.</w:t>
             </w:r>
             <w:r>
               <w:rPr>
@@ -23198,23 +22908,7 @@
                 <w:sz w:val="22"/>
                 <w:szCs w:val="21"/>
               </w:rPr>
-              <w:t>Laura</w:t>
-            </w:r>
-            <w:r>
-              <w:rPr>
-                <w:rFonts w:ascii="Garamond" w:hAnsi="Garamond"/>
-                <w:sz w:val="22"/>
-                <w:szCs w:val="21"/>
-              </w:rPr>
-              <w:t xml:space="preserve"> </w:t>
-            </w:r>
-            <w:r>
-              <w:rPr>
-                <w:rFonts w:ascii="Garamond" w:hAnsi="Garamond"/>
-                <w:sz w:val="22"/>
-                <w:szCs w:val="21"/>
-              </w:rPr>
-              <w:t>Higuita</w:t>
+              <w:t>Laura Higuita</w:t>
             </w:r>
             <w:r>
               <w:rPr>
@@ -23476,15 +23170,7 @@
                 <w:sz w:val="22"/>
                 <w:szCs w:val="21"/>
               </w:rPr>
-              <w:t xml:space="preserve">Final Year </w:t>
-            </w:r>
-            <w:r>
-              <w:rPr>
-                <w:rFonts w:ascii="Garamond" w:hAnsi="Garamond"/>
-                <w:sz w:val="22"/>
-                <w:szCs w:val="21"/>
-              </w:rPr>
-              <w:t>B.Sc.</w:t>
+              <w:t>Final Year B.Sc.</w:t>
             </w:r>
             <w:r>
               <w:rPr>
@@ -23689,37 +23375,7 @@
                   <w:szCs w:val="21"/>
                   <w:u w:val="none"/>
                 </w:rPr>
-                <w:t xml:space="preserve"> – </w:t>
-              </w:r>
-              <w:r>
-                <w:rPr>
-                  <w:rStyle w:val="Hyperlink"/>
-                  <w:rFonts w:ascii="Garamond" w:hAnsi="Garamond" w:cstheme="minorBidi"/>
-                  <w:sz w:val="22"/>
-                  <w:szCs w:val="21"/>
-                  <w:u w:val="none"/>
-                </w:rPr>
-                <w:t>2026</w:t>
-              </w:r>
-              <w:r>
-                <w:rPr>
-                  <w:rStyle w:val="Hyperlink"/>
-                  <w:rFonts w:ascii="Garamond" w:hAnsi="Garamond" w:cstheme="minorBidi"/>
-                  <w:sz w:val="22"/>
-                  <w:szCs w:val="21"/>
-                  <w:u w:val="none"/>
-                </w:rPr>
-                <w:t xml:space="preserve"> </w:t>
-              </w:r>
-              <w:r>
-                <w:rPr>
-                  <w:rStyle w:val="Hyperlink"/>
-                  <w:rFonts w:ascii="Garamond" w:hAnsi="Garamond" w:cstheme="minorBidi"/>
-                  <w:sz w:val="22"/>
-                  <w:szCs w:val="21"/>
-                  <w:u w:val="none"/>
-                </w:rPr>
-                <w:t>Research competition</w:t>
+                <w:t xml:space="preserve"> – 2026 Research competition</w:t>
               </w:r>
             </w:hyperlink>
           </w:p>
@@ -24094,15 +23750,7 @@
                 <w:sz w:val="22"/>
                 <w:szCs w:val="21"/>
               </w:rPr>
-              <w:t>202</w:t>
-            </w:r>
-            <w:r>
-              <w:rPr>
-                <w:rFonts w:ascii="Garamond" w:hAnsi="Garamond"/>
-                <w:sz w:val="22"/>
-                <w:szCs w:val="21"/>
-              </w:rPr>
-              <w:t>6-Now</w:t>
+              <w:t>2026-Now</w:t>
             </w:r>
           </w:p>
         </w:tc>
@@ -24194,15 +23842,6 @@
           <w:szCs w:val="21"/>
         </w:rPr>
         <w:tab/>
-      </w:r>
-      <w:r>
-        <w:rPr>
-          <w:rFonts w:ascii="Garamond" w:hAnsi="Garamond"/>
-          <w:b/>
-          <w:bCs/>
-          <w:sz w:val="22"/>
-          <w:szCs w:val="21"/>
-        </w:rPr>
         <w:t>Undergraduate Theses Defense Committee</w:t>
       </w:r>
       <w:r>
@@ -24261,15 +23900,7 @@
                 <w:sz w:val="22"/>
                 <w:szCs w:val="21"/>
               </w:rPr>
-              <w:t>202</w:t>
-            </w:r>
-            <w:r>
-              <w:rPr>
-                <w:rFonts w:ascii="Garamond" w:hAnsi="Garamond"/>
-                <w:sz w:val="22"/>
-                <w:szCs w:val="21"/>
-              </w:rPr>
-              <w:t>6</w:t>
+              <w:t>2026</w:t>
             </w:r>
           </w:p>
         </w:tc>
@@ -24969,15 +24600,7 @@
                 <w:sz w:val="22"/>
                 <w:szCs w:val="21"/>
               </w:rPr>
-              <w:t>202</w:t>
-            </w:r>
-            <w:r>
-              <w:rPr>
-                <w:rFonts w:ascii="Garamond" w:hAnsi="Garamond"/>
-                <w:sz w:val="22"/>
-                <w:szCs w:val="21"/>
-              </w:rPr>
-              <w:t>5</w:t>
+              <w:t>2025</w:t>
             </w:r>
           </w:p>
         </w:tc>
@@ -25111,15 +24734,7 @@
                 <w:sz w:val="22"/>
                 <w:szCs w:val="21"/>
               </w:rPr>
-              <w:t>202</w:t>
-            </w:r>
-            <w:r>
-              <w:rPr>
-                <w:rFonts w:ascii="Garamond" w:hAnsi="Garamond"/>
-                <w:sz w:val="22"/>
-                <w:szCs w:val="21"/>
-              </w:rPr>
-              <w:t>5</w:t>
+              <w:t>2025</w:t>
             </w:r>
           </w:p>
         </w:tc>
@@ -25251,15 +24866,7 @@
                 <w:sz w:val="22"/>
                 <w:szCs w:val="21"/>
               </w:rPr>
-              <w:t>202</w:t>
-            </w:r>
-            <w:r>
-              <w:rPr>
-                <w:rFonts w:ascii="Garamond" w:hAnsi="Garamond"/>
-                <w:sz w:val="22"/>
-                <w:szCs w:val="21"/>
-              </w:rPr>
-              <w:t>5</w:t>
+              <w:t>2025</w:t>
             </w:r>
           </w:p>
         </w:tc>
@@ -25652,15 +25259,7 @@
                 <w:sz w:val="22"/>
                 <w:szCs w:val="21"/>
               </w:rPr>
-              <w:t>202</w:t>
-            </w:r>
-            <w:r>
-              <w:rPr>
-                <w:rFonts w:ascii="Garamond" w:hAnsi="Garamond"/>
-                <w:sz w:val="22"/>
-                <w:szCs w:val="21"/>
-              </w:rPr>
-              <w:t>5</w:t>
+              <w:t>2025</w:t>
             </w:r>
           </w:p>
         </w:tc>
@@ -25798,26 +25397,7 @@
           <w:szCs w:val="21"/>
         </w:rPr>
         <w:tab/>
-      </w:r>
-      <w:r>
-        <w:rPr>
-          <w:rFonts w:ascii="Garamond" w:hAnsi="Garamond"/>
-          <w:b/>
-          <w:bCs/>
-          <w:sz w:val="22"/>
-          <w:szCs w:val="21"/>
-        </w:rPr>
-        <w:t>Workshop</w:t>
-      </w:r>
-      <w:r>
-        <w:rPr>
-          <w:rFonts w:ascii="Garamond" w:hAnsi="Garamond"/>
-          <w:b/>
-          <w:bCs/>
-          <w:sz w:val="22"/>
-          <w:szCs w:val="21"/>
-        </w:rPr>
-        <w:t xml:space="preserve"> Organizer</w:t>
+        <w:t>Workshop Organizer</w:t>
       </w:r>
     </w:p>
     <w:tbl>
@@ -25910,15 +25490,7 @@
                 <w:sz w:val="22"/>
                 <w:szCs w:val="21"/>
               </w:rPr>
-              <w:t>SciLearn Workshop at Discover McGill</w:t>
-            </w:r>
-            <w:r>
-              <w:rPr>
-                <w:rFonts w:ascii="Garamond" w:hAnsi="Garamond"/>
-                <w:sz w:val="22"/>
-                <w:szCs w:val="21"/>
-              </w:rPr>
-              <w:t xml:space="preserve">, </w:t>
+              <w:t xml:space="preserve">SciLearn Workshop at Discover McGill, </w:t>
             </w:r>
             <w:r>
               <w:rPr>
@@ -26084,7 +25656,31 @@
                 <w:sz w:val="22"/>
                 <w:szCs w:val="21"/>
               </w:rPr>
-              <w:t>SciLearn Workshop</w:t>
+              <w:t xml:space="preserve">SciLearn Workshop </w:t>
+            </w:r>
+            <w:r>
+              <w:rPr>
+                <w:rFonts w:ascii="Garamond" w:hAnsi="Garamond"/>
+                <w:sz w:val="22"/>
+                <w:szCs w:val="21"/>
+              </w:rPr>
+              <w:t>“Prep for Finals</w:t>
+            </w:r>
+            <w:r>
+              <w:rPr>
+                <w:rFonts w:ascii="Garamond" w:hAnsi="Garamond"/>
+                <w:sz w:val="22"/>
+                <w:szCs w:val="21"/>
+              </w:rPr>
+              <w:t>,</w:t>
+            </w:r>
+            <w:r>
+              <w:rPr>
+                <w:rFonts w:ascii="Garamond" w:hAnsi="Garamond"/>
+                <w:sz w:val="22"/>
+                <w:szCs w:val="21"/>
+              </w:rPr>
+              <w:t>”</w:t>
             </w:r>
             <w:r>
               <w:rPr>
@@ -26100,38 +25696,6 @@
                 <w:sz w:val="22"/>
                 <w:szCs w:val="21"/>
               </w:rPr>
-              <w:t>“Prep for Finals</w:t>
-            </w:r>
-            <w:r>
-              <w:rPr>
-                <w:rFonts w:ascii="Garamond" w:hAnsi="Garamond"/>
-                <w:sz w:val="22"/>
-                <w:szCs w:val="21"/>
-              </w:rPr>
-              <w:t>,</w:t>
-            </w:r>
-            <w:r>
-              <w:rPr>
-                <w:rFonts w:ascii="Garamond" w:hAnsi="Garamond"/>
-                <w:sz w:val="22"/>
-                <w:szCs w:val="21"/>
-              </w:rPr>
-              <w:t>”</w:t>
-            </w:r>
-            <w:r>
-              <w:rPr>
-                <w:rFonts w:ascii="Garamond" w:hAnsi="Garamond"/>
-                <w:sz w:val="22"/>
-                <w:szCs w:val="21"/>
-              </w:rPr>
-              <w:t xml:space="preserve"> </w:t>
-            </w:r>
-            <w:r>
-              <w:rPr>
-                <w:rFonts w:ascii="Garamond" w:hAnsi="Garamond"/>
-                <w:sz w:val="22"/>
-                <w:szCs w:val="21"/>
-              </w:rPr>
               <w:t xml:space="preserve">McGill University, </w:t>
             </w:r>
             <w:r>
@@ -26148,15 +25712,7 @@
                 <w:sz w:val="22"/>
                 <w:szCs w:val="21"/>
               </w:rPr>
-              <w:t xml:space="preserve"> </w:t>
-            </w:r>
-            <w:r>
-              <w:rPr>
-                <w:rFonts w:ascii="Garamond" w:hAnsi="Garamond"/>
-                <w:sz w:val="22"/>
-                <w:szCs w:val="21"/>
-              </w:rPr>
-              <w:t>(with JC</w:t>
+              <w:t xml:space="preserve"> (with JC</w:t>
             </w:r>
             <w:r>
               <w:rPr>
@@ -26362,15 +25918,7 @@
                 <w:sz w:val="22"/>
                 <w:szCs w:val="21"/>
               </w:rPr>
-              <w:t xml:space="preserve"> </w:t>
-            </w:r>
-            <w:r>
-              <w:rPr>
-                <w:rFonts w:ascii="Garamond" w:hAnsi="Garamond"/>
-                <w:sz w:val="22"/>
-                <w:szCs w:val="21"/>
-              </w:rPr>
-              <w:t>(with JC</w:t>
+              <w:t xml:space="preserve"> (with JC</w:t>
             </w:r>
             <w:r>
               <w:rPr>
@@ -26436,37 +25984,7 @@
                 <w:sz w:val="22"/>
                 <w:szCs w:val="21"/>
               </w:rPr>
-              <w:t xml:space="preserve"> </w:t>
-            </w:r>
-            <w:r>
-              <w:rPr>
-                <w:rFonts w:ascii="Garamond" w:hAnsi="Garamond"/>
-                <w:i/>
-                <w:iCs/>
-                <w:sz w:val="22"/>
-                <w:szCs w:val="21"/>
-              </w:rPr>
-              <w:t>after</w:t>
-            </w:r>
-            <w:r>
-              <w:rPr>
-                <w:rFonts w:ascii="Garamond" w:hAnsi="Garamond"/>
-                <w:i/>
-                <w:iCs/>
-                <w:sz w:val="22"/>
-                <w:szCs w:val="21"/>
-              </w:rPr>
-              <w:t xml:space="preserve"> the </w:t>
-            </w:r>
-            <w:r>
-              <w:rPr>
-                <w:rFonts w:ascii="Garamond" w:hAnsi="Garamond"/>
-                <w:i/>
-                <w:iCs/>
-                <w:sz w:val="22"/>
-                <w:szCs w:val="21"/>
-              </w:rPr>
-              <w:t>mid-terms</w:t>
+              <w:t xml:space="preserve"> after the mid-terms</w:t>
             </w:r>
             <w:r>
               <w:rPr>
@@ -26744,15 +26262,7 @@
                 <w:sz w:val="22"/>
                 <w:szCs w:val="21"/>
               </w:rPr>
-              <w:t xml:space="preserve"> </w:t>
-            </w:r>
-            <w:r>
-              <w:rPr>
-                <w:rFonts w:ascii="Garamond" w:hAnsi="Garamond"/>
-                <w:sz w:val="22"/>
-                <w:szCs w:val="21"/>
-              </w:rPr>
-              <w:t>McGill University,</w:t>
+              <w:t xml:space="preserve"> McGill University,</w:t>
             </w:r>
             <w:r>
               <w:rPr>
@@ -26768,47 +26278,7 @@
                 <w:sz w:val="22"/>
                 <w:szCs w:val="21"/>
               </w:rPr>
-              <w:t xml:space="preserve"> </w:t>
-            </w:r>
-            <w:r>
-              <w:rPr>
-                <w:rFonts w:ascii="Garamond" w:hAnsi="Garamond"/>
-                <w:sz w:val="22"/>
-                <w:szCs w:val="21"/>
-              </w:rPr>
-              <w:t xml:space="preserve">(with </w:t>
-            </w:r>
-            <w:r>
-              <w:rPr>
-                <w:rFonts w:ascii="Garamond" w:hAnsi="Garamond"/>
-                <w:sz w:val="22"/>
-                <w:szCs w:val="21"/>
-              </w:rPr>
-              <w:t>A.</w:t>
-            </w:r>
-            <w:r>
-              <w:rPr>
-                <w:rFonts w:ascii="Garamond" w:hAnsi="Garamond"/>
-                <w:sz w:val="22"/>
-                <w:szCs w:val="21"/>
-              </w:rPr>
-              <w:t xml:space="preserve"> </w:t>
-            </w:r>
-            <w:r>
-              <w:rPr>
-                <w:rFonts w:ascii="Garamond" w:hAnsi="Garamond"/>
-                <w:sz w:val="22"/>
-                <w:szCs w:val="21"/>
-              </w:rPr>
-              <w:t>Yazdani</w:t>
-            </w:r>
-            <w:r>
-              <w:rPr>
-                <w:rFonts w:ascii="Garamond" w:hAnsi="Garamond"/>
-                <w:sz w:val="22"/>
-                <w:szCs w:val="21"/>
-              </w:rPr>
-              <w:t>)</w:t>
+              <w:t xml:space="preserve"> (with A. Yazdani)</w:t>
             </w:r>
           </w:p>
           <w:p>
@@ -26899,15 +26369,7 @@
                 <w:szCs w:val="21"/>
               </w:rPr>
               <w:lastRenderedPageBreak/>
-              <w:t>202</w:t>
-            </w:r>
-            <w:r>
-              <w:rPr>
-                <w:rFonts w:ascii="Garamond" w:hAnsi="Garamond"/>
-                <w:sz w:val="22"/>
-                <w:szCs w:val="21"/>
-              </w:rPr>
-              <w:t>5</w:t>
+              <w:t>2025</w:t>
             </w:r>
           </w:p>
         </w:tc>
@@ -26966,39 +26428,7 @@
                 <w:sz w:val="22"/>
                 <w:szCs w:val="21"/>
               </w:rPr>
-              <w:t xml:space="preserve"> McGill University, Facilitator (with </w:t>
-            </w:r>
-            <w:r>
-              <w:rPr>
-                <w:rFonts w:ascii="Garamond" w:hAnsi="Garamond"/>
-                <w:sz w:val="22"/>
-                <w:szCs w:val="21"/>
-              </w:rPr>
-              <w:t>H.</w:t>
-            </w:r>
-            <w:r>
-              <w:rPr>
-                <w:rFonts w:ascii="Garamond" w:hAnsi="Garamond"/>
-                <w:sz w:val="22"/>
-                <w:szCs w:val="21"/>
-              </w:rPr>
-              <w:t xml:space="preserve"> </w:t>
-            </w:r>
-            <w:r>
-              <w:rPr>
-                <w:rFonts w:ascii="Garamond" w:hAnsi="Garamond"/>
-                <w:sz w:val="22"/>
-                <w:szCs w:val="21"/>
-              </w:rPr>
-              <w:t>Sweatman</w:t>
-            </w:r>
-            <w:r>
-              <w:rPr>
-                <w:rFonts w:ascii="Garamond" w:hAnsi="Garamond"/>
-                <w:sz w:val="22"/>
-                <w:szCs w:val="21"/>
-              </w:rPr>
-              <w:t>)</w:t>
+              <w:t xml:space="preserve"> McGill University, Facilitator (with H. Sweatman)</w:t>
             </w:r>
           </w:p>
           <w:p>
@@ -27092,15 +26522,7 @@
                 <w:szCs w:val="21"/>
               </w:rPr>
               <w:lastRenderedPageBreak/>
-              <w:t>Winter 202</w:t>
-            </w:r>
-            <w:r>
-              <w:rPr>
-                <w:rFonts w:ascii="Garamond" w:hAnsi="Garamond"/>
-                <w:sz w:val="22"/>
-                <w:szCs w:val="21"/>
-              </w:rPr>
-              <w:t>5</w:t>
+              <w:t>Winter 2025</w:t>
             </w:r>
           </w:p>
         </w:tc>
@@ -27274,15 +26696,7 @@
                 <w:sz w:val="22"/>
                 <w:szCs w:val="21"/>
               </w:rPr>
-              <w:t>Fall</w:t>
-            </w:r>
-            <w:r>
-              <w:rPr>
-                <w:rFonts w:ascii="Garamond" w:hAnsi="Garamond"/>
-                <w:sz w:val="22"/>
-                <w:szCs w:val="21"/>
-              </w:rPr>
-              <w:t xml:space="preserve"> </w:t>
+              <w:t xml:space="preserve">Fall </w:t>
             </w:r>
           </w:p>
           <w:p>
@@ -27301,15 +26715,7 @@
                 <w:sz w:val="22"/>
                 <w:szCs w:val="21"/>
               </w:rPr>
-              <w:t>202</w:t>
-            </w:r>
-            <w:r>
-              <w:rPr>
-                <w:rFonts w:ascii="Garamond" w:hAnsi="Garamond"/>
-                <w:sz w:val="22"/>
-                <w:szCs w:val="21"/>
-              </w:rPr>
-              <w:t>4</w:t>
+              <w:t>2024</w:t>
             </w:r>
           </w:p>
         </w:tc>
@@ -27459,15 +26865,7 @@
                 <w:sz w:val="22"/>
                 <w:szCs w:val="21"/>
               </w:rPr>
-              <w:t>Fall</w:t>
-            </w:r>
-            <w:r>
-              <w:rPr>
-                <w:rFonts w:ascii="Garamond" w:hAnsi="Garamond"/>
-                <w:sz w:val="22"/>
-                <w:szCs w:val="21"/>
-              </w:rPr>
-              <w:t xml:space="preserve"> </w:t>
+              <w:t xml:space="preserve">Fall </w:t>
             </w:r>
           </w:p>
           <w:p>
@@ -27486,15 +26884,7 @@
                 <w:sz w:val="22"/>
                 <w:szCs w:val="21"/>
               </w:rPr>
-              <w:t>202</w:t>
-            </w:r>
-            <w:r>
-              <w:rPr>
-                <w:rFonts w:ascii="Garamond" w:hAnsi="Garamond"/>
-                <w:sz w:val="22"/>
-                <w:szCs w:val="21"/>
-              </w:rPr>
-              <w:t>4</w:t>
+              <w:t>2024</w:t>
             </w:r>
           </w:p>
         </w:tc>
@@ -27972,26 +27362,7 @@
           <w:szCs w:val="21"/>
         </w:rPr>
         <w:tab/>
-      </w:r>
-      <w:r>
-        <w:rPr>
-          <w:rFonts w:ascii="Garamond" w:hAnsi="Garamond"/>
-          <w:b/>
-          <w:bCs/>
-          <w:sz w:val="22"/>
-          <w:szCs w:val="21"/>
-        </w:rPr>
-        <w:t>Journal</w:t>
-      </w:r>
-      <w:r>
-        <w:rPr>
-          <w:rFonts w:ascii="Garamond" w:hAnsi="Garamond"/>
-          <w:b/>
-          <w:bCs/>
-          <w:sz w:val="22"/>
-          <w:szCs w:val="21"/>
-        </w:rPr>
-        <w:t xml:space="preserve"> Reviewer</w:t>
+        <w:t>Journal Reviewer</w:t>
       </w:r>
     </w:p>
     <w:tbl>
@@ -28410,6 +27781,16 @@
           <w:sz w:val="22"/>
           <w:szCs w:val="21"/>
         </w:rPr>
+        <w:tab/>
+      </w:r>
+      <w:r>
+        <w:rPr>
+          <w:rFonts w:ascii="Garamond" w:hAnsi="Garamond"/>
+          <w:b/>
+          <w:bCs/>
+          <w:sz w:val="22"/>
+          <w:szCs w:val="21"/>
+        </w:rPr>
         <w:t>Social Mobilization</w:t>
       </w:r>
     </w:p>
@@ -28656,7 +28037,7 @@
                 <w:sz w:val="22"/>
                 <w:szCs w:val="21"/>
               </w:rPr>
-              <w:t>2022</w:t>
+              <w:t>2017</w:t>
             </w:r>
           </w:p>
         </w:tc>
@@ -28787,15 +28168,7 @@
                 <w:sz w:val="22"/>
                 <w:szCs w:val="21"/>
               </w:rPr>
-              <w:t>2026</w:t>
-            </w:r>
-            <w:r>
-              <w:rPr>
-                <w:rFonts w:ascii="Garamond" w:hAnsi="Garamond"/>
-                <w:sz w:val="22"/>
-                <w:szCs w:val="21"/>
-              </w:rPr>
-              <w:t>-</w:t>
+              <w:t>2026-</w:t>
             </w:r>
             <w:r>
               <w:rPr>
@@ -29465,23 +28838,7 @@
                 <w:sz w:val="22"/>
                 <w:szCs w:val="21"/>
               </w:rPr>
-              <w:t>Government of Canada</w:t>
-            </w:r>
-            <w:r>
-              <w:rPr>
-                <w:rFonts w:ascii="Garamond" w:hAnsi="Garamond"/>
-                <w:sz w:val="22"/>
-                <w:szCs w:val="21"/>
-              </w:rPr>
-              <w:t xml:space="preserve"> </w:t>
-            </w:r>
-            <w:r>
-              <w:rPr>
-                <w:rFonts w:ascii="Garamond" w:hAnsi="Garamond"/>
-                <w:sz w:val="22"/>
-                <w:szCs w:val="21"/>
-              </w:rPr>
-              <w:t>TCPS 2 CORE-2022 (Research Ethics)</w:t>
+              <w:t>Government of Canada TCPS 2 CORE-2022 (Research Ethics)</w:t>
             </w:r>
           </w:p>
           <w:p>
@@ -29577,15 +28934,7 @@
                 <w:sz w:val="22"/>
                 <w:szCs w:val="21"/>
               </w:rPr>
-              <w:t>Motek Medical</w:t>
-            </w:r>
-            <w:r>
-              <w:rPr>
-                <w:rFonts w:ascii="Garamond" w:hAnsi="Garamond"/>
-                <w:sz w:val="22"/>
-                <w:szCs w:val="21"/>
-              </w:rPr>
-              <w:t xml:space="preserve"> </w:t>
+              <w:t xml:space="preserve">Motek Medical </w:t>
             </w:r>
             <w:r>
               <w:rPr>
@@ -30127,23 +29476,7 @@
                 <w:sz w:val="22"/>
                 <w:szCs w:val="21"/>
               </w:rPr>
-              <w:t>Montreal</w:t>
-            </w:r>
-            <w:r>
-              <w:rPr>
-                <w:rFonts w:ascii="Garamond" w:hAnsi="Garamond"/>
-                <w:sz w:val="22"/>
-                <w:szCs w:val="21"/>
-              </w:rPr>
-              <w:t xml:space="preserve"> </w:t>
-            </w:r>
-            <w:r>
-              <w:rPr>
-                <w:rFonts w:ascii="Garamond" w:hAnsi="Garamond"/>
-                <w:sz w:val="22"/>
-                <w:szCs w:val="21"/>
-              </w:rPr>
-              <w:t xml:space="preserve">Centre for Interdisciplinary Research in Rehabilitation (CRIR) </w:t>
+              <w:t xml:space="preserve">Montreal Centre for Interdisciplinary Research in Rehabilitation (CRIR) </w:t>
             </w:r>
           </w:p>
         </w:tc>
@@ -32644,6 +31977,15 @@
 </file>
 
 <file path=customXml/item1.xml><?xml version="1.0" encoding="utf-8"?>
+<?mso-contentType ?>
+<FormTemplates xmlns="http://schemas.microsoft.com/sharepoint/v3/contenttype/forms">
+  <Display>DocumentLibraryForm</Display>
+  <Edit>DocumentLibraryForm</Edit>
+  <New>DocumentLibraryForm</New>
+</FormTemplates>
+</file>
+
+<file path=customXml/item2.xml><?xml version="1.0" encoding="utf-8"?>
 <ct:contentTypeSchema xmlns:ct="http://schemas.microsoft.com/office/2006/metadata/contentType" xmlns:ma="http://schemas.microsoft.com/office/2006/metadata/properties/metaAttributes" ct:_="" ma:_="" ma:contentTypeName="Unknown Document Type" ma:contentTypeID="0x010104" ma:contentTypeVersion="0" ma:contentTypeDescription="" ma:contentTypeScope="" ma:versionID="05d83ceaa0bbd2e3bc716e6e66bd857a">
   <xsd:schema xmlns:xsd="http://www.w3.org/2001/XMLSchema" xmlns:xs="http://www.w3.org/2001/XMLSchema" xmlns:p="http://schemas.microsoft.com/office/2006/metadata/properties" targetNamespace="http://schemas.microsoft.com/office/2006/metadata/properties" ma:root="true" ma:fieldsID="b3d69fe45253d5ff147bb69036b756a7">
     <xsd:element name="properties">
@@ -32757,22 +32099,21 @@
 </ct:contentTypeSchema>
 </file>
 
-<file path=customXml/item2.xml><?xml version="1.0" encoding="utf-8"?>
+<file path=customXml/item3.xml><?xml version="1.0" encoding="utf-8"?>
 <p:properties xmlns:p="http://schemas.microsoft.com/office/2006/metadata/properties" xmlns:xsi="http://www.w3.org/2001/XMLSchema-instance" xmlns:pc="http://schemas.microsoft.com/office/infopath/2007/PartnerControls">
   <documentManagement/>
 </p:properties>
 </file>
 
-<file path=customXml/item3.xml><?xml version="1.0" encoding="utf-8"?>
-<?mso-contentType ?>
-<FormTemplates xmlns="http://schemas.microsoft.com/sharepoint/v3/contenttype/forms">
-  <Display>DocumentLibraryForm</Display>
-  <Edit>DocumentLibraryForm</Edit>
-  <New>DocumentLibraryForm</New>
-</FormTemplates>
+<file path=customXml/itemProps1.xml><?xml version="1.0" encoding="utf-8"?>
+<ds:datastoreItem xmlns:ds="http://schemas.openxmlformats.org/officeDocument/2006/customXml" ds:itemID="{0AB51502-3190-4229-BB4A-6BE6DE64BECF}">
+  <ds:schemaRefs>
+    <ds:schemaRef ds:uri="http://schemas.microsoft.com/sharepoint/v3/contenttype/forms"/>
+  </ds:schemaRefs>
+</ds:datastoreItem>
 </file>
 
-<file path=customXml/itemProps1.xml><?xml version="1.0" encoding="utf-8"?>
+<file path=customXml/itemProps2.xml><?xml version="1.0" encoding="utf-8"?>
 <ds:datastoreItem xmlns:ds="http://schemas.openxmlformats.org/officeDocument/2006/customXml" ds:itemID="{9BD34D0D-679A-42ED-93B4-BAA7A03E340D}">
   <ds:schemaRefs>
     <ds:schemaRef ds:uri="http://schemas.microsoft.com/office/2006/metadata/contentType"/>
@@ -32788,19 +32129,11 @@
 </ds:datastoreItem>
 </file>
 
-<file path=customXml/itemProps2.xml><?xml version="1.0" encoding="utf-8"?>
+<file path=customXml/itemProps3.xml><?xml version="1.0" encoding="utf-8"?>
 <ds:datastoreItem xmlns:ds="http://schemas.openxmlformats.org/officeDocument/2006/customXml" ds:itemID="{8BD5ABB0-8525-4B8D-B429-1A21AB93D0D8}">
   <ds:schemaRefs>
     <ds:schemaRef ds:uri="http://schemas.microsoft.com/office/2006/metadata/properties"/>
     <ds:schemaRef ds:uri="http://schemas.microsoft.com/office/infopath/2007/PartnerControls"/>
   </ds:schemaRefs>
 </ds:datastoreItem>
-</file>
-
-<file path=customXml/itemProps3.xml><?xml version="1.0" encoding="utf-8"?>
-<ds:datastoreItem xmlns:ds="http://schemas.openxmlformats.org/officeDocument/2006/customXml" ds:itemID="{0AB51502-3190-4229-BB4A-6BE6DE64BECF}">
-  <ds:schemaRefs>
-    <ds:schemaRef ds:uri="http://schemas.microsoft.com/sharepoint/v3/contenttype/forms"/>
-  </ds:schemaRefs>
-</ds:datastoreItem>
 </file>
--- a/CV.docx
+++ b/CV.docx
@@ -82,24 +82,12 @@
         <w:rPr>
           <w:rFonts w:ascii="Garamond" w:hAnsi="Garamond"/>
         </w:rPr>
-        <w:t xml:space="preserve"> | cyrille.mvomo@mail.mcgill.ca</w:t>
-      </w:r>
-      <w:r>
-        <w:rPr>
-          <w:rFonts w:ascii="Garamond" w:hAnsi="Garamond"/>
-        </w:rPr>
-        <w:t xml:space="preserve"> </w:t>
-      </w:r>
-      <w:r>
-        <w:rPr>
-          <w:rFonts w:ascii="Garamond" w:hAnsi="Garamond"/>
-        </w:rPr>
-        <w:t xml:space="preserve"> | +1 (438) 470 9643</w:t>
+        <w:t xml:space="preserve"> | cyrille.mvomo@mail.mcgill.ca  | +1 (438) 470 9643</w:t>
       </w:r>
     </w:p>
     <w:p>
       <w:pPr>
-        <w:spacing w:before="480" w:line="240" w:lineRule="auto"/>
+        <w:spacing w:before="360" w:line="240" w:lineRule="auto"/>
         <w:rPr>
           <w:rFonts w:ascii="Garamond" w:hAnsi="Garamond"/>
           <w:b/>
@@ -148,7 +136,21 @@
           <w:rFonts w:ascii="Garamond" w:hAnsi="Garamond"/>
           <w:sz w:val="22"/>
         </w:rPr>
-        <w:t xml:space="preserve"> intelligent wearable sensing systems that reveal age- and disease-related deviations in a person’s neurobehavioral state and provide clinicians with information they can use to guide clinical decisions. As a clinician-informatician, I specifically focus on </w:t>
+        <w:t xml:space="preserve"> intelligent wearable sensing systems that reveal age- and disease-related deviations in a person’s neurobehavioral state and provide clinicians with information they can use to guide clinical decisions. With a dual background as a clinician and informatician, I focus on gait and balance </w:t>
+      </w:r>
+      <w:r>
+        <w:rPr>
+          <w:rFonts w:ascii="Garamond" w:hAnsi="Garamond"/>
+          <w:sz w:val="22"/>
+        </w:rPr>
+        <w:t>dysfunctions</w:t>
+      </w:r>
+      <w:r>
+        <w:rPr>
+          <w:rFonts w:ascii="Garamond" w:hAnsi="Garamond"/>
+          <w:sz w:val="22"/>
+        </w:rPr>
+        <w:t xml:space="preserve">. Specifically, my research encompasses </w:t>
       </w:r>
       <w:r>
         <w:rPr>
@@ -164,7 +166,21 @@
           <w:rFonts w:ascii="Garamond" w:hAnsi="Garamond"/>
           <w:sz w:val="22"/>
         </w:rPr>
-        <w:t xml:space="preserve"> to understand the unique presentation of mobility impairments in each individual (e.g., via ordinal trends canonical variates analysis); </w:t>
+        <w:t xml:space="preserve"> to understand the unique presentation of </w:t>
+      </w:r>
+      <w:r>
+        <w:rPr>
+          <w:rFonts w:ascii="Garamond" w:hAnsi="Garamond"/>
+          <w:sz w:val="22"/>
+        </w:rPr>
+        <w:t>gait</w:t>
+      </w:r>
+      <w:r>
+        <w:rPr>
+          <w:rFonts w:ascii="Garamond" w:hAnsi="Garamond"/>
+          <w:sz w:val="22"/>
+        </w:rPr>
+        <w:t xml:space="preserve"> and balance impairments in each individual (e.g., via ordinal trends canonical variates analysis); </w:t>
       </w:r>
       <w:r>
         <w:rPr>
@@ -173,42 +189,14 @@
           <w:bCs/>
           <w:sz w:val="22"/>
         </w:rPr>
-        <w:t>(2) neurobehavioral fingerprint development</w:t>
+        <w:t>(2) movement-based biomarker development</w:t>
       </w:r>
       <w:r>
         <w:rPr>
           <w:rFonts w:ascii="Garamond" w:hAnsi="Garamond"/>
           <w:sz w:val="22"/>
         </w:rPr>
-        <w:t xml:space="preserve"> to identify signatures inferred from wearables that are associated with the modeled neuromotor deficits (e.g., </w:t>
-      </w:r>
-      <w:r>
-        <w:rPr>
-          <w:rFonts w:ascii="Garamond" w:hAnsi="Garamond"/>
-          <w:sz w:val="22"/>
-        </w:rPr>
-        <w:t>l</w:t>
-      </w:r>
-      <w:r>
-        <w:rPr>
-          <w:rFonts w:ascii="Garamond" w:hAnsi="Garamond"/>
-          <w:sz w:val="22"/>
-        </w:rPr>
-        <w:t>yapunov exponent</w:t>
-      </w:r>
-      <w:r>
-        <w:rPr>
-          <w:rFonts w:ascii="Garamond" w:hAnsi="Garamond"/>
-          <w:sz w:val="22"/>
-        </w:rPr>
-        <w:t>s</w:t>
-      </w:r>
-      <w:r>
-        <w:rPr>
-          <w:rFonts w:ascii="Garamond" w:hAnsi="Garamond"/>
-          <w:sz w:val="22"/>
-        </w:rPr>
-        <w:t xml:space="preserve"> as proxy for altered motor automaticity); and </w:t>
+        <w:t xml:space="preserve"> to identify signatures inferred from wearables that are associated with the modeled neuromotor deficits (e.g., Lyapunov exponents as proxies for altered gait automaticity); and </w:t>
       </w:r>
       <w:r>
         <w:rPr>
@@ -224,35 +212,21 @@
           <w:rFonts w:ascii="Garamond" w:hAnsi="Garamond"/>
           <w:sz w:val="22"/>
         </w:rPr>
-        <w:t xml:space="preserve"> to translate these neurobehavioral fingerprints into technologies that clinicians can trust to personalize </w:t>
+        <w:t xml:space="preserve"> to translate these biomarkers into technologies that clinicians can trust to personalize support in routine care and </w:t>
       </w:r>
       <w:r>
         <w:rPr>
           <w:rFonts w:ascii="Garamond" w:hAnsi="Garamond"/>
           <w:sz w:val="22"/>
         </w:rPr>
-        <w:t xml:space="preserve">support </w:t>
+        <w:t>daily life</w:t>
       </w:r>
       <w:r>
         <w:rPr>
           <w:rFonts w:ascii="Garamond" w:hAnsi="Garamond"/>
           <w:sz w:val="22"/>
         </w:rPr>
-        <w:t xml:space="preserve">(e.g., </w:t>
-      </w:r>
-      <w:r>
-        <w:rPr>
-          <w:rFonts w:ascii="Garamond" w:hAnsi="Garamond"/>
-          <w:sz w:val="22"/>
-        </w:rPr>
-        <w:t>monitoring biomarkers</w:t>
-      </w:r>
-      <w:r>
-        <w:rPr>
-          <w:rFonts w:ascii="Garamond" w:hAnsi="Garamond"/>
-          <w:sz w:val="22"/>
-        </w:rPr>
-        <w:t>).</w:t>
+        <w:t xml:space="preserve"> (e.g., reinforcement learning agents).</w:t>
       </w:r>
     </w:p>
     <w:p>
@@ -1409,7 +1383,6 @@
                 <w:iCs/>
                 <w:sz w:val="22"/>
                 <w:szCs w:val="21"/>
-                <w:lang w:val="fr-CA"/>
               </w:rPr>
             </w:pPr>
           </w:p>
@@ -1534,7 +1507,6 @@
                 <w:iCs/>
                 <w:sz w:val="22"/>
                 <w:szCs w:val="21"/>
-                <w:lang w:val="fr-CA"/>
               </w:rPr>
             </w:pPr>
             <w:r>
@@ -1665,7 +1637,6 @@
                 <w:iCs/>
                 <w:sz w:val="22"/>
                 <w:szCs w:val="21"/>
-                <w:lang w:val="fr-CA"/>
               </w:rPr>
             </w:pPr>
             <w:r>
@@ -1796,7 +1767,6 @@
                 <w:iCs/>
                 <w:sz w:val="22"/>
                 <w:szCs w:val="21"/>
-                <w:lang w:val="fr-CA"/>
               </w:rPr>
             </w:pPr>
           </w:p>
@@ -2427,17 +2397,15 @@
                 <w:iCs/>
                 <w:sz w:val="22"/>
                 <w:szCs w:val="21"/>
-                <w:lang w:val="fr-CA"/>
-              </w:rPr>
-            </w:pPr>
-            <w:r>
-              <w:rPr>
-                <w:rFonts w:ascii="Garamond" w:hAnsi="Garamond"/>
-                <w:i/>
-                <w:iCs/>
-                <w:sz w:val="22"/>
-                <w:szCs w:val="21"/>
-                <w:lang w:val="fr-CA"/>
+              </w:rPr>
+            </w:pPr>
+            <w:r>
+              <w:rPr>
+                <w:rFonts w:ascii="Garamond" w:hAnsi="Garamond"/>
+                <w:i/>
+                <w:iCs/>
+                <w:sz w:val="22"/>
+                <w:szCs w:val="21"/>
               </w:rPr>
               <w:t xml:space="preserve">Provincial </w:t>
             </w:r>
@@ -2467,7 +2435,7 @@
           </w:tcPr>
           <w:p>
             <w:pPr>
-              <w:spacing w:before="0" w:after="40" w:line="240" w:lineRule="auto"/>
+              <w:spacing w:before="0" w:line="240" w:lineRule="auto"/>
               <w:jc w:val="right"/>
               <w:rPr>
                 <w:rFonts w:ascii="Garamond" w:hAnsi="Garamond"/>
@@ -2494,7 +2462,7 @@
           </w:tcPr>
           <w:p>
             <w:pPr>
-              <w:spacing w:before="0" w:after="40" w:line="240" w:lineRule="auto"/>
+              <w:spacing w:before="0" w:line="240" w:lineRule="auto"/>
               <w:rPr>
                 <w:rFonts w:ascii="Garamond" w:hAnsi="Garamond"/>
                 <w:sz w:val="22"/>
@@ -2529,7 +2497,7 @@
           </w:tcPr>
           <w:p>
             <w:pPr>
-              <w:spacing w:before="0" w:after="40" w:line="240" w:lineRule="auto"/>
+              <w:spacing w:before="0" w:line="240" w:lineRule="auto"/>
               <w:jc w:val="right"/>
               <w:rPr>
                 <w:rFonts w:ascii="Garamond" w:hAnsi="Garamond"/>
@@ -2546,7 +2514,6 @@
                 <w:iCs/>
                 <w:sz w:val="22"/>
                 <w:szCs w:val="21"/>
-                <w:lang w:val="fr-CA"/>
               </w:rPr>
               <w:t>Provincial</w:t>
             </w:r>
@@ -2557,7 +2524,6 @@
                 <w:iCs/>
                 <w:sz w:val="22"/>
                 <w:szCs w:val="21"/>
-                <w:lang w:val="fr-CA"/>
               </w:rPr>
               <w:t xml:space="preserve"> </w:t>
             </w:r>
@@ -4237,29 +4203,17 @@
                 <w:iCs/>
                 <w:sz w:val="22"/>
                 <w:szCs w:val="21"/>
-                <w:lang w:val="fr-CA"/>
-              </w:rPr>
-            </w:pPr>
-            <w:r>
-              <w:rPr>
-                <w:rFonts w:ascii="Garamond" w:hAnsi="Garamond"/>
-                <w:i/>
-                <w:iCs/>
-                <w:sz w:val="22"/>
-                <w:szCs w:val="21"/>
-                <w:lang w:val="fr-CA"/>
-              </w:rPr>
-              <w:t xml:space="preserve">Provincial </w:t>
-            </w:r>
-            <w:r>
-              <w:rPr>
-                <w:rFonts w:ascii="Garamond" w:hAnsi="Garamond"/>
-                <w:i/>
-                <w:iCs/>
-                <w:sz w:val="22"/>
-                <w:szCs w:val="21"/>
-              </w:rPr>
-              <w:t>level</w:t>
+              </w:rPr>
+            </w:pPr>
+            <w:r>
+              <w:rPr>
+                <w:rFonts w:ascii="Garamond" w:hAnsi="Garamond"/>
+                <w:i/>
+                <w:iCs/>
+                <w:sz w:val="22"/>
+                <w:szCs w:val="21"/>
+              </w:rPr>
+              <w:t>Provincial level</w:t>
             </w:r>
           </w:p>
         </w:tc>
@@ -4382,19 +4336,8 @@
                 <w:iCs/>
                 <w:sz w:val="22"/>
                 <w:szCs w:val="21"/>
-                <w:lang w:val="fr-CA"/>
-              </w:rPr>
-              <w:t xml:space="preserve"> </w:t>
-            </w:r>
-            <w:r>
-              <w:rPr>
-                <w:rFonts w:ascii="Garamond" w:hAnsi="Garamond"/>
-                <w:i/>
-                <w:iCs/>
-                <w:sz w:val="22"/>
-                <w:szCs w:val="21"/>
-              </w:rPr>
-              <w:t>level</w:t>
+              </w:rPr>
+              <w:t xml:space="preserve"> level</w:t>
             </w:r>
           </w:p>
         </w:tc>
@@ -4536,28 +4479,7 @@
                 <w:sz w:val="22"/>
                 <w:szCs w:val="21"/>
               </w:rPr>
-              <w:t>Federal</w:t>
-            </w:r>
-            <w:r>
-              <w:rPr>
-                <w:rFonts w:ascii="Garamond" w:hAnsi="Garamond"/>
-                <w:i/>
-                <w:iCs/>
-                <w:sz w:val="22"/>
-                <w:szCs w:val="21"/>
-                <w:lang w:val="fr-CA"/>
-              </w:rPr>
-              <w:t xml:space="preserve"> </w:t>
-            </w:r>
-            <w:r>
-              <w:rPr>
-                <w:rFonts w:ascii="Garamond" w:hAnsi="Garamond"/>
-                <w:i/>
-                <w:iCs/>
-                <w:sz w:val="22"/>
-                <w:szCs w:val="21"/>
-              </w:rPr>
-              <w:t>level</w:t>
+              <w:t>Federal level</w:t>
             </w:r>
           </w:p>
         </w:tc>
@@ -4992,7 +4914,6 @@
                 <w:iCs/>
                 <w:sz w:val="22"/>
                 <w:szCs w:val="21"/>
-                <w:lang w:val="fr-CA"/>
               </w:rPr>
             </w:pPr>
             <w:r>
@@ -5053,11 +4974,9 @@
                 <w:rFonts w:ascii="Garamond" w:hAnsi="Garamond"/>
                 <w:sz w:val="22"/>
                 <w:szCs w:val="21"/>
-                <w:lang w:val="fr-CA"/>
               </w:rPr>
             </w:pPr>
             <w:hyperlink r:id="rId45" w:history="1">
-              <w:proofErr w:type="spellStart"/>
               <w:r>
                 <w:rPr>
                   <w:rStyle w:val="Hyperlink"/>
@@ -5065,21 +4984,8 @@
                   <w:sz w:val="22"/>
                   <w:szCs w:val="21"/>
                   <w:u w:val="none"/>
-                  <w:lang w:val="fr-CA"/>
                 </w:rPr>
-                <w:t>University</w:t>
-              </w:r>
-              <w:proofErr w:type="spellEnd"/>
-              <w:r>
-                <w:rPr>
-                  <w:rStyle w:val="Hyperlink"/>
-                  <w:rFonts w:ascii="Garamond" w:hAnsi="Garamond" w:cstheme="minorBidi"/>
-                  <w:sz w:val="22"/>
-                  <w:szCs w:val="21"/>
-                  <w:u w:val="none"/>
-                  <w:lang w:val="fr-CA"/>
-                </w:rPr>
-                <w:t xml:space="preserve"> of Paris – Cité, Summa Cum Laude [M.Sc. cGPA 4.0/4.0]</w:t>
+                <w:t>University of Paris – Cité, Summa Cum Laude [M.Sc. cGPA 4.0/4.0]</w:t>
               </w:r>
             </w:hyperlink>
           </w:p>
@@ -5359,7 +5265,31 @@
                   <w:szCs w:val="21"/>
                   <w:u w:val="none"/>
                 </w:rPr>
-                <w:t>What Do We Measure? Advancing the Clinical Interpretability of Wearable Mobility Biomarkers in Older Canadians with Parkinson's Disease</w:t>
+                <w:t>What Do We Measure? Advancing the Clinical Interpretability of Wearable Mobility Biomarkers in Older Canadians with Parkinson's D</w:t>
+              </w:r>
+              <w:r>
+                <w:rPr>
+                  <w:rStyle w:val="Hyperlink"/>
+                  <w:rFonts w:ascii="Garamond" w:hAnsi="Garamond" w:cstheme="minorBidi"/>
+                  <w:i/>
+                  <w:iCs/>
+                  <w:sz w:val="22"/>
+                  <w:szCs w:val="21"/>
+                  <w:u w:val="none"/>
+                </w:rPr>
+                <w:t>i</w:t>
+              </w:r>
+              <w:r>
+                <w:rPr>
+                  <w:rStyle w:val="Hyperlink"/>
+                  <w:rFonts w:ascii="Garamond" w:hAnsi="Garamond" w:cstheme="minorBidi"/>
+                  <w:i/>
+                  <w:iCs/>
+                  <w:sz w:val="22"/>
+                  <w:szCs w:val="21"/>
+                  <w:u w:val="none"/>
+                </w:rPr>
+                <w:t>sease</w:t>
               </w:r>
             </w:hyperlink>
             <w:r>
@@ -5378,15 +5308,7 @@
                 <w:sz w:val="22"/>
                 <w:szCs w:val="21"/>
               </w:rPr>
-              <w:t>;</w:t>
-            </w:r>
-            <w:r>
-              <w:rPr>
-                <w:rFonts w:ascii="Garamond" w:hAnsi="Garamond"/>
-                <w:sz w:val="22"/>
-                <w:szCs w:val="21"/>
-              </w:rPr>
-              <w:t xml:space="preserve"> </w:t>
+              <w:t xml:space="preserve">; </w:t>
             </w:r>
             <w:proofErr w:type="spellStart"/>
             <w:r>
@@ -5551,7 +5473,7 @@
           </w:tcPr>
           <w:p>
             <w:pPr>
-              <w:spacing w:before="0" w:after="40" w:line="240" w:lineRule="auto"/>
+              <w:spacing w:before="0" w:line="240" w:lineRule="auto"/>
               <w:jc w:val="right"/>
               <w:rPr>
                 <w:rFonts w:ascii="Garamond" w:hAnsi="Garamond"/>
@@ -7175,16 +7097,7 @@
           <w:bCs/>
           <w:sz w:val="22"/>
         </w:rPr>
-        <w:t xml:space="preserve"> </w:t>
-      </w:r>
-      <w:r>
-        <w:rPr>
-          <w:rFonts w:ascii="Garamond" w:hAnsi="Garamond"/>
-          <w:b/>
-          <w:bCs/>
-          <w:sz w:val="22"/>
-        </w:rPr>
-        <w:t>Experience</w:t>
+        <w:t xml:space="preserve"> Experience</w:t>
       </w:r>
     </w:p>
     <w:tbl>
@@ -7773,23 +7686,7 @@
                 <w:sz w:val="22"/>
                 <w:szCs w:val="21"/>
               </w:rPr>
-              <w:t xml:space="preserve">Clinical Training – </w:t>
-            </w:r>
-            <w:r>
-              <w:rPr>
-                <w:rFonts w:ascii="Garamond" w:hAnsi="Garamond"/>
-                <w:sz w:val="22"/>
-                <w:szCs w:val="21"/>
-              </w:rPr>
-              <w:t>General</w:t>
-            </w:r>
-            <w:r>
-              <w:rPr>
-                <w:rFonts w:ascii="Garamond" w:hAnsi="Garamond"/>
-                <w:sz w:val="22"/>
-                <w:szCs w:val="21"/>
-              </w:rPr>
-              <w:t xml:space="preserve"> Podiatric Medicine</w:t>
+              <w:t>Clinical Training – General Podiatric Medicine</w:t>
             </w:r>
           </w:p>
           <w:p>
@@ -7864,23 +7761,7 @@
                 <w:sz w:val="22"/>
                 <w:szCs w:val="21"/>
               </w:rPr>
-              <w:t>Clinical training within Europe’s largest university hospital center.</w:t>
-            </w:r>
-            <w:r>
-              <w:rPr>
-                <w:rFonts w:ascii="Garamond" w:hAnsi="Garamond"/>
-                <w:sz w:val="22"/>
-                <w:szCs w:val="21"/>
-              </w:rPr>
-              <w:t xml:space="preserve"> </w:t>
-            </w:r>
-            <w:r>
-              <w:rPr>
-                <w:rFonts w:ascii="Garamond" w:hAnsi="Garamond"/>
-                <w:sz w:val="22"/>
-                <w:szCs w:val="21"/>
-              </w:rPr>
-              <w:t>Hospital services included Internal Medicine, Dermatology, Rheumatology, Endocrinology, Diabetology, Rehabilitation Medicine, and Geriatrics</w:t>
+              <w:t>Clinical training within Europe’s largest university hospital center. Hospital services included Internal Medicine, Dermatology, Rheumatology, Endocrinology, Diabetology, Rehabilitation Medicine, and Geriatrics</w:t>
             </w:r>
             <w:r>
               <w:rPr>
@@ -8056,17 +7937,7 @@
                 <w:sz w:val="22"/>
                 <w:szCs w:val="21"/>
               </w:rPr>
-              <w:t>Office of Science Education</w:t>
-            </w:r>
-            <w:r>
-              <w:rPr>
-                <w:rFonts w:ascii="Garamond" w:hAnsi="Garamond"/>
-                <w:b/>
-                <w:bCs/>
-                <w:sz w:val="22"/>
-                <w:szCs w:val="21"/>
-              </w:rPr>
-              <w:t xml:space="preserve">, </w:t>
+              <w:t xml:space="preserve">Office of Science Education, </w:t>
             </w:r>
             <w:r>
               <w:rPr>
@@ -8092,39 +7963,7 @@
                 <w:sz w:val="22"/>
                 <w:szCs w:val="21"/>
               </w:rPr>
-              <w:t>Referee: Armin Yazdani (</w:t>
-            </w:r>
-            <w:r>
-              <w:rPr>
-                <w:rFonts w:ascii="Garamond" w:hAnsi="Garamond"/>
-                <w:sz w:val="22"/>
-                <w:szCs w:val="21"/>
-              </w:rPr>
-              <w:t xml:space="preserve">SciLearn </w:t>
-            </w:r>
-            <w:r>
-              <w:rPr>
-                <w:rFonts w:ascii="Garamond" w:hAnsi="Garamond"/>
-                <w:sz w:val="22"/>
-                <w:szCs w:val="21"/>
-              </w:rPr>
-              <w:t xml:space="preserve">Program </w:t>
-            </w:r>
-            <w:r>
-              <w:rPr>
-                <w:rFonts w:ascii="Garamond" w:hAnsi="Garamond"/>
-                <w:sz w:val="22"/>
-                <w:szCs w:val="21"/>
-              </w:rPr>
-              <w:t>Co-Lead</w:t>
-            </w:r>
-            <w:r>
-              <w:rPr>
-                <w:rFonts w:ascii="Garamond" w:hAnsi="Garamond"/>
-                <w:sz w:val="22"/>
-                <w:szCs w:val="21"/>
-              </w:rPr>
-              <w:t>)</w:t>
+              <w:t>Referee: Armin Yazdani (SciLearn Program Co-Lead)</w:t>
             </w:r>
           </w:p>
           <w:p>
@@ -8186,17 +8025,7 @@
                 <w:sz w:val="22"/>
                 <w:szCs w:val="21"/>
               </w:rPr>
-              <w:t xml:space="preserve">a </w:t>
-            </w:r>
-            <w:r>
-              <w:rPr>
-                <w:rFonts w:ascii="Garamond" w:hAnsi="Garamond"/>
-                <w:i/>
-                <w:iCs/>
-                <w:sz w:val="22"/>
-                <w:szCs w:val="21"/>
-              </w:rPr>
-              <w:t xml:space="preserve">fellowship program </w:t>
+              <w:t xml:space="preserve">a fellowship program </w:t>
             </w:r>
             <w:r>
               <w:rPr>
@@ -8249,23 +8078,7 @@
                 <w:sz w:val="22"/>
                 <w:szCs w:val="21"/>
               </w:rPr>
-              <w:t>Managed “SciLearn Peer-Collaboration,” a collaborative learning space supporting students in 10+ science courses.</w:t>
-            </w:r>
-            <w:r>
-              <w:rPr>
-                <w:rFonts w:ascii="Garamond" w:hAnsi="Garamond"/>
-                <w:sz w:val="22"/>
-                <w:szCs w:val="21"/>
-              </w:rPr>
-              <w:t xml:space="preserve"> </w:t>
-            </w:r>
-            <w:r>
-              <w:rPr>
-                <w:rFonts w:ascii="Garamond" w:hAnsi="Garamond"/>
-                <w:sz w:val="22"/>
-                <w:szCs w:val="21"/>
-              </w:rPr>
-              <w:t xml:space="preserve">Develop and </w:t>
+              <w:t xml:space="preserve">Managed “SciLearn Peer-Collaboration,” a collaborative learning space supporting students in 10+ science courses. Develop and </w:t>
             </w:r>
             <w:r>
               <w:rPr>
@@ -8281,23 +8094,7 @@
                 <w:sz w:val="22"/>
                 <w:szCs w:val="21"/>
               </w:rPr>
-              <w:t xml:space="preserve"> evidence-based neuroeducation content to 1,000+ undergraduate students and instructors in collaboration with cognitive neuroscientists and education developers.</w:t>
-            </w:r>
-            <w:r>
-              <w:rPr>
-                <w:rFonts w:ascii="Garamond" w:hAnsi="Garamond"/>
-                <w:sz w:val="22"/>
-                <w:szCs w:val="21"/>
-              </w:rPr>
-              <w:t xml:space="preserve"> </w:t>
-            </w:r>
-            <w:r>
-              <w:rPr>
-                <w:rFonts w:ascii="Garamond" w:hAnsi="Garamond"/>
-                <w:sz w:val="22"/>
-                <w:szCs w:val="21"/>
-              </w:rPr>
-              <w:t>Conduct research on neuroeducation and organized student- and instructor-focused events.</w:t>
+              <w:t xml:space="preserve"> evidence-based neuroeducation content to 1,000+ undergraduate students and instructors in collaboration with cognitive neuroscientists and education developers. Conduct research on neuroeducation and organized student- and instructor-focused events.</w:t>
             </w:r>
           </w:p>
           <w:p>
@@ -8354,23 +8151,7 @@
                 <w:sz w:val="22"/>
                 <w:szCs w:val="21"/>
               </w:rPr>
-              <w:t xml:space="preserve"> supporting </w:t>
-            </w:r>
-            <w:r>
-              <w:rPr>
-                <w:rFonts w:ascii="Garamond" w:hAnsi="Garamond"/>
-                <w:sz w:val="22"/>
-                <w:szCs w:val="21"/>
-              </w:rPr>
-              <w:t>f</w:t>
-            </w:r>
-            <w:r>
-              <w:rPr>
-                <w:rFonts w:ascii="Garamond" w:hAnsi="Garamond"/>
-                <w:sz w:val="22"/>
-                <w:szCs w:val="21"/>
-              </w:rPr>
-              <w:t>rancophone students, and collaborated with McGill administration to support its development.</w:t>
+              <w:t xml:space="preserve"> supporting francophone students, and collaborated with McGill administration to support its development.</w:t>
             </w:r>
           </w:p>
         </w:tc>
@@ -8463,17 +8244,7 @@
                 <w:sz w:val="22"/>
                 <w:szCs w:val="21"/>
               </w:rPr>
-              <w:t xml:space="preserve">McGill </w:t>
-            </w:r>
-            <w:r>
-              <w:rPr>
-                <w:rFonts w:ascii="Garamond" w:hAnsi="Garamond"/>
-                <w:b/>
-                <w:bCs/>
-                <w:sz w:val="22"/>
-                <w:szCs w:val="21"/>
-              </w:rPr>
-              <w:t>Department of Kinesiology and Physical Education</w:t>
+              <w:t>McGill Department of Kinesiology and Physical Education</w:t>
             </w:r>
             <w:r>
               <w:rPr>
@@ -8697,17 +8468,7 @@
                 <w:sz w:val="22"/>
                 <w:szCs w:val="21"/>
               </w:rPr>
-              <w:t>D</w:t>
-            </w:r>
-            <w:r>
-              <w:rPr>
-                <w:rFonts w:ascii="Garamond" w:hAnsi="Garamond"/>
-                <w:b/>
-                <w:bCs/>
-                <w:sz w:val="22"/>
-                <w:szCs w:val="21"/>
-              </w:rPr>
-              <w:t>epartment of Rehabilitation, AFREP, University of Paris – Cité</w:t>
+              <w:t>Department of Rehabilitation, AFREP, University of Paris – Cité</w:t>
             </w:r>
             <w:r>
               <w:rPr>
@@ -8784,23 +8545,7 @@
                 <w:sz w:val="22"/>
                 <w:szCs w:val="21"/>
               </w:rPr>
-              <w:t xml:space="preserve">Developed and delivered </w:t>
-            </w:r>
-            <w:r>
-              <w:rPr>
-                <w:rFonts w:ascii="Garamond" w:hAnsi="Garamond"/>
-                <w:sz w:val="22"/>
-                <w:szCs w:val="21"/>
-              </w:rPr>
-              <w:t>5</w:t>
-            </w:r>
-            <w:r>
-              <w:rPr>
-                <w:rFonts w:ascii="Garamond" w:hAnsi="Garamond"/>
-                <w:sz w:val="22"/>
-                <w:szCs w:val="21"/>
-              </w:rPr>
-              <w:t>×20 hours of online courses on the basics of research methodology</w:t>
+              <w:t>Developed and delivered 5×20 hours of online courses on the basics of research methodology</w:t>
             </w:r>
             <w:r>
               <w:rPr>
@@ -8816,23 +8561,7 @@
                 <w:sz w:val="22"/>
                 <w:szCs w:val="21"/>
               </w:rPr>
-              <w:t xml:space="preserve">. Activities included full course </w:t>
-            </w:r>
-            <w:r>
-              <w:rPr>
-                <w:rFonts w:ascii="Garamond" w:hAnsi="Garamond"/>
-                <w:sz w:val="22"/>
-                <w:szCs w:val="21"/>
-              </w:rPr>
-              <w:t>development</w:t>
-            </w:r>
-            <w:r>
-              <w:rPr>
-                <w:rFonts w:ascii="Garamond" w:hAnsi="Garamond"/>
-                <w:sz w:val="22"/>
-                <w:szCs w:val="21"/>
-              </w:rPr>
-              <w:t>, as well as coordination of guest lecturers.</w:t>
+              <w:t>. Activities included full course development, as well as coordination of guest lecturers.</w:t>
             </w:r>
             <w:r>
               <w:rPr>
@@ -9173,23 +8902,7 @@
                 <w:sz w:val="22"/>
                 <w:szCs w:val="21"/>
               </w:rPr>
-              <w:t xml:space="preserve">, </w:t>
-            </w:r>
-            <w:r>
-              <w:rPr>
-                <w:rFonts w:ascii="Garamond" w:hAnsi="Garamond"/>
-                <w:sz w:val="22"/>
-                <w:szCs w:val="21"/>
-              </w:rPr>
-              <w:t>and C.</w:t>
-            </w:r>
-            <w:r>
-              <w:rPr>
-                <w:rFonts w:ascii="Garamond" w:hAnsi="Garamond"/>
-                <w:sz w:val="22"/>
-                <w:szCs w:val="21"/>
-              </w:rPr>
-              <w:t xml:space="preserve"> Paquette</w:t>
+              <w:t>, and C. Paquette</w:t>
             </w:r>
             <w:r>
               <w:rPr>
@@ -9384,55 +9097,7 @@
                 <w:sz w:val="22"/>
                 <w:szCs w:val="21"/>
               </w:rPr>
-              <w:t xml:space="preserve">, </w:t>
-            </w:r>
-            <w:r>
-              <w:rPr>
-                <w:rFonts w:ascii="Garamond" w:hAnsi="Garamond"/>
-                <w:sz w:val="22"/>
-                <w:szCs w:val="21"/>
-              </w:rPr>
-              <w:t>A.</w:t>
-            </w:r>
-            <w:r>
-              <w:rPr>
-                <w:rFonts w:ascii="Garamond" w:hAnsi="Garamond"/>
-                <w:sz w:val="22"/>
-                <w:szCs w:val="21"/>
-              </w:rPr>
-              <w:t xml:space="preserve"> Potvin-Desrochers, </w:t>
-            </w:r>
-            <w:r>
-              <w:rPr>
-                <w:rFonts w:ascii="Garamond" w:hAnsi="Garamond"/>
-                <w:sz w:val="22"/>
-                <w:szCs w:val="21"/>
-              </w:rPr>
-              <w:t>and C.</w:t>
-            </w:r>
-            <w:r>
-              <w:rPr>
-                <w:rFonts w:ascii="Garamond" w:hAnsi="Garamond"/>
-                <w:sz w:val="22"/>
-                <w:szCs w:val="21"/>
-              </w:rPr>
-              <w:t xml:space="preserve"> Paquette</w:t>
-            </w:r>
-            <w:r>
-              <w:rPr>
-                <w:rFonts w:ascii="Garamond" w:hAnsi="Garamond"/>
-                <w:sz w:val="22"/>
-                <w:szCs w:val="21"/>
-              </w:rPr>
-              <w:t>, “</w:t>
-            </w:r>
-            <w:r>
-              <w:rPr>
-                <w:rFonts w:ascii="Garamond" w:hAnsi="Garamond"/>
-                <w:sz w:val="22"/>
-                <w:szCs w:val="21"/>
-              </w:rPr>
-              <w:t xml:space="preserve">Freezing of Gait in Parkinson’s Disease: Does the New Definition Detect More </w:t>
+              <w:t xml:space="preserve">, A. Potvin-Desrochers, and C. Paquette, “Freezing of Gait in Parkinson’s Disease: Does the New Definition Detect More </w:t>
             </w:r>
             <w:proofErr w:type="gramStart"/>
             <w:r>
@@ -9587,15 +9252,7 @@
                 <w:sz w:val="22"/>
                 <w:szCs w:val="21"/>
               </w:rPr>
-              <w:t>J.S.N</w:t>
-            </w:r>
-            <w:r>
-              <w:rPr>
-                <w:rFonts w:ascii="Garamond" w:hAnsi="Garamond"/>
-                <w:sz w:val="22"/>
-                <w:szCs w:val="21"/>
-              </w:rPr>
-              <w:t xml:space="preserve"> Bedime, </w:t>
+              <w:t xml:space="preserve">J.S.N Bedime, </w:t>
             </w:r>
             <w:r>
               <w:rPr>
@@ -9613,71 +9270,7 @@
                 <w:sz w:val="22"/>
                 <w:szCs w:val="21"/>
               </w:rPr>
-              <w:t xml:space="preserve">, </w:t>
-            </w:r>
-            <w:r>
-              <w:rPr>
-                <w:rFonts w:ascii="Garamond" w:hAnsi="Garamond"/>
-                <w:sz w:val="22"/>
-                <w:szCs w:val="21"/>
-              </w:rPr>
-              <w:t xml:space="preserve">S. </w:t>
-            </w:r>
-            <w:r>
-              <w:rPr>
-                <w:rFonts w:ascii="Garamond" w:hAnsi="Garamond"/>
-                <w:sz w:val="22"/>
-                <w:szCs w:val="21"/>
-              </w:rPr>
-              <w:t xml:space="preserve">Perfetto, </w:t>
-            </w:r>
-            <w:r>
-              <w:rPr>
-                <w:rFonts w:ascii="Garamond" w:hAnsi="Garamond"/>
-                <w:sz w:val="22"/>
-                <w:szCs w:val="21"/>
-              </w:rPr>
-              <w:t>F.</w:t>
-            </w:r>
-            <w:r>
-              <w:rPr>
-                <w:rFonts w:ascii="Garamond" w:hAnsi="Garamond"/>
-                <w:sz w:val="22"/>
-                <w:szCs w:val="21"/>
-              </w:rPr>
-              <w:t xml:space="preserve"> Parent-L’Ecuyer, </w:t>
-            </w:r>
-            <w:r>
-              <w:rPr>
-                <w:rFonts w:ascii="Garamond" w:hAnsi="Garamond"/>
-                <w:sz w:val="22"/>
-                <w:szCs w:val="21"/>
-              </w:rPr>
-              <w:t>H.</w:t>
-            </w:r>
-            <w:r>
-              <w:rPr>
-                <w:rFonts w:ascii="Garamond" w:hAnsi="Garamond"/>
-                <w:sz w:val="22"/>
-                <w:szCs w:val="21"/>
-              </w:rPr>
-              <w:t xml:space="preserve"> Lajeunesse, </w:t>
-            </w:r>
-            <w:r>
-              <w:rPr>
-                <w:rFonts w:ascii="Garamond" w:hAnsi="Garamond"/>
-                <w:sz w:val="22"/>
-                <w:szCs w:val="21"/>
-              </w:rPr>
-              <w:t>I.</w:t>
-            </w:r>
-            <w:r>
-              <w:rPr>
-                <w:rFonts w:ascii="Garamond" w:hAnsi="Garamond"/>
-                <w:sz w:val="22"/>
-                <w:szCs w:val="21"/>
-              </w:rPr>
-              <w:t xml:space="preserve"> Sierra, </w:t>
+              <w:t xml:space="preserve">, S. Perfetto, F. Parent-L’Ecuyer, H. Lajeunesse, I. Sierra, </w:t>
             </w:r>
             <w:r>
               <w:rPr>
@@ -9694,135 +9287,15 @@
                 <w:sz w:val="22"/>
                 <w:szCs w:val="21"/>
               </w:rPr>
-              <w:t xml:space="preserve">, </w:t>
-            </w:r>
-            <w:r>
-              <w:rPr>
-                <w:rFonts w:ascii="Garamond" w:hAnsi="Garamond"/>
-                <w:sz w:val="22"/>
-                <w:szCs w:val="21"/>
-              </w:rPr>
-              <w:t>JP</w:t>
-            </w:r>
-            <w:r>
-              <w:rPr>
-                <w:rFonts w:ascii="Garamond" w:hAnsi="Garamond"/>
-                <w:sz w:val="22"/>
-                <w:szCs w:val="21"/>
-              </w:rPr>
-              <w:t xml:space="preserve"> Soucy, </w:t>
-            </w:r>
-            <w:r>
-              <w:rPr>
-                <w:rFonts w:ascii="Garamond" w:hAnsi="Garamond"/>
-                <w:sz w:val="22"/>
-                <w:szCs w:val="21"/>
-              </w:rPr>
-              <w:t>A.</w:t>
-            </w:r>
-            <w:r>
-              <w:rPr>
-                <w:rFonts w:ascii="Garamond" w:hAnsi="Garamond"/>
-                <w:sz w:val="22"/>
-                <w:szCs w:val="21"/>
-              </w:rPr>
-              <w:t xml:space="preserve"> Potvin-Desrochers, </w:t>
-            </w:r>
-            <w:r>
-              <w:rPr>
-                <w:rFonts w:ascii="Garamond" w:hAnsi="Garamond"/>
-                <w:sz w:val="22"/>
-                <w:szCs w:val="21"/>
-              </w:rPr>
-              <w:t>M.</w:t>
-            </w:r>
-            <w:r>
-              <w:rPr>
-                <w:rFonts w:ascii="Garamond" w:hAnsi="Garamond"/>
-                <w:sz w:val="22"/>
-                <w:szCs w:val="21"/>
-              </w:rPr>
-              <w:t xml:space="preserve"> Sharp, </w:t>
-            </w:r>
-            <w:r>
-              <w:rPr>
-                <w:rFonts w:ascii="Garamond" w:hAnsi="Garamond"/>
-                <w:sz w:val="22"/>
-                <w:szCs w:val="21"/>
-              </w:rPr>
-              <w:t>A.</w:t>
-            </w:r>
-            <w:r>
-              <w:rPr>
-                <w:rFonts w:ascii="Garamond" w:hAnsi="Garamond"/>
-                <w:sz w:val="22"/>
-                <w:szCs w:val="21"/>
-              </w:rPr>
-              <w:t xml:space="preserve"> Rochette, </w:t>
-            </w:r>
-            <w:r>
-              <w:rPr>
-                <w:rFonts w:ascii="Garamond" w:hAnsi="Garamond"/>
-                <w:sz w:val="22"/>
-                <w:szCs w:val="21"/>
-              </w:rPr>
-              <w:t>A.</w:t>
-            </w:r>
-            <w:r>
-              <w:rPr>
-                <w:rFonts w:ascii="Garamond" w:hAnsi="Garamond"/>
-                <w:sz w:val="22"/>
-                <w:szCs w:val="21"/>
-              </w:rPr>
-              <w:t xml:space="preserve"> Parent</w:t>
-            </w:r>
-            <w:r>
-              <w:rPr>
-                <w:rFonts w:ascii="Garamond" w:hAnsi="Garamond"/>
-                <w:sz w:val="22"/>
-                <w:szCs w:val="21"/>
-              </w:rPr>
-              <w:t xml:space="preserve">, </w:t>
-            </w:r>
-            <w:r>
-              <w:rPr>
-                <w:rFonts w:ascii="Garamond" w:hAnsi="Garamond"/>
-                <w:sz w:val="22"/>
-                <w:szCs w:val="21"/>
-              </w:rPr>
-              <w:t xml:space="preserve">and </w:t>
-            </w:r>
-            <w:r>
-              <w:rPr>
-                <w:rFonts w:ascii="Garamond" w:hAnsi="Garamond"/>
-                <w:sz w:val="22"/>
-                <w:szCs w:val="21"/>
-              </w:rPr>
-              <w:t>C.</w:t>
-            </w:r>
-            <w:r>
-              <w:rPr>
-                <w:rFonts w:ascii="Garamond" w:hAnsi="Garamond"/>
-                <w:sz w:val="22"/>
-                <w:szCs w:val="21"/>
-              </w:rPr>
-              <w:t xml:space="preserve"> Paquette</w:t>
-            </w:r>
-            <w:r>
-              <w:rPr>
-                <w:rFonts w:ascii="Garamond" w:hAnsi="Garamond"/>
-                <w:sz w:val="22"/>
-                <w:szCs w:val="21"/>
-              </w:rPr>
-              <w:t>,</w:t>
-            </w:r>
-            <w:r>
-              <w:rPr>
-                <w:rFonts w:ascii="Garamond" w:hAnsi="Garamond"/>
-                <w:sz w:val="22"/>
-                <w:szCs w:val="21"/>
-              </w:rPr>
-              <w:t xml:space="preserve"> “</w:t>
+              <w:t>, JP Soucy, A. Potvin-Desrochers, M. Sharp, A. Rochette, A. Parent, and C. Paquette</w:t>
+            </w:r>
+            <w:r>
+              <w:rPr>
+                <w:rFonts w:ascii="Garamond" w:hAnsi="Garamond"/>
+                <w:sz w:val="22"/>
+                <w:szCs w:val="21"/>
+              </w:rPr>
+              <w:t>, “</w:t>
             </w:r>
             <w:r>
               <w:rPr>
@@ -9926,55 +9399,7 @@
                 <w:sz w:val="22"/>
                 <w:szCs w:val="21"/>
               </w:rPr>
-              <w:t xml:space="preserve">, </w:t>
-            </w:r>
-            <w:r>
-              <w:rPr>
-                <w:rFonts w:ascii="Garamond" w:hAnsi="Garamond"/>
-                <w:sz w:val="22"/>
-                <w:szCs w:val="21"/>
-              </w:rPr>
-              <w:t>S.</w:t>
-            </w:r>
-            <w:r>
-              <w:rPr>
-                <w:rFonts w:ascii="Garamond" w:hAnsi="Garamond"/>
-                <w:sz w:val="22"/>
-                <w:szCs w:val="21"/>
-              </w:rPr>
-              <w:t xml:space="preserve"> Neumann, </w:t>
-            </w:r>
-            <w:r>
-              <w:rPr>
-                <w:rFonts w:ascii="Garamond" w:hAnsi="Garamond"/>
-                <w:sz w:val="22"/>
-                <w:szCs w:val="21"/>
-              </w:rPr>
-              <w:t>J.</w:t>
-            </w:r>
-            <w:r>
-              <w:rPr>
-                <w:rFonts w:ascii="Garamond" w:hAnsi="Garamond"/>
-                <w:sz w:val="22"/>
-                <w:szCs w:val="21"/>
-              </w:rPr>
-              <w:t xml:space="preserve"> Pohl, </w:t>
-            </w:r>
-            <w:r>
-              <w:rPr>
-                <w:rFonts w:ascii="Garamond" w:hAnsi="Garamond"/>
-                <w:sz w:val="22"/>
-                <w:szCs w:val="21"/>
-              </w:rPr>
-              <w:t>M.</w:t>
-            </w:r>
-            <w:r>
-              <w:rPr>
-                <w:rFonts w:ascii="Garamond" w:hAnsi="Garamond"/>
-                <w:sz w:val="22"/>
-                <w:szCs w:val="21"/>
-              </w:rPr>
-              <w:t xml:space="preserve"> </w:t>
+              <w:t xml:space="preserve">, S. Neumann, J. Pohl, M. </w:t>
             </w:r>
             <w:proofErr w:type="spellStart"/>
             <w:r>
@@ -9992,39 +9417,7 @@
                 <w:sz w:val="22"/>
                 <w:szCs w:val="21"/>
               </w:rPr>
-              <w:t xml:space="preserve">, </w:t>
-            </w:r>
-            <w:r>
-              <w:rPr>
-                <w:rFonts w:ascii="Garamond" w:hAnsi="Garamond"/>
-                <w:sz w:val="22"/>
-                <w:szCs w:val="21"/>
-              </w:rPr>
-              <w:t>and C.E.</w:t>
-            </w:r>
-            <w:r>
-              <w:rPr>
-                <w:rFonts w:ascii="Garamond" w:hAnsi="Garamond"/>
-                <w:sz w:val="22"/>
-                <w:szCs w:val="21"/>
-              </w:rPr>
-              <w:t xml:space="preserve"> Awai</w:t>
-            </w:r>
-            <w:r>
-              <w:rPr>
-                <w:rFonts w:ascii="Garamond" w:hAnsi="Garamond"/>
-                <w:sz w:val="22"/>
-                <w:szCs w:val="21"/>
-              </w:rPr>
-              <w:t>,</w:t>
-            </w:r>
-            <w:r>
-              <w:rPr>
-                <w:rFonts w:ascii="Garamond" w:hAnsi="Garamond"/>
-                <w:sz w:val="22"/>
-                <w:szCs w:val="21"/>
-              </w:rPr>
-              <w:t xml:space="preserve"> “Beyond Garbage In, Garbage </w:t>
+              <w:t xml:space="preserve">, and C.E. Awai, “Beyond Garbage In, Garbage </w:t>
             </w:r>
             <w:r>
               <w:rPr>
@@ -10042,15 +9435,7 @@
                 <w:sz w:val="22"/>
                 <w:szCs w:val="21"/>
               </w:rPr>
-              <w:t>Disease?</w:t>
-            </w:r>
-            <w:r>
-              <w:rPr>
-                <w:rFonts w:ascii="Garamond" w:hAnsi="Garamond"/>
-                <w:sz w:val="22"/>
-                <w:szCs w:val="21"/>
-              </w:rPr>
-              <w:t>,</w:t>
+              <w:t>Disease?,</w:t>
             </w:r>
             <w:proofErr w:type="gramEnd"/>
             <w:r>
@@ -10267,31 +9652,7 @@
                 <w:sz w:val="22"/>
                 <w:szCs w:val="21"/>
               </w:rPr>
-              <w:t xml:space="preserve"> </w:t>
-            </w:r>
-            <w:r>
-              <w:rPr>
-                <w:rFonts w:ascii="Garamond" w:hAnsi="Garamond"/>
-                <w:sz w:val="22"/>
-                <w:szCs w:val="21"/>
-              </w:rPr>
-              <w:t>“The Brain Network that Preserves Gait Adjustments in Parkinson’s Disease</w:t>
-            </w:r>
-            <w:r>
-              <w:rPr>
-                <w:rFonts w:ascii="Garamond" w:hAnsi="Garamond"/>
-                <w:sz w:val="22"/>
-                <w:szCs w:val="21"/>
-              </w:rPr>
-              <w:t>,</w:t>
-            </w:r>
-            <w:r>
-              <w:rPr>
-                <w:rFonts w:ascii="Garamond" w:hAnsi="Garamond"/>
-                <w:sz w:val="22"/>
-                <w:szCs w:val="21"/>
-              </w:rPr>
-              <w:t>”</w:t>
+              <w:t xml:space="preserve"> “The Brain Network that Preserves Gait Adjustments in Parkinson’s Disease,”</w:t>
             </w:r>
             <w:r>
               <w:rPr>
@@ -10469,15 +9830,7 @@
                 <w:sz w:val="22"/>
                 <w:szCs w:val="21"/>
               </w:rPr>
-              <w:t>C.</w:t>
-            </w:r>
-            <w:r>
-              <w:rPr>
-                <w:rFonts w:ascii="Garamond" w:hAnsi="Garamond"/>
-                <w:sz w:val="22"/>
-                <w:szCs w:val="21"/>
-              </w:rPr>
-              <w:t xml:space="preserve"> Delaney, </w:t>
+              <w:t xml:space="preserve">C. Delaney, </w:t>
             </w:r>
             <w:r>
               <w:rPr>
@@ -10563,15 +9916,7 @@
                 <w:sz w:val="22"/>
                 <w:szCs w:val="21"/>
               </w:rPr>
-              <w:t xml:space="preserve"> Chitnis, </w:t>
-            </w:r>
-            <w:r>
-              <w:rPr>
-                <w:rFonts w:ascii="Garamond" w:hAnsi="Garamond"/>
-                <w:sz w:val="22"/>
-                <w:szCs w:val="21"/>
-              </w:rPr>
-              <w:t xml:space="preserve">and </w:t>
+              <w:t xml:space="preserve"> Chitnis, and </w:t>
             </w:r>
             <w:r>
               <w:rPr>
@@ -10587,7 +9932,7 @@
                 <w:sz w:val="22"/>
                 <w:szCs w:val="21"/>
               </w:rPr>
-              <w:t xml:space="preserve"> Sanders</w:t>
+              <w:t xml:space="preserve"> Sanders, “Assistive Technologies, Clinical Considerations, and Future Directions for Managing Freezing of Gait in Parkinson’s Disease</w:t>
             </w:r>
             <w:r>
               <w:rPr>
@@ -10603,7 +9948,45 @@
                 <w:sz w:val="22"/>
                 <w:szCs w:val="21"/>
               </w:rPr>
-              <w:t xml:space="preserve"> “Assistive Technologies, Clinical Considerations, and Future Directions for Managing Freezing of Gait in Parkinson’s Disease</w:t>
+              <w:t>”</w:t>
+            </w:r>
+            <w:r>
+              <w:rPr>
+                <w:rFonts w:ascii="Garamond" w:hAnsi="Garamond"/>
+                <w:sz w:val="22"/>
+                <w:szCs w:val="21"/>
+              </w:rPr>
+              <w:t xml:space="preserve"> </w:t>
+            </w:r>
+            <w:r>
+              <w:rPr>
+                <w:rFonts w:ascii="Garamond" w:hAnsi="Garamond"/>
+                <w:i/>
+                <w:iCs/>
+                <w:sz w:val="22"/>
+                <w:szCs w:val="21"/>
+              </w:rPr>
+              <w:t xml:space="preserve">Clinical Parkinsonism </w:t>
+            </w:r>
+            <w:r>
+              <w:rPr>
+                <w:rFonts w:ascii="Garamond" w:hAnsi="Garamond"/>
+                <w:i/>
+                <w:iCs/>
+                <w:sz w:val="22"/>
+                <w:szCs w:val="21"/>
+              </w:rPr>
+              <w:t>and</w:t>
+            </w:r>
+            <w:r>
+              <w:rPr>
+                <w:rFonts w:ascii="Garamond" w:hAnsi="Garamond"/>
+                <w:i/>
+                <w:iCs/>
+                <w:sz w:val="22"/>
+                <w:szCs w:val="21"/>
+              </w:rPr>
+              <w:t xml:space="preserve"> Related Disorders</w:t>
             </w:r>
             <w:r>
               <w:rPr>
@@ -10619,65 +10002,11 @@
                 <w:sz w:val="22"/>
                 <w:szCs w:val="21"/>
               </w:rPr>
-              <w:t>”</w:t>
-            </w:r>
-            <w:r>
-              <w:rPr>
-                <w:rFonts w:ascii="Garamond" w:hAnsi="Garamond"/>
-                <w:sz w:val="22"/>
-                <w:szCs w:val="21"/>
-              </w:rPr>
               <w:t xml:space="preserve"> </w:t>
             </w:r>
             <w:r>
               <w:rPr>
                 <w:rFonts w:ascii="Garamond" w:hAnsi="Garamond"/>
-                <w:i/>
-                <w:iCs/>
-                <w:sz w:val="22"/>
-                <w:szCs w:val="21"/>
-              </w:rPr>
-              <w:t xml:space="preserve">Clinical Parkinsonism </w:t>
-            </w:r>
-            <w:r>
-              <w:rPr>
-                <w:rFonts w:ascii="Garamond" w:hAnsi="Garamond"/>
-                <w:i/>
-                <w:iCs/>
-                <w:sz w:val="22"/>
-                <w:szCs w:val="21"/>
-              </w:rPr>
-              <w:t>and</w:t>
-            </w:r>
-            <w:r>
-              <w:rPr>
-                <w:rFonts w:ascii="Garamond" w:hAnsi="Garamond"/>
-                <w:i/>
-                <w:iCs/>
-                <w:sz w:val="22"/>
-                <w:szCs w:val="21"/>
-              </w:rPr>
-              <w:t xml:space="preserve"> Related Disorders</w:t>
-            </w:r>
-            <w:r>
-              <w:rPr>
-                <w:rFonts w:ascii="Garamond" w:hAnsi="Garamond"/>
-                <w:sz w:val="22"/>
-                <w:szCs w:val="21"/>
-              </w:rPr>
-              <w:t>,</w:t>
-            </w:r>
-            <w:r>
-              <w:rPr>
-                <w:rFonts w:ascii="Garamond" w:hAnsi="Garamond"/>
-                <w:sz w:val="22"/>
-                <w:szCs w:val="21"/>
-              </w:rPr>
-              <w:t xml:space="preserve"> </w:t>
-            </w:r>
-            <w:r>
-              <w:rPr>
-                <w:rFonts w:ascii="Garamond" w:hAnsi="Garamond"/>
                 <w:sz w:val="22"/>
                 <w:szCs w:val="21"/>
               </w:rPr>
@@ -10697,15 +10026,7 @@
                 <w:sz w:val="22"/>
                 <w:szCs w:val="21"/>
               </w:rPr>
-              <w:t xml:space="preserve"> </w:t>
-            </w:r>
-            <w:r>
-              <w:rPr>
-                <w:rFonts w:ascii="Garamond" w:hAnsi="Garamond"/>
-                <w:sz w:val="22"/>
-                <w:szCs w:val="21"/>
-              </w:rPr>
-              <w:t>(</w:t>
+              <w:t xml:space="preserve"> (</w:t>
             </w:r>
             <w:r>
               <w:rPr>
@@ -10721,23 +10042,7 @@
                 <w:sz w:val="22"/>
                 <w:szCs w:val="21"/>
               </w:rPr>
-              <w:t>: 2.</w:t>
-            </w:r>
-            <w:r>
-              <w:rPr>
-                <w:rFonts w:ascii="Garamond" w:hAnsi="Garamond"/>
-                <w:sz w:val="22"/>
-                <w:szCs w:val="21"/>
-              </w:rPr>
-              <w:t>7</w:t>
-            </w:r>
-            <w:r>
-              <w:rPr>
-                <w:rFonts w:ascii="Garamond" w:hAnsi="Garamond"/>
-                <w:sz w:val="22"/>
-                <w:szCs w:val="21"/>
-              </w:rPr>
-              <w:t>)</w:t>
+              <w:t>: 2.7)</w:t>
             </w:r>
           </w:p>
         </w:tc>
@@ -10825,31 +10130,7 @@
                 <w:sz w:val="22"/>
                 <w:szCs w:val="21"/>
               </w:rPr>
-              <w:t xml:space="preserve">, M. Sharp, A. Rochette, A. Potvin-Desrochers, and C. </w:t>
-            </w:r>
-            <w:r>
-              <w:rPr>
-                <w:rFonts w:ascii="Garamond" w:hAnsi="Garamond"/>
-                <w:sz w:val="22"/>
-                <w:szCs w:val="21"/>
-              </w:rPr>
-              <w:t>Paquette, “The multidimensionality of fatigue in Parkinson’s disease: a qualitative study of triggers, experience and coping strategies</w:t>
-            </w:r>
-            <w:r>
-              <w:rPr>
-                <w:rFonts w:ascii="Garamond" w:hAnsi="Garamond"/>
-                <w:sz w:val="22"/>
-                <w:szCs w:val="21"/>
-              </w:rPr>
-              <w:t>,</w:t>
-            </w:r>
-            <w:r>
-              <w:rPr>
-                <w:rFonts w:ascii="Garamond" w:hAnsi="Garamond"/>
-                <w:sz w:val="22"/>
-                <w:szCs w:val="21"/>
-              </w:rPr>
-              <w:t>”</w:t>
+              <w:t>, M. Sharp, A. Rochette, A. Potvin-Desrochers, and C. Paquette, “The multidimensionality of fatigue in Parkinson’s disease: a qualitative study of triggers, experience and coping strategies,”</w:t>
             </w:r>
             <w:r>
               <w:rPr>
@@ -10899,15 +10180,7 @@
                 <w:sz w:val="22"/>
                 <w:szCs w:val="21"/>
               </w:rPr>
-              <w:t xml:space="preserve"> </w:t>
-            </w:r>
-            <w:r>
-              <w:rPr>
-                <w:rFonts w:ascii="Garamond" w:hAnsi="Garamond"/>
-                <w:sz w:val="22"/>
-                <w:szCs w:val="21"/>
-              </w:rPr>
-              <w:t>(</w:t>
+              <w:t xml:space="preserve"> (</w:t>
             </w:r>
             <w:r>
               <w:rPr>
@@ -10923,23 +10196,7 @@
                 <w:sz w:val="22"/>
                 <w:szCs w:val="21"/>
               </w:rPr>
-              <w:t>: 2.</w:t>
-            </w:r>
-            <w:r>
-              <w:rPr>
-                <w:rFonts w:ascii="Garamond" w:hAnsi="Garamond"/>
-                <w:sz w:val="22"/>
-                <w:szCs w:val="21"/>
-              </w:rPr>
-              <w:t>2</w:t>
-            </w:r>
-            <w:r>
-              <w:rPr>
-                <w:rFonts w:ascii="Garamond" w:hAnsi="Garamond"/>
-                <w:sz w:val="22"/>
-                <w:szCs w:val="21"/>
-              </w:rPr>
-              <w:t>)</w:t>
+              <w:t>: 2.2)</w:t>
             </w:r>
           </w:p>
         </w:tc>
@@ -11019,111 +10276,7 @@
                 <w:sz w:val="22"/>
                 <w:szCs w:val="21"/>
               </w:rPr>
-              <w:t xml:space="preserve">, </w:t>
-            </w:r>
-            <w:r>
-              <w:rPr>
-                <w:rFonts w:ascii="Garamond" w:hAnsi="Garamond"/>
-                <w:sz w:val="22"/>
-                <w:szCs w:val="21"/>
-              </w:rPr>
-              <w:t xml:space="preserve">J.S.N. </w:t>
-            </w:r>
-            <w:r>
-              <w:rPr>
-                <w:rFonts w:ascii="Garamond" w:hAnsi="Garamond"/>
-                <w:sz w:val="22"/>
-                <w:szCs w:val="21"/>
-              </w:rPr>
-              <w:t xml:space="preserve">Bedime, </w:t>
-            </w:r>
-            <w:r>
-              <w:rPr>
-                <w:rFonts w:ascii="Garamond" w:hAnsi="Garamond"/>
-                <w:sz w:val="22"/>
-                <w:szCs w:val="21"/>
-              </w:rPr>
-              <w:t>T.</w:t>
-            </w:r>
-            <w:r>
-              <w:rPr>
-                <w:rFonts w:ascii="Garamond" w:hAnsi="Garamond"/>
-                <w:sz w:val="22"/>
-                <w:szCs w:val="21"/>
-              </w:rPr>
-              <w:t xml:space="preserve"> Mitchell, </w:t>
-            </w:r>
-            <w:r>
-              <w:rPr>
-                <w:rFonts w:ascii="Garamond" w:hAnsi="Garamond"/>
-                <w:sz w:val="22"/>
-                <w:szCs w:val="21"/>
-              </w:rPr>
-              <w:t>A.</w:t>
-            </w:r>
-            <w:r>
-              <w:rPr>
-                <w:rFonts w:ascii="Garamond" w:hAnsi="Garamond"/>
-                <w:sz w:val="22"/>
-                <w:szCs w:val="21"/>
-              </w:rPr>
-              <w:t xml:space="preserve"> Potvin-Desrochers, and </w:t>
-            </w:r>
-            <w:r>
-              <w:rPr>
-                <w:rFonts w:ascii="Garamond" w:hAnsi="Garamond"/>
-                <w:sz w:val="22"/>
-                <w:szCs w:val="21"/>
-              </w:rPr>
-              <w:t>C.</w:t>
-            </w:r>
-            <w:r>
-              <w:rPr>
-                <w:rFonts w:ascii="Garamond" w:hAnsi="Garamond"/>
-                <w:sz w:val="22"/>
-                <w:szCs w:val="21"/>
-              </w:rPr>
-              <w:t xml:space="preserve"> Paquette</w:t>
-            </w:r>
-            <w:r>
-              <w:rPr>
-                <w:rFonts w:ascii="Garamond" w:hAnsi="Garamond"/>
-                <w:sz w:val="22"/>
-                <w:szCs w:val="21"/>
-              </w:rPr>
-              <w:t>,</w:t>
-            </w:r>
-            <w:r>
-              <w:rPr>
-                <w:rFonts w:ascii="Garamond" w:hAnsi="Garamond"/>
-                <w:sz w:val="22"/>
-                <w:szCs w:val="21"/>
-              </w:rPr>
-              <w:t xml:space="preserve"> “A Multivariate Analysis of Frontoparietal Responses to Complex Walking in Freezing of Gait</w:t>
-            </w:r>
-            <w:r>
-              <w:rPr>
-                <w:rFonts w:ascii="Garamond" w:hAnsi="Garamond"/>
-                <w:sz w:val="22"/>
-                <w:szCs w:val="21"/>
-              </w:rPr>
-              <w:t>,</w:t>
-            </w:r>
-            <w:r>
-              <w:rPr>
-                <w:rFonts w:ascii="Garamond" w:hAnsi="Garamond"/>
-                <w:sz w:val="22"/>
-                <w:szCs w:val="21"/>
-              </w:rPr>
-              <w:t>”</w:t>
-            </w:r>
-            <w:r>
-              <w:rPr>
-                <w:rFonts w:ascii="Garamond" w:hAnsi="Garamond"/>
-                <w:sz w:val="22"/>
-                <w:szCs w:val="21"/>
-              </w:rPr>
-              <w:t xml:space="preserve"> </w:t>
+              <w:t xml:space="preserve">, J.S.N. Bedime, T. Mitchell, A. Potvin-Desrochers, and C. Paquette, “A Multivariate Analysis of Frontoparietal Responses to Complex Walking in Freezing of Gait,” </w:t>
             </w:r>
             <w:r>
               <w:rPr>
@@ -11141,15 +10294,7 @@
                 <w:sz w:val="22"/>
                 <w:szCs w:val="21"/>
               </w:rPr>
-              <w:t xml:space="preserve">, in revision, 2026 </w:t>
-            </w:r>
-            <w:r>
-              <w:rPr>
-                <w:rFonts w:ascii="Garamond" w:hAnsi="Garamond"/>
-                <w:sz w:val="22"/>
-                <w:szCs w:val="21"/>
-              </w:rPr>
-              <w:t>(</w:t>
+              <w:t>, in revision, 2026 (</w:t>
             </w:r>
             <w:r>
               <w:rPr>
@@ -11357,15 +10502,7 @@
                 <w:sz w:val="22"/>
                 <w:szCs w:val="21"/>
               </w:rPr>
-              <w:t xml:space="preserve"> </w:t>
-            </w:r>
-            <w:r>
-              <w:rPr>
-                <w:rFonts w:ascii="Garamond" w:hAnsi="Garamond"/>
-                <w:sz w:val="22"/>
-                <w:szCs w:val="21"/>
-              </w:rPr>
-              <w:t>“</w:t>
+              <w:t xml:space="preserve"> “</w:t>
             </w:r>
             <w:hyperlink r:id="rId55" w:history="1">
               <w:r>
@@ -11519,43 +10656,7 @@
           <w:iCs/>
           <w:sz w:val="22"/>
         </w:rPr>
-        <w:t>(with impact factors</w:t>
-      </w:r>
-      <w:r>
-        <w:rPr>
-          <w:rFonts w:ascii="Garamond" w:hAnsi="Garamond"/>
-          <w:i/>
-          <w:iCs/>
-          <w:sz w:val="22"/>
-        </w:rPr>
-        <w:t xml:space="preserve"> [IFs]</w:t>
-      </w:r>
-      <w:r>
-        <w:rPr>
-          <w:rFonts w:ascii="Garamond" w:hAnsi="Garamond"/>
-          <w:i/>
-          <w:iCs/>
-          <w:sz w:val="22"/>
-        </w:rPr>
-        <w:t xml:space="preserve"> at </w:t>
-      </w:r>
-      <w:r>
-        <w:rPr>
-          <w:rFonts w:ascii="Garamond" w:hAnsi="Garamond"/>
-          <w:i/>
-          <w:iCs/>
-          <w:sz w:val="22"/>
-        </w:rPr>
-        <w:t>submission</w:t>
-      </w:r>
-      <w:r>
-        <w:rPr>
-          <w:rFonts w:ascii="Garamond" w:hAnsi="Garamond"/>
-          <w:i/>
-          <w:iCs/>
-          <w:sz w:val="22"/>
-        </w:rPr>
-        <w:t>)</w:t>
+        <w:t>(with impact factors [IFs] at submission)</w:t>
       </w:r>
     </w:p>
     <w:tbl>
@@ -11907,15 +11008,7 @@
                 <w:sz w:val="22"/>
                 <w:szCs w:val="21"/>
               </w:rPr>
-              <w:t xml:space="preserve">, </w:t>
-            </w:r>
-            <w:r>
-              <w:rPr>
-                <w:rFonts w:ascii="Garamond" w:hAnsi="Garamond"/>
-                <w:sz w:val="22"/>
-                <w:szCs w:val="21"/>
-              </w:rPr>
-              <w:t>and C.</w:t>
+              <w:t>, and C.</w:t>
             </w:r>
             <w:r>
               <w:rPr>
@@ -11991,27 +11084,7 @@
                 <w:sz w:val="22"/>
                 <w:szCs w:val="21"/>
               </w:rPr>
-              <w:t>Converging Clinical and Engineering Research on Neurorehabilitation</w:t>
-            </w:r>
-            <w:r>
-              <w:rPr>
-                <w:rFonts w:ascii="Garamond" w:hAnsi="Garamond"/>
-                <w:i/>
-                <w:iCs/>
-                <w:sz w:val="22"/>
-                <w:szCs w:val="21"/>
-              </w:rPr>
-              <w:t xml:space="preserve"> </w:t>
-            </w:r>
-            <w:r>
-              <w:rPr>
-                <w:rFonts w:ascii="Garamond" w:hAnsi="Garamond"/>
-                <w:i/>
-                <w:iCs/>
-                <w:sz w:val="22"/>
-                <w:szCs w:val="21"/>
-              </w:rPr>
-              <w:t>– Proceedings of the 7</w:t>
+              <w:t>Converging Clinical and Engineering Research on Neurorehabilitation – Proceedings of the 7</w:t>
             </w:r>
             <w:r>
               <w:rPr>
@@ -12163,43 +11236,35 @@
                 <w:sz w:val="22"/>
                 <w:szCs w:val="21"/>
               </w:rPr>
+              <w:t xml:space="preserve"> “Examining the Impact of Fatigue on White Matter tracts in Parkinson’s Disease</w:t>
+            </w:r>
+            <w:r>
+              <w:rPr>
+                <w:rFonts w:ascii="Garamond" w:hAnsi="Garamond"/>
+                <w:sz w:val="22"/>
+                <w:szCs w:val="21"/>
+              </w:rPr>
+              <w:t>,</w:t>
+            </w:r>
+            <w:r>
+              <w:rPr>
+                <w:rFonts w:ascii="Garamond" w:hAnsi="Garamond"/>
+                <w:sz w:val="22"/>
+                <w:szCs w:val="21"/>
+              </w:rPr>
+              <w:t>”</w:t>
+            </w:r>
+            <w:r>
+              <w:rPr>
+                <w:rFonts w:ascii="Garamond" w:hAnsi="Garamond"/>
+                <w:sz w:val="22"/>
+                <w:szCs w:val="21"/>
+              </w:rPr>
               <w:t xml:space="preserve"> </w:t>
             </w:r>
             <w:r>
               <w:rPr>
                 <w:rFonts w:ascii="Garamond" w:hAnsi="Garamond"/>
-                <w:sz w:val="22"/>
-                <w:szCs w:val="21"/>
-              </w:rPr>
-              <w:t>“Examining the Impact of Fatigue on White Matter tracts in Parkinson’s Disease</w:t>
-            </w:r>
-            <w:r>
-              <w:rPr>
-                <w:rFonts w:ascii="Garamond" w:hAnsi="Garamond"/>
-                <w:sz w:val="22"/>
-                <w:szCs w:val="21"/>
-              </w:rPr>
-              <w:t>,</w:t>
-            </w:r>
-            <w:r>
-              <w:rPr>
-                <w:rFonts w:ascii="Garamond" w:hAnsi="Garamond"/>
-                <w:sz w:val="22"/>
-                <w:szCs w:val="21"/>
-              </w:rPr>
-              <w:t>”</w:t>
-            </w:r>
-            <w:r>
-              <w:rPr>
-                <w:rFonts w:ascii="Garamond" w:hAnsi="Garamond"/>
-                <w:sz w:val="22"/>
-                <w:szCs w:val="21"/>
-              </w:rPr>
-              <w:t xml:space="preserve"> </w:t>
-            </w:r>
-            <w:r>
-              <w:rPr>
-                <w:rFonts w:ascii="Garamond" w:hAnsi="Garamond"/>
                 <w:i/>
                 <w:iCs/>
                 <w:sz w:val="22"/>
@@ -12215,17 +11280,7 @@
                 <w:sz w:val="22"/>
                 <w:szCs w:val="21"/>
               </w:rPr>
-              <w:t>M</w:t>
-            </w:r>
-            <w:r>
-              <w:rPr>
-                <w:rFonts w:ascii="Garamond" w:hAnsi="Garamond"/>
-                <w:i/>
-                <w:iCs/>
-                <w:sz w:val="22"/>
-                <w:szCs w:val="21"/>
-              </w:rPr>
-              <w:t>ovement Disorders</w:t>
+              <w:t>Movement Disorders</w:t>
             </w:r>
             <w:r>
               <w:rPr>
@@ -12340,23 +11395,7 @@
                 <w:sz w:val="22"/>
                 <w:szCs w:val="21"/>
               </w:rPr>
-              <w:t>, J.S.N. Bedime, L. Hajjaji, A. Potvin-Desrochers, J. Choi, and C. Paquette</w:t>
-            </w:r>
-            <w:r>
-              <w:rPr>
-                <w:rFonts w:ascii="Garamond" w:hAnsi="Garamond"/>
-                <w:sz w:val="22"/>
-                <w:szCs w:val="21"/>
-              </w:rPr>
-              <w:t>,</w:t>
-            </w:r>
-            <w:r>
-              <w:rPr>
-                <w:rFonts w:ascii="Garamond" w:hAnsi="Garamond"/>
-                <w:sz w:val="22"/>
-                <w:szCs w:val="21"/>
-              </w:rPr>
-              <w:t xml:space="preserve"> “Can people with Parkinson’s disease improve gait adaptation skills via upregulation of the posterior parietal </w:t>
+              <w:t xml:space="preserve">, J.S.N. Bedime, L. Hajjaji, A. Potvin-Desrochers, J. Choi, and C. Paquette, “Can people with Parkinson’s disease improve gait adaptation skills via upregulation of the posterior parietal </w:t>
             </w:r>
             <w:proofErr w:type="gramStart"/>
             <w:r>
@@ -12365,15 +11404,7 @@
                 <w:sz w:val="22"/>
                 <w:szCs w:val="21"/>
               </w:rPr>
-              <w:t>cortex?</w:t>
-            </w:r>
-            <w:r>
-              <w:rPr>
-                <w:rFonts w:ascii="Garamond" w:hAnsi="Garamond"/>
-                <w:sz w:val="22"/>
-                <w:szCs w:val="21"/>
-              </w:rPr>
-              <w:t>,</w:t>
+              <w:t>cortex?,</w:t>
             </w:r>
             <w:proofErr w:type="gramEnd"/>
             <w:r>
@@ -12530,55 +11561,7 @@
                 <w:sz w:val="22"/>
                 <w:szCs w:val="21"/>
               </w:rPr>
-              <w:t xml:space="preserve">, A. Potvin-Desrochers, </w:t>
-            </w:r>
-            <w:r>
-              <w:rPr>
-                <w:rFonts w:ascii="Garamond" w:hAnsi="Garamond"/>
-                <w:sz w:val="22"/>
-                <w:szCs w:val="21"/>
-              </w:rPr>
-              <w:t>P.</w:t>
-            </w:r>
-            <w:r>
-              <w:rPr>
-                <w:rFonts w:ascii="Garamond" w:hAnsi="Garamond"/>
-                <w:sz w:val="22"/>
-                <w:szCs w:val="21"/>
-              </w:rPr>
-              <w:t xml:space="preserve">C. Dixon, </w:t>
-            </w:r>
-            <w:r>
-              <w:rPr>
-                <w:rFonts w:ascii="Garamond" w:hAnsi="Garamond"/>
-                <w:sz w:val="22"/>
-                <w:szCs w:val="21"/>
-              </w:rPr>
-              <w:t>C.E.</w:t>
-            </w:r>
-            <w:r>
-              <w:rPr>
-                <w:rFonts w:ascii="Garamond" w:hAnsi="Garamond"/>
-                <w:sz w:val="22"/>
-                <w:szCs w:val="21"/>
-              </w:rPr>
-              <w:t xml:space="preserve"> Awai, </w:t>
-            </w:r>
-            <w:r>
-              <w:rPr>
-                <w:rFonts w:ascii="Garamond" w:hAnsi="Garamond"/>
-                <w:sz w:val="22"/>
-                <w:szCs w:val="21"/>
-              </w:rPr>
-              <w:t>and C.</w:t>
-            </w:r>
-            <w:r>
-              <w:rPr>
-                <w:rFonts w:ascii="Garamond" w:hAnsi="Garamond"/>
-                <w:sz w:val="22"/>
-                <w:szCs w:val="21"/>
-              </w:rPr>
-              <w:t xml:space="preserve"> Paquette</w:t>
+              <w:t>, A. Potvin-Desrochers, P.C. Dixon, C.E. Awai, and C. Paquette</w:t>
             </w:r>
             <w:r>
               <w:rPr>
@@ -12594,15 +11577,7 @@
                 <w:sz w:val="22"/>
                 <w:szCs w:val="21"/>
               </w:rPr>
-              <w:t xml:space="preserve"> </w:t>
-            </w:r>
-            <w:r>
-              <w:rPr>
-                <w:rFonts w:ascii="Garamond" w:hAnsi="Garamond"/>
-                <w:sz w:val="22"/>
-                <w:szCs w:val="21"/>
-              </w:rPr>
-              <w:t>“</w:t>
+              <w:t xml:space="preserve"> “</w:t>
             </w:r>
             <w:hyperlink r:id="rId58" w:history="1">
               <w:r>
@@ -12702,7 +11677,7 @@
                 <w:sz w:val="22"/>
                 <w:szCs w:val="21"/>
               </w:rPr>
-              <w:t>[</w:t>
+              <w:t>[500+ submissions</w:t>
             </w:r>
             <w:r>
               <w:rPr>
@@ -12712,7 +11687,7 @@
                 <w:sz w:val="22"/>
                 <w:szCs w:val="21"/>
               </w:rPr>
-              <w:t>500+ submissions</w:t>
+              <w:t>, Acceptance rate &lt;30%</w:t>
             </w:r>
             <w:r>
               <w:rPr>
@@ -12722,37 +11697,7 @@
                 <w:sz w:val="22"/>
                 <w:szCs w:val="21"/>
               </w:rPr>
-              <w:t>, Acceptance rate &lt;30%</w:t>
-            </w:r>
-            <w:r>
-              <w:rPr>
-                <w:rFonts w:ascii="Garamond" w:hAnsi="Garamond"/>
-                <w:b/>
-                <w:bCs/>
-                <w:sz w:val="22"/>
-                <w:szCs w:val="21"/>
-              </w:rPr>
-              <w:t xml:space="preserve">, </w:t>
-            </w:r>
-            <w:r>
-              <w:rPr>
-                <w:rFonts w:ascii="Garamond" w:hAnsi="Garamond"/>
-                <w:b/>
-                <w:bCs/>
-                <w:sz w:val="22"/>
-                <w:szCs w:val="21"/>
-              </w:rPr>
-              <w:t>3rd Prize Best Paper Award</w:t>
-            </w:r>
-            <w:r>
-              <w:rPr>
-                <w:rFonts w:ascii="Garamond" w:hAnsi="Garamond"/>
-                <w:b/>
-                <w:bCs/>
-                <w:sz w:val="22"/>
-                <w:szCs w:val="21"/>
-              </w:rPr>
-              <w:t>, Top 0.6%</w:t>
+              <w:t>, 3rd Prize Best Paper Award, Top 0.6%</w:t>
             </w:r>
             <w:r>
               <w:rPr>
@@ -12815,54 +11760,8 @@
                 <w:rFonts w:ascii="Garamond" w:hAnsi="Garamond"/>
                 <w:sz w:val="22"/>
                 <w:szCs w:val="21"/>
-                <w:lang w:val="fr-CA"/>
-              </w:rPr>
-              <w:t>I.</w:t>
-            </w:r>
-            <w:r>
-              <w:rPr>
-                <w:rFonts w:ascii="Garamond" w:hAnsi="Garamond"/>
-                <w:sz w:val="22"/>
-                <w:szCs w:val="21"/>
-                <w:lang w:val="fr-CA"/>
-              </w:rPr>
-              <w:t xml:space="preserve"> Sierra, </w:t>
-            </w:r>
-            <w:r>
-              <w:rPr>
-                <w:rFonts w:ascii="Garamond" w:hAnsi="Garamond"/>
-                <w:sz w:val="22"/>
-                <w:szCs w:val="21"/>
-                <w:lang w:val="fr-CA"/>
-              </w:rPr>
-              <w:t>S.</w:t>
-            </w:r>
-            <w:r>
-              <w:rPr>
-                <w:rFonts w:ascii="Garamond" w:hAnsi="Garamond"/>
-                <w:sz w:val="22"/>
-                <w:szCs w:val="21"/>
-                <w:lang w:val="fr-CA"/>
-              </w:rPr>
-              <w:t xml:space="preserve"> Perfetto, </w:t>
-            </w:r>
-            <w:r>
-              <w:rPr>
-                <w:rFonts w:ascii="Garamond" w:hAnsi="Garamond"/>
-                <w:sz w:val="22"/>
-                <w:szCs w:val="21"/>
-                <w:lang w:val="fr-CA"/>
-              </w:rPr>
-              <w:t>A.</w:t>
-            </w:r>
-            <w:r>
-              <w:rPr>
-                <w:rFonts w:ascii="Garamond" w:hAnsi="Garamond"/>
-                <w:sz w:val="22"/>
-                <w:szCs w:val="21"/>
-                <w:lang w:val="fr-CA"/>
-              </w:rPr>
-              <w:t xml:space="preserve"> Potvin-Desrochers, </w:t>
+              </w:rPr>
+              <w:t xml:space="preserve">I. Sierra, S. Perfetto, A. Potvin-Desrochers, </w:t>
             </w:r>
             <w:r>
               <w:rPr>
@@ -12871,7 +11770,6 @@
                 <w:bCs/>
                 <w:sz w:val="22"/>
                 <w:szCs w:val="21"/>
-                <w:lang w:val="fr-CA"/>
               </w:rPr>
               <w:t>C.E. Mvomo</w:t>
             </w:r>
@@ -12880,109 +11778,8 @@
                 <w:rFonts w:ascii="Garamond" w:hAnsi="Garamond"/>
                 <w:sz w:val="22"/>
                 <w:szCs w:val="21"/>
-                <w:lang w:val="fr-CA"/>
-              </w:rPr>
-              <w:t xml:space="preserve">, </w:t>
-            </w:r>
-            <w:r>
-              <w:rPr>
-                <w:rFonts w:ascii="Garamond" w:hAnsi="Garamond"/>
-                <w:sz w:val="22"/>
-                <w:szCs w:val="21"/>
-                <w:lang w:val="fr-CA"/>
-              </w:rPr>
-              <w:t>J.S.N.</w:t>
-            </w:r>
-            <w:r>
-              <w:rPr>
-                <w:rFonts w:ascii="Garamond" w:hAnsi="Garamond"/>
-                <w:sz w:val="22"/>
-                <w:szCs w:val="21"/>
-                <w:lang w:val="fr-CA"/>
-              </w:rPr>
-              <w:t xml:space="preserve"> Bedime, </w:t>
-            </w:r>
-            <w:r>
-              <w:rPr>
-                <w:rFonts w:ascii="Garamond" w:hAnsi="Garamond"/>
-                <w:sz w:val="22"/>
-                <w:szCs w:val="21"/>
-                <w:lang w:val="fr-CA"/>
-              </w:rPr>
-              <w:t>H.</w:t>
-            </w:r>
-            <w:r>
-              <w:rPr>
-                <w:rFonts w:ascii="Garamond" w:hAnsi="Garamond"/>
-                <w:sz w:val="22"/>
-                <w:szCs w:val="21"/>
-                <w:lang w:val="fr-CA"/>
-              </w:rPr>
-              <w:t xml:space="preserve"> Lajeunesse, </w:t>
-            </w:r>
-            <w:r>
-              <w:rPr>
-                <w:rFonts w:ascii="Garamond" w:hAnsi="Garamond"/>
-                <w:sz w:val="22"/>
-                <w:szCs w:val="21"/>
-                <w:lang w:val="fr-CA"/>
-              </w:rPr>
-              <w:t>F.</w:t>
-            </w:r>
-            <w:r>
-              <w:rPr>
-                <w:rFonts w:ascii="Garamond" w:hAnsi="Garamond"/>
-                <w:sz w:val="22"/>
-                <w:szCs w:val="21"/>
-                <w:lang w:val="fr-CA"/>
-              </w:rPr>
-              <w:t xml:space="preserve"> Parent-</w:t>
-            </w:r>
-            <w:proofErr w:type="spellStart"/>
-            <w:r>
-              <w:rPr>
-                <w:rFonts w:ascii="Garamond" w:hAnsi="Garamond"/>
-                <w:sz w:val="22"/>
-                <w:szCs w:val="21"/>
-                <w:lang w:val="fr-CA"/>
-              </w:rPr>
-              <w:t>L’Ecuyer</w:t>
-            </w:r>
-            <w:proofErr w:type="spellEnd"/>
-            <w:r>
-              <w:rPr>
-                <w:rFonts w:ascii="Garamond" w:hAnsi="Garamond"/>
-                <w:sz w:val="22"/>
-                <w:szCs w:val="21"/>
-                <w:lang w:val="fr-CA"/>
-              </w:rPr>
-              <w:t xml:space="preserve">, </w:t>
-            </w:r>
-            <w:r>
-              <w:rPr>
-                <w:rFonts w:ascii="Garamond" w:hAnsi="Garamond"/>
-                <w:sz w:val="22"/>
-                <w:szCs w:val="21"/>
-                <w:lang w:val="fr-CA"/>
-              </w:rPr>
-              <w:t>and C.</w:t>
-            </w:r>
-            <w:r>
-              <w:rPr>
-                <w:rFonts w:ascii="Garamond" w:hAnsi="Garamond"/>
-                <w:sz w:val="22"/>
-                <w:szCs w:val="21"/>
-                <w:lang w:val="fr-CA"/>
-              </w:rPr>
-              <w:t xml:space="preserve"> Paquette. </w:t>
-            </w:r>
-            <w:r>
-              <w:rPr>
-                <w:rFonts w:ascii="Garamond" w:hAnsi="Garamond"/>
-                <w:sz w:val="22"/>
-                <w:szCs w:val="21"/>
-              </w:rPr>
-              <w:t>“</w:t>
+              </w:rPr>
+              <w:t>, J.S.N. Bedime, H. Lajeunesse, F. Parent-L’Ecuyer, and C. Paquette. “</w:t>
             </w:r>
             <w:hyperlink r:id="rId59" w:history="1">
               <w:r>
@@ -13002,15 +11799,7 @@
                 <w:sz w:val="22"/>
                 <w:szCs w:val="21"/>
               </w:rPr>
-              <w:t>,”</w:t>
-            </w:r>
-            <w:r>
-              <w:rPr>
-                <w:rFonts w:ascii="Garamond" w:hAnsi="Garamond"/>
-                <w:sz w:val="22"/>
-                <w:szCs w:val="21"/>
-              </w:rPr>
-              <w:t xml:space="preserve"> </w:t>
+              <w:t xml:space="preserve">,” </w:t>
             </w:r>
             <w:r>
               <w:rPr>
@@ -13118,119 +11907,7 @@
                 <w:sz w:val="22"/>
                 <w:szCs w:val="21"/>
               </w:rPr>
-              <w:t xml:space="preserve">, </w:t>
-            </w:r>
-            <w:r>
-              <w:rPr>
-                <w:rFonts w:ascii="Garamond" w:hAnsi="Garamond"/>
-                <w:sz w:val="22"/>
-                <w:szCs w:val="21"/>
-              </w:rPr>
-              <w:t>J.S.N.</w:t>
-            </w:r>
-            <w:r>
-              <w:rPr>
-                <w:rFonts w:ascii="Garamond" w:hAnsi="Garamond"/>
-                <w:sz w:val="22"/>
-                <w:szCs w:val="21"/>
-              </w:rPr>
-              <w:t xml:space="preserve"> Bedime, </w:t>
-            </w:r>
-            <w:r>
-              <w:rPr>
-                <w:rFonts w:ascii="Garamond" w:hAnsi="Garamond"/>
-                <w:sz w:val="22"/>
-                <w:szCs w:val="21"/>
-              </w:rPr>
-              <w:t>I.</w:t>
-            </w:r>
-            <w:r>
-              <w:rPr>
-                <w:rFonts w:ascii="Garamond" w:hAnsi="Garamond"/>
-                <w:sz w:val="22"/>
-                <w:szCs w:val="21"/>
-              </w:rPr>
-              <w:t xml:space="preserve"> Sierra, </w:t>
-            </w:r>
-            <w:r>
-              <w:rPr>
-                <w:rFonts w:ascii="Garamond" w:hAnsi="Garamond"/>
-                <w:sz w:val="22"/>
-                <w:szCs w:val="21"/>
-              </w:rPr>
-              <w:t>S.</w:t>
-            </w:r>
-            <w:r>
-              <w:rPr>
-                <w:rFonts w:ascii="Garamond" w:hAnsi="Garamond"/>
-                <w:sz w:val="22"/>
-                <w:szCs w:val="21"/>
-              </w:rPr>
-              <w:t xml:space="preserve"> Perfetto, </w:t>
-            </w:r>
-            <w:r>
-              <w:rPr>
-                <w:rFonts w:ascii="Garamond" w:hAnsi="Garamond"/>
-                <w:sz w:val="22"/>
-                <w:szCs w:val="21"/>
-              </w:rPr>
-              <w:t>H.</w:t>
-            </w:r>
-            <w:r>
-              <w:rPr>
-                <w:rFonts w:ascii="Garamond" w:hAnsi="Garamond"/>
-                <w:sz w:val="22"/>
-                <w:szCs w:val="21"/>
-              </w:rPr>
-              <w:t xml:space="preserve"> Lajeunesse, </w:t>
-            </w:r>
-            <w:r>
-              <w:rPr>
-                <w:rFonts w:ascii="Garamond" w:hAnsi="Garamond"/>
-                <w:sz w:val="22"/>
-                <w:szCs w:val="21"/>
-              </w:rPr>
-              <w:t>A.</w:t>
-            </w:r>
-            <w:r>
-              <w:rPr>
-                <w:rFonts w:ascii="Garamond" w:hAnsi="Garamond"/>
-                <w:sz w:val="22"/>
-                <w:szCs w:val="21"/>
-              </w:rPr>
-              <w:t xml:space="preserve"> Potvin-Desrochers, </w:t>
-            </w:r>
-            <w:r>
-              <w:rPr>
-                <w:rFonts w:ascii="Garamond" w:hAnsi="Garamond"/>
-                <w:sz w:val="22"/>
-                <w:szCs w:val="21"/>
-              </w:rPr>
-              <w:t>C.E.</w:t>
-            </w:r>
-            <w:r>
-              <w:rPr>
-                <w:rFonts w:ascii="Garamond" w:hAnsi="Garamond"/>
-                <w:sz w:val="22"/>
-                <w:szCs w:val="21"/>
-              </w:rPr>
-              <w:t xml:space="preserve"> Awai, </w:t>
-            </w:r>
-            <w:r>
-              <w:rPr>
-                <w:rFonts w:ascii="Garamond" w:hAnsi="Garamond"/>
-                <w:sz w:val="22"/>
-                <w:szCs w:val="21"/>
-              </w:rPr>
-              <w:t>and C.</w:t>
-            </w:r>
-            <w:r>
-              <w:rPr>
-                <w:rFonts w:ascii="Garamond" w:hAnsi="Garamond"/>
-                <w:sz w:val="22"/>
-                <w:szCs w:val="21"/>
-              </w:rPr>
-              <w:t xml:space="preserve"> Paquette, “</w:t>
+              <w:t>, J.S.N. Bedime, I. Sierra, S. Perfetto, H. Lajeunesse, A. Potvin-Desrochers, C.E. Awai, and C. Paquette, “</w:t>
             </w:r>
             <w:hyperlink r:id="rId60" w:history="1">
               <w:r>
@@ -13278,17 +11955,7 @@
                 <w:sz w:val="22"/>
                 <w:szCs w:val="21"/>
               </w:rPr>
-              <w:t>Movement</w:t>
-            </w:r>
-            <w:r>
-              <w:rPr>
-                <w:rFonts w:ascii="Garamond" w:hAnsi="Garamond"/>
-                <w:i/>
-                <w:iCs/>
-                <w:sz w:val="22"/>
-                <w:szCs w:val="21"/>
-              </w:rPr>
-              <w:t xml:space="preserve"> Disorders</w:t>
+              <w:t>Movement Disorders</w:t>
             </w:r>
             <w:r>
               <w:rPr>
@@ -13342,37 +12009,7 @@
           <w:szCs w:val="24"/>
         </w:rPr>
         <w:lastRenderedPageBreak/>
-        <w:t>Select</w:t>
-      </w:r>
-      <w:r>
-        <w:rPr>
-          <w:rFonts w:ascii="Garamond" w:hAnsi="Garamond"/>
-          <w:b/>
-          <w:bCs/>
-          <w:sz w:val="28"/>
-          <w:szCs w:val="24"/>
-        </w:rPr>
-        <w:t>ed</w:t>
-      </w:r>
-      <w:r>
-        <w:rPr>
-          <w:rFonts w:ascii="Garamond" w:hAnsi="Garamond"/>
-          <w:b/>
-          <w:bCs/>
-          <w:sz w:val="28"/>
-          <w:szCs w:val="24"/>
-        </w:rPr>
-        <w:t xml:space="preserve"> Conference </w:t>
-      </w:r>
-      <w:r>
-        <w:rPr>
-          <w:rFonts w:ascii="Garamond" w:hAnsi="Garamond"/>
-          <w:b/>
-          <w:bCs/>
-          <w:sz w:val="28"/>
-          <w:szCs w:val="24"/>
-        </w:rPr>
-        <w:t>Posters</w:t>
+        <w:t>Selected Conference Posters</w:t>
       </w:r>
     </w:p>
     <w:p>
@@ -13509,15 +12146,7 @@
                 <w:sz w:val="22"/>
                 <w:szCs w:val="21"/>
               </w:rPr>
-              <w:t>J.S.N.</w:t>
-            </w:r>
-            <w:r>
-              <w:rPr>
-                <w:rFonts w:ascii="Garamond" w:hAnsi="Garamond"/>
-                <w:sz w:val="22"/>
-                <w:szCs w:val="21"/>
-              </w:rPr>
-              <w:t xml:space="preserve"> Bedime, </w:t>
+              <w:t xml:space="preserve">J.S.N. Bedime, </w:t>
             </w:r>
             <w:r>
               <w:rPr>
@@ -13535,6 +12164,23 @@
                 <w:sz w:val="22"/>
                 <w:szCs w:val="21"/>
               </w:rPr>
+              <w:t xml:space="preserve">, S. Perfetto, I. Sierra, H. Lajeunesse, F. Parent-L’Ecuyer, </w:t>
+            </w:r>
+            <w:r>
+              <w:rPr>
+                <w:rFonts w:ascii="Garamond" w:hAnsi="Garamond"/>
+                <w:sz w:val="22"/>
+                <w:szCs w:val="21"/>
+                <w:u w:val="single"/>
+              </w:rPr>
+              <w:t>T. Ogawa</w:t>
+            </w:r>
+            <w:r>
+              <w:rPr>
+                <w:rFonts w:ascii="Garamond" w:hAnsi="Garamond"/>
+                <w:sz w:val="22"/>
+                <w:szCs w:val="21"/>
+              </w:rPr>
               <w:t xml:space="preserve">, </w:t>
             </w:r>
             <w:r>
@@ -13542,89 +12188,8 @@
                 <w:rFonts w:ascii="Garamond" w:hAnsi="Garamond"/>
                 <w:sz w:val="22"/>
                 <w:szCs w:val="21"/>
-              </w:rPr>
-              <w:t>S.</w:t>
-            </w:r>
-            <w:r>
-              <w:rPr>
-                <w:rFonts w:ascii="Garamond" w:hAnsi="Garamond"/>
-                <w:sz w:val="22"/>
-                <w:szCs w:val="21"/>
-              </w:rPr>
-              <w:t xml:space="preserve"> Perfetto, </w:t>
-            </w:r>
-            <w:r>
-              <w:rPr>
-                <w:rFonts w:ascii="Garamond" w:hAnsi="Garamond"/>
-                <w:sz w:val="22"/>
-                <w:szCs w:val="21"/>
-              </w:rPr>
-              <w:t>I.</w:t>
-            </w:r>
-            <w:r>
-              <w:rPr>
-                <w:rFonts w:ascii="Garamond" w:hAnsi="Garamond"/>
-                <w:sz w:val="22"/>
-                <w:szCs w:val="21"/>
-              </w:rPr>
-              <w:t xml:space="preserve"> Sierra, </w:t>
-            </w:r>
-            <w:r>
-              <w:rPr>
-                <w:rFonts w:ascii="Garamond" w:hAnsi="Garamond"/>
-                <w:sz w:val="22"/>
-                <w:szCs w:val="21"/>
-              </w:rPr>
-              <w:t>H.</w:t>
-            </w:r>
-            <w:r>
-              <w:rPr>
-                <w:rFonts w:ascii="Garamond" w:hAnsi="Garamond"/>
-                <w:sz w:val="22"/>
-                <w:szCs w:val="21"/>
-              </w:rPr>
-              <w:t xml:space="preserve"> Lajeunesse, </w:t>
-            </w:r>
-            <w:r>
-              <w:rPr>
-                <w:rFonts w:ascii="Garamond" w:hAnsi="Garamond"/>
-                <w:sz w:val="22"/>
-                <w:szCs w:val="21"/>
-              </w:rPr>
-              <w:t>F.</w:t>
-            </w:r>
-            <w:r>
-              <w:rPr>
-                <w:rFonts w:ascii="Garamond" w:hAnsi="Garamond"/>
-                <w:sz w:val="22"/>
-                <w:szCs w:val="21"/>
-              </w:rPr>
-              <w:t xml:space="preserve"> Parent-L’Ecuyer, </w:t>
-            </w:r>
-            <w:r>
-              <w:rPr>
-                <w:rFonts w:ascii="Garamond" w:hAnsi="Garamond"/>
-                <w:sz w:val="22"/>
-                <w:szCs w:val="21"/>
                 <w:u w:val="single"/>
               </w:rPr>
-              <w:t>T. Ogawa</w:t>
-            </w:r>
-            <w:r>
-              <w:rPr>
-                <w:rFonts w:ascii="Garamond" w:hAnsi="Garamond"/>
-                <w:sz w:val="22"/>
-                <w:szCs w:val="21"/>
-              </w:rPr>
-              <w:t xml:space="preserve">, </w:t>
-            </w:r>
-            <w:r>
-              <w:rPr>
-                <w:rFonts w:ascii="Garamond" w:hAnsi="Garamond"/>
-                <w:sz w:val="22"/>
-                <w:szCs w:val="21"/>
-                <w:u w:val="single"/>
-              </w:rPr>
               <w:t>J.Y. Park</w:t>
             </w:r>
             <w:r>
@@ -13633,31 +12198,171 @@
                 <w:sz w:val="22"/>
                 <w:szCs w:val="21"/>
               </w:rPr>
-              <w:t xml:space="preserve">, </w:t>
-            </w:r>
-            <w:r>
-              <w:rPr>
-                <w:rFonts w:ascii="Garamond" w:hAnsi="Garamond"/>
-                <w:sz w:val="22"/>
-                <w:szCs w:val="21"/>
-              </w:rPr>
-              <w:t>M.</w:t>
-            </w:r>
-            <w:r>
-              <w:rPr>
-                <w:rFonts w:ascii="Garamond" w:hAnsi="Garamond"/>
-                <w:sz w:val="22"/>
-                <w:szCs w:val="21"/>
-              </w:rPr>
-              <w:t xml:space="preserve"> Sharp, </w:t>
-            </w:r>
-            <w:r>
-              <w:rPr>
-                <w:rFonts w:ascii="Garamond" w:hAnsi="Garamond"/>
-                <w:sz w:val="22"/>
-                <w:szCs w:val="21"/>
-              </w:rPr>
-              <w:t>MH.</w:t>
+              <w:t xml:space="preserve">, M. Sharp, MH. </w:t>
+            </w:r>
+            <w:proofErr w:type="spellStart"/>
+            <w:r>
+              <w:rPr>
+                <w:rFonts w:ascii="Garamond" w:hAnsi="Garamond"/>
+                <w:sz w:val="22"/>
+                <w:szCs w:val="21"/>
+              </w:rPr>
+              <w:t>Pennestri</w:t>
+            </w:r>
+            <w:proofErr w:type="spellEnd"/>
+            <w:r>
+              <w:rPr>
+                <w:rFonts w:ascii="Garamond" w:hAnsi="Garamond"/>
+                <w:sz w:val="22"/>
+                <w:szCs w:val="21"/>
+              </w:rPr>
+              <w:t>, A. Potvin-Desrochers, B.G.G. da Costa, A. Parent, and C. Paquette</w:t>
+            </w:r>
+            <w:r>
+              <w:rPr>
+                <w:rFonts w:ascii="Garamond" w:hAnsi="Garamond"/>
+                <w:sz w:val="22"/>
+                <w:szCs w:val="21"/>
+              </w:rPr>
+              <w:t>, “</w:t>
+            </w:r>
+            <w:r>
+              <w:rPr>
+                <w:rFonts w:ascii="Garamond" w:hAnsi="Garamond"/>
+                <w:sz w:val="22"/>
+                <w:szCs w:val="21"/>
+              </w:rPr>
+              <w:t xml:space="preserve">Physical </w:t>
+            </w:r>
+            <w:r>
+              <w:rPr>
+                <w:rFonts w:ascii="Garamond" w:hAnsi="Garamond"/>
+                <w:sz w:val="22"/>
+                <w:szCs w:val="21"/>
+              </w:rPr>
+              <w:t>A</w:t>
+            </w:r>
+            <w:r>
+              <w:rPr>
+                <w:rFonts w:ascii="Garamond" w:hAnsi="Garamond"/>
+                <w:sz w:val="22"/>
+                <w:szCs w:val="21"/>
+              </w:rPr>
+              <w:t xml:space="preserve">ctivity and </w:t>
+            </w:r>
+            <w:r>
+              <w:rPr>
+                <w:rFonts w:ascii="Garamond" w:hAnsi="Garamond"/>
+                <w:sz w:val="22"/>
+                <w:szCs w:val="21"/>
+              </w:rPr>
+              <w:t>S</w:t>
+            </w:r>
+            <w:r>
+              <w:rPr>
+                <w:rFonts w:ascii="Garamond" w:hAnsi="Garamond"/>
+                <w:sz w:val="22"/>
+                <w:szCs w:val="21"/>
+              </w:rPr>
+              <w:t xml:space="preserve">edentary </w:t>
+            </w:r>
+            <w:r>
+              <w:rPr>
+                <w:rFonts w:ascii="Garamond" w:hAnsi="Garamond"/>
+                <w:sz w:val="22"/>
+                <w:szCs w:val="21"/>
+              </w:rPr>
+              <w:t>B</w:t>
+            </w:r>
+            <w:r>
+              <w:rPr>
+                <w:rFonts w:ascii="Garamond" w:hAnsi="Garamond"/>
+                <w:sz w:val="22"/>
+                <w:szCs w:val="21"/>
+              </w:rPr>
+              <w:t xml:space="preserve">ehavior </w:t>
+            </w:r>
+            <w:r>
+              <w:rPr>
+                <w:rFonts w:ascii="Garamond" w:hAnsi="Garamond"/>
+                <w:sz w:val="22"/>
+                <w:szCs w:val="21"/>
+              </w:rPr>
+              <w:t>M</w:t>
+            </w:r>
+            <w:r>
+              <w:rPr>
+                <w:rFonts w:ascii="Garamond" w:hAnsi="Garamond"/>
+                <w:sz w:val="22"/>
+                <w:szCs w:val="21"/>
+              </w:rPr>
+              <w:t xml:space="preserve">onitoring in </w:t>
+            </w:r>
+            <w:r>
+              <w:rPr>
+                <w:rFonts w:ascii="Garamond" w:hAnsi="Garamond"/>
+                <w:sz w:val="22"/>
+                <w:szCs w:val="21"/>
+              </w:rPr>
+              <w:t>P</w:t>
+            </w:r>
+            <w:r>
+              <w:rPr>
+                <w:rFonts w:ascii="Garamond" w:hAnsi="Garamond"/>
+                <w:sz w:val="22"/>
+                <w:szCs w:val="21"/>
+              </w:rPr>
+              <w:t xml:space="preserve">eople with Parkinson's </w:t>
+            </w:r>
+            <w:r>
+              <w:rPr>
+                <w:rFonts w:ascii="Garamond" w:hAnsi="Garamond"/>
+                <w:sz w:val="22"/>
+                <w:szCs w:val="21"/>
+              </w:rPr>
+              <w:t>D</w:t>
+            </w:r>
+            <w:r>
+              <w:rPr>
+                <w:rFonts w:ascii="Garamond" w:hAnsi="Garamond"/>
+                <w:sz w:val="22"/>
+                <w:szCs w:val="21"/>
+              </w:rPr>
+              <w:t xml:space="preserve">isease and </w:t>
+            </w:r>
+            <w:r>
+              <w:rPr>
+                <w:rFonts w:ascii="Garamond" w:hAnsi="Garamond"/>
+                <w:sz w:val="22"/>
+                <w:szCs w:val="21"/>
+              </w:rPr>
+              <w:t>F</w:t>
+            </w:r>
+            <w:r>
+              <w:rPr>
+                <w:rFonts w:ascii="Garamond" w:hAnsi="Garamond"/>
+                <w:sz w:val="22"/>
+                <w:szCs w:val="21"/>
+              </w:rPr>
+              <w:t>atigue</w:t>
+            </w:r>
+            <w:r>
+              <w:rPr>
+                <w:rFonts w:ascii="Garamond" w:hAnsi="Garamond"/>
+                <w:sz w:val="22"/>
+                <w:szCs w:val="21"/>
+              </w:rPr>
+              <w:t xml:space="preserve">,” </w:t>
+            </w:r>
+            <w:r>
+              <w:rPr>
+                <w:rFonts w:ascii="Garamond" w:hAnsi="Garamond"/>
+                <w:i/>
+                <w:iCs/>
+                <w:sz w:val="22"/>
+                <w:szCs w:val="21"/>
+              </w:rPr>
+              <w:t>in</w:t>
             </w:r>
             <w:r>
               <w:rPr>
@@ -13667,271 +12372,15 @@
               </w:rPr>
               <w:t xml:space="preserve"> </w:t>
             </w:r>
-            <w:proofErr w:type="spellStart"/>
-            <w:r>
-              <w:rPr>
-                <w:rFonts w:ascii="Garamond" w:hAnsi="Garamond"/>
-                <w:sz w:val="22"/>
-                <w:szCs w:val="21"/>
-              </w:rPr>
-              <w:t>Pennestri</w:t>
-            </w:r>
-            <w:proofErr w:type="spellEnd"/>
-            <w:r>
-              <w:rPr>
-                <w:rFonts w:ascii="Garamond" w:hAnsi="Garamond"/>
-                <w:sz w:val="22"/>
-                <w:szCs w:val="21"/>
-              </w:rPr>
-              <w:t xml:space="preserve">, </w:t>
-            </w:r>
-            <w:r>
-              <w:rPr>
-                <w:rFonts w:ascii="Garamond" w:hAnsi="Garamond"/>
-                <w:sz w:val="22"/>
-                <w:szCs w:val="21"/>
-              </w:rPr>
-              <w:t>A.</w:t>
-            </w:r>
-            <w:r>
-              <w:rPr>
-                <w:rFonts w:ascii="Garamond" w:hAnsi="Garamond"/>
-                <w:sz w:val="22"/>
-                <w:szCs w:val="21"/>
-              </w:rPr>
-              <w:t xml:space="preserve"> Potvin-Desrochers, </w:t>
-            </w:r>
-            <w:r>
-              <w:rPr>
-                <w:rFonts w:ascii="Garamond" w:hAnsi="Garamond"/>
-                <w:sz w:val="22"/>
-                <w:szCs w:val="21"/>
-              </w:rPr>
-              <w:t>B.</w:t>
-            </w:r>
-            <w:r>
-              <w:rPr>
-                <w:rFonts w:ascii="Garamond" w:hAnsi="Garamond"/>
-                <w:sz w:val="22"/>
-                <w:szCs w:val="21"/>
-              </w:rPr>
-              <w:t xml:space="preserve">G.G. da Costa, </w:t>
-            </w:r>
-            <w:r>
-              <w:rPr>
-                <w:rFonts w:ascii="Garamond" w:hAnsi="Garamond"/>
-                <w:sz w:val="22"/>
-                <w:szCs w:val="21"/>
-              </w:rPr>
-              <w:t>A.</w:t>
-            </w:r>
-            <w:r>
-              <w:rPr>
-                <w:rFonts w:ascii="Garamond" w:hAnsi="Garamond"/>
-                <w:sz w:val="22"/>
-                <w:szCs w:val="21"/>
-              </w:rPr>
-              <w:t xml:space="preserve"> Parent, </w:t>
-            </w:r>
-            <w:r>
-              <w:rPr>
-                <w:rFonts w:ascii="Garamond" w:hAnsi="Garamond"/>
-                <w:sz w:val="22"/>
-                <w:szCs w:val="21"/>
-              </w:rPr>
-              <w:t>and C.</w:t>
-            </w:r>
-            <w:r>
-              <w:rPr>
-                <w:rFonts w:ascii="Garamond" w:hAnsi="Garamond"/>
-                <w:sz w:val="22"/>
-                <w:szCs w:val="21"/>
-              </w:rPr>
-              <w:t xml:space="preserve"> Paquette</w:t>
-            </w:r>
-            <w:r>
-              <w:rPr>
-                <w:rFonts w:ascii="Garamond" w:hAnsi="Garamond"/>
-                <w:sz w:val="22"/>
-                <w:szCs w:val="21"/>
-              </w:rPr>
-              <w:t>, “</w:t>
-            </w:r>
-            <w:r>
-              <w:rPr>
-                <w:rFonts w:ascii="Garamond" w:hAnsi="Garamond"/>
-                <w:sz w:val="22"/>
-                <w:szCs w:val="21"/>
-              </w:rPr>
-              <w:t xml:space="preserve">Physical </w:t>
-            </w:r>
-            <w:r>
-              <w:rPr>
-                <w:rFonts w:ascii="Garamond" w:hAnsi="Garamond"/>
-                <w:sz w:val="22"/>
-                <w:szCs w:val="21"/>
-              </w:rPr>
-              <w:t>A</w:t>
-            </w:r>
-            <w:r>
-              <w:rPr>
-                <w:rFonts w:ascii="Garamond" w:hAnsi="Garamond"/>
-                <w:sz w:val="22"/>
-                <w:szCs w:val="21"/>
-              </w:rPr>
-              <w:t xml:space="preserve">ctivity and </w:t>
-            </w:r>
-            <w:r>
-              <w:rPr>
-                <w:rFonts w:ascii="Garamond" w:hAnsi="Garamond"/>
-                <w:sz w:val="22"/>
-                <w:szCs w:val="21"/>
-              </w:rPr>
-              <w:t>S</w:t>
-            </w:r>
-            <w:r>
-              <w:rPr>
-                <w:rFonts w:ascii="Garamond" w:hAnsi="Garamond"/>
-                <w:sz w:val="22"/>
-                <w:szCs w:val="21"/>
-              </w:rPr>
-              <w:t xml:space="preserve">edentary </w:t>
-            </w:r>
-            <w:r>
-              <w:rPr>
-                <w:rFonts w:ascii="Garamond" w:hAnsi="Garamond"/>
-                <w:sz w:val="22"/>
-                <w:szCs w:val="21"/>
-              </w:rPr>
-              <w:t>B</w:t>
-            </w:r>
-            <w:r>
-              <w:rPr>
-                <w:rFonts w:ascii="Garamond" w:hAnsi="Garamond"/>
-                <w:sz w:val="22"/>
-                <w:szCs w:val="21"/>
-              </w:rPr>
-              <w:t xml:space="preserve">ehavior </w:t>
-            </w:r>
-            <w:r>
-              <w:rPr>
-                <w:rFonts w:ascii="Garamond" w:hAnsi="Garamond"/>
-                <w:sz w:val="22"/>
-                <w:szCs w:val="21"/>
-              </w:rPr>
-              <w:t>M</w:t>
-            </w:r>
-            <w:r>
-              <w:rPr>
-                <w:rFonts w:ascii="Garamond" w:hAnsi="Garamond"/>
-                <w:sz w:val="22"/>
-                <w:szCs w:val="21"/>
-              </w:rPr>
-              <w:t xml:space="preserve">onitoring in </w:t>
-            </w:r>
-            <w:r>
-              <w:rPr>
-                <w:rFonts w:ascii="Garamond" w:hAnsi="Garamond"/>
-                <w:sz w:val="22"/>
-                <w:szCs w:val="21"/>
-              </w:rPr>
-              <w:t>P</w:t>
-            </w:r>
-            <w:r>
-              <w:rPr>
-                <w:rFonts w:ascii="Garamond" w:hAnsi="Garamond"/>
-                <w:sz w:val="22"/>
-                <w:szCs w:val="21"/>
-              </w:rPr>
-              <w:t xml:space="preserve">eople with Parkinson's </w:t>
-            </w:r>
-            <w:r>
-              <w:rPr>
-                <w:rFonts w:ascii="Garamond" w:hAnsi="Garamond"/>
-                <w:sz w:val="22"/>
-                <w:szCs w:val="21"/>
-              </w:rPr>
-              <w:t>D</w:t>
-            </w:r>
-            <w:r>
-              <w:rPr>
-                <w:rFonts w:ascii="Garamond" w:hAnsi="Garamond"/>
-                <w:sz w:val="22"/>
-                <w:szCs w:val="21"/>
-              </w:rPr>
-              <w:t xml:space="preserve">isease and </w:t>
-            </w:r>
-            <w:r>
-              <w:rPr>
-                <w:rFonts w:ascii="Garamond" w:hAnsi="Garamond"/>
-                <w:sz w:val="22"/>
-                <w:szCs w:val="21"/>
-              </w:rPr>
-              <w:t>F</w:t>
-            </w:r>
-            <w:r>
-              <w:rPr>
-                <w:rFonts w:ascii="Garamond" w:hAnsi="Garamond"/>
-                <w:sz w:val="22"/>
-                <w:szCs w:val="21"/>
-              </w:rPr>
-              <w:t>atigue</w:t>
-            </w:r>
-            <w:r>
-              <w:rPr>
-                <w:rFonts w:ascii="Garamond" w:hAnsi="Garamond"/>
-                <w:sz w:val="22"/>
-                <w:szCs w:val="21"/>
-              </w:rPr>
-              <w:t xml:space="preserve">,” </w:t>
-            </w:r>
-            <w:r>
-              <w:rPr>
-                <w:rFonts w:ascii="Garamond" w:hAnsi="Garamond"/>
-                <w:i/>
-                <w:iCs/>
-                <w:sz w:val="22"/>
-                <w:szCs w:val="21"/>
-              </w:rPr>
-              <w:t>in</w:t>
-            </w:r>
-            <w:r>
-              <w:rPr>
-                <w:rFonts w:ascii="Garamond" w:hAnsi="Garamond"/>
-                <w:sz w:val="22"/>
-                <w:szCs w:val="21"/>
-              </w:rPr>
-              <w:t xml:space="preserve"> </w:t>
-            </w:r>
-            <w:r>
-              <w:rPr>
-                <w:rFonts w:ascii="Garamond" w:hAnsi="Garamond"/>
-                <w:i/>
-                <w:iCs/>
-                <w:sz w:val="22"/>
-                <w:szCs w:val="21"/>
-              </w:rPr>
-              <w:t xml:space="preserve">International Society of Posture </w:t>
-            </w:r>
-            <w:r>
-              <w:rPr>
-                <w:rFonts w:ascii="Garamond" w:hAnsi="Garamond"/>
-                <w:i/>
-                <w:iCs/>
-                <w:sz w:val="22"/>
-                <w:szCs w:val="21"/>
-              </w:rPr>
-              <w:t>and</w:t>
-            </w:r>
-            <w:r>
-              <w:rPr>
-                <w:rFonts w:ascii="Garamond" w:hAnsi="Garamond"/>
-                <w:i/>
-                <w:iCs/>
-                <w:sz w:val="22"/>
-                <w:szCs w:val="21"/>
-              </w:rPr>
-              <w:t xml:space="preserve"> Gait Research (ISPGR) - World Congress</w:t>
+            <w:r>
+              <w:rPr>
+                <w:rFonts w:ascii="Garamond" w:hAnsi="Garamond"/>
+                <w:i/>
+                <w:iCs/>
+                <w:sz w:val="22"/>
+                <w:szCs w:val="21"/>
+              </w:rPr>
+              <w:t>International Society of Posture and Gait Research (ISPGR) - World Congress</w:t>
             </w:r>
             <w:r>
               <w:rPr>
@@ -14062,7 +12511,6 @@
                 <w:rFonts w:ascii="Garamond" w:hAnsi="Garamond"/>
                 <w:sz w:val="22"/>
                 <w:szCs w:val="21"/>
-                <w:lang w:val="fr-CA"/>
               </w:rPr>
               <w:t xml:space="preserve">J.S.N. Bedime, </w:t>
             </w:r>
@@ -14073,7 +12521,6 @@
                 <w:bCs/>
                 <w:sz w:val="22"/>
                 <w:szCs w:val="21"/>
-                <w:lang w:val="fr-CA"/>
               </w:rPr>
               <w:t>C.E. Mvomo</w:t>
             </w:r>
@@ -14082,97 +12529,8 @@
                 <w:rFonts w:ascii="Garamond" w:hAnsi="Garamond"/>
                 <w:sz w:val="22"/>
                 <w:szCs w:val="21"/>
-                <w:lang w:val="fr-CA"/>
-              </w:rPr>
-              <w:t xml:space="preserve">, S. Perfetto, I. Sierra, H. Lajeunesse, JP. </w:t>
-            </w:r>
-            <w:r>
-              <w:rPr>
-                <w:rFonts w:ascii="Garamond" w:hAnsi="Garamond"/>
-                <w:sz w:val="22"/>
-                <w:szCs w:val="21"/>
-              </w:rPr>
-              <w:t xml:space="preserve">Soucy, </w:t>
-            </w:r>
-            <w:r>
-              <w:rPr>
-                <w:rFonts w:ascii="Garamond" w:hAnsi="Garamond"/>
-                <w:sz w:val="22"/>
-                <w:szCs w:val="21"/>
-              </w:rPr>
-              <w:t>A.</w:t>
-            </w:r>
-            <w:r>
-              <w:rPr>
-                <w:rFonts w:ascii="Garamond" w:hAnsi="Garamond"/>
-                <w:sz w:val="22"/>
-                <w:szCs w:val="21"/>
-              </w:rPr>
-              <w:t xml:space="preserve"> Potvin-Desrochers, </w:t>
-            </w:r>
-            <w:r>
-              <w:rPr>
-                <w:rFonts w:ascii="Garamond" w:hAnsi="Garamond"/>
-                <w:sz w:val="22"/>
-                <w:szCs w:val="21"/>
-              </w:rPr>
-              <w:t>M.</w:t>
-            </w:r>
-            <w:r>
-              <w:rPr>
-                <w:rFonts w:ascii="Garamond" w:hAnsi="Garamond"/>
-                <w:sz w:val="22"/>
-                <w:szCs w:val="21"/>
-              </w:rPr>
-              <w:t xml:space="preserve"> Sharp, </w:t>
-            </w:r>
-            <w:r>
-              <w:rPr>
-                <w:rFonts w:ascii="Garamond" w:hAnsi="Garamond"/>
-                <w:sz w:val="22"/>
-                <w:szCs w:val="21"/>
-              </w:rPr>
-              <w:t>A.</w:t>
-            </w:r>
-            <w:r>
-              <w:rPr>
-                <w:rFonts w:ascii="Garamond" w:hAnsi="Garamond"/>
-                <w:sz w:val="22"/>
-                <w:szCs w:val="21"/>
-              </w:rPr>
-              <w:t xml:space="preserve"> Rochette, </w:t>
-            </w:r>
-            <w:r>
-              <w:rPr>
-                <w:rFonts w:ascii="Garamond" w:hAnsi="Garamond"/>
-                <w:sz w:val="22"/>
-                <w:szCs w:val="21"/>
-              </w:rPr>
-              <w:t>A.</w:t>
-            </w:r>
-            <w:r>
-              <w:rPr>
-                <w:rFonts w:ascii="Garamond" w:hAnsi="Garamond"/>
-                <w:sz w:val="22"/>
-                <w:szCs w:val="21"/>
-              </w:rPr>
-              <w:t xml:space="preserve"> Parent, </w:t>
-            </w:r>
-            <w:r>
-              <w:rPr>
-                <w:rFonts w:ascii="Garamond" w:hAnsi="Garamond"/>
-                <w:sz w:val="22"/>
-                <w:szCs w:val="21"/>
-              </w:rPr>
-              <w:t>and C.</w:t>
-            </w:r>
-            <w:r>
-              <w:rPr>
-                <w:rFonts w:ascii="Garamond" w:hAnsi="Garamond"/>
-                <w:sz w:val="22"/>
-                <w:szCs w:val="21"/>
-              </w:rPr>
-              <w:t xml:space="preserve"> Paquette</w:t>
+              </w:rPr>
+              <w:t>, S. Perfetto, I. Sierra, H. Lajeunesse, JP. Soucy, A. Potvin-Desrochers, M. Sharp, A. Rochette, A. Parent, and C. Paquette</w:t>
             </w:r>
             <w:r>
               <w:rPr>
@@ -14356,47 +12714,7 @@
                 <w:sz w:val="22"/>
                 <w:szCs w:val="21"/>
               </w:rPr>
-              <w:t>S.</w:t>
-            </w:r>
-            <w:r>
-              <w:rPr>
-                <w:rFonts w:ascii="Garamond" w:hAnsi="Garamond"/>
-                <w:sz w:val="22"/>
-                <w:szCs w:val="21"/>
-              </w:rPr>
-              <w:t xml:space="preserve"> Perfetto, </w:t>
-            </w:r>
-            <w:r>
-              <w:rPr>
-                <w:rFonts w:ascii="Garamond" w:hAnsi="Garamond"/>
-                <w:sz w:val="22"/>
-                <w:szCs w:val="21"/>
-              </w:rPr>
-              <w:t>A.</w:t>
-            </w:r>
-            <w:r>
-              <w:rPr>
-                <w:rFonts w:ascii="Garamond" w:hAnsi="Garamond"/>
-                <w:sz w:val="22"/>
-                <w:szCs w:val="21"/>
-              </w:rPr>
-              <w:t xml:space="preserve"> Potvin-Desrochers, </w:t>
-            </w:r>
-            <w:r>
-              <w:rPr>
-                <w:rFonts w:ascii="Garamond" w:hAnsi="Garamond"/>
-                <w:sz w:val="22"/>
-                <w:szCs w:val="21"/>
-              </w:rPr>
-              <w:t>I.</w:t>
-            </w:r>
-            <w:r>
-              <w:rPr>
-                <w:rFonts w:ascii="Garamond" w:hAnsi="Garamond"/>
-                <w:sz w:val="22"/>
-                <w:szCs w:val="21"/>
-              </w:rPr>
-              <w:t xml:space="preserve"> Sierra, </w:t>
+              <w:t xml:space="preserve">S. Perfetto, A. Potvin-Desrochers, I. Sierra, </w:t>
             </w:r>
             <w:r>
               <w:rPr>
@@ -14414,23 +12732,7 @@
                 <w:sz w:val="22"/>
                 <w:szCs w:val="21"/>
               </w:rPr>
-              <w:t xml:space="preserve">, </w:t>
-            </w:r>
-            <w:r>
-              <w:rPr>
-                <w:rFonts w:ascii="Garamond" w:hAnsi="Garamond"/>
-                <w:sz w:val="22"/>
-                <w:szCs w:val="21"/>
-              </w:rPr>
-              <w:t>K.</w:t>
-            </w:r>
-            <w:r>
-              <w:rPr>
-                <w:rFonts w:ascii="Garamond" w:hAnsi="Garamond"/>
-                <w:sz w:val="22"/>
-                <w:szCs w:val="21"/>
-              </w:rPr>
-              <w:t xml:space="preserve"> Shoemaker, </w:t>
+              <w:t xml:space="preserve">, K. Shoemaker, </w:t>
             </w:r>
             <w:r>
               <w:rPr>
@@ -14662,103 +12964,7 @@
                 <w:sz w:val="22"/>
                 <w:szCs w:val="21"/>
               </w:rPr>
-              <w:t xml:space="preserve">, </w:t>
-            </w:r>
-            <w:r>
-              <w:rPr>
-                <w:rFonts w:ascii="Garamond" w:hAnsi="Garamond"/>
-                <w:sz w:val="22"/>
-                <w:szCs w:val="21"/>
-              </w:rPr>
-              <w:t>J.S.N.</w:t>
-            </w:r>
-            <w:r>
-              <w:rPr>
-                <w:rFonts w:ascii="Garamond" w:hAnsi="Garamond"/>
-                <w:sz w:val="22"/>
-                <w:szCs w:val="21"/>
-              </w:rPr>
-              <w:t xml:space="preserve"> Bedime, </w:t>
-            </w:r>
-            <w:r>
-              <w:rPr>
-                <w:rFonts w:ascii="Garamond" w:hAnsi="Garamond"/>
-                <w:sz w:val="22"/>
-                <w:szCs w:val="21"/>
-              </w:rPr>
-              <w:t>S.</w:t>
-            </w:r>
-            <w:r>
-              <w:rPr>
-                <w:rFonts w:ascii="Garamond" w:hAnsi="Garamond"/>
-                <w:sz w:val="22"/>
-                <w:szCs w:val="21"/>
-              </w:rPr>
-              <w:t xml:space="preserve"> Perfetto, </w:t>
-            </w:r>
-            <w:r>
-              <w:rPr>
-                <w:rFonts w:ascii="Garamond" w:hAnsi="Garamond"/>
-                <w:sz w:val="22"/>
-                <w:szCs w:val="21"/>
-              </w:rPr>
-              <w:t>H.</w:t>
-            </w:r>
-            <w:r>
-              <w:rPr>
-                <w:rFonts w:ascii="Garamond" w:hAnsi="Garamond"/>
-                <w:sz w:val="22"/>
-                <w:szCs w:val="21"/>
-              </w:rPr>
-              <w:t xml:space="preserve"> Lajeunesse, </w:t>
-            </w:r>
-            <w:r>
-              <w:rPr>
-                <w:rFonts w:ascii="Garamond" w:hAnsi="Garamond"/>
-                <w:sz w:val="22"/>
-                <w:szCs w:val="21"/>
-              </w:rPr>
-              <w:t>I.</w:t>
-            </w:r>
-            <w:r>
-              <w:rPr>
-                <w:rFonts w:ascii="Garamond" w:hAnsi="Garamond"/>
-                <w:sz w:val="22"/>
-                <w:szCs w:val="21"/>
-              </w:rPr>
-              <w:t xml:space="preserve"> Sierra, </w:t>
-            </w:r>
-            <w:r>
-              <w:rPr>
-                <w:rFonts w:ascii="Garamond" w:hAnsi="Garamond"/>
-                <w:sz w:val="22"/>
-                <w:szCs w:val="21"/>
-              </w:rPr>
-              <w:t>A.</w:t>
-            </w:r>
-            <w:r>
-              <w:rPr>
-                <w:rFonts w:ascii="Garamond" w:hAnsi="Garamond"/>
-                <w:sz w:val="22"/>
-                <w:szCs w:val="21"/>
-              </w:rPr>
-              <w:t xml:space="preserve"> Potvin-Desrochers, </w:t>
-            </w:r>
-            <w:r>
-              <w:rPr>
-                <w:rFonts w:ascii="Garamond" w:hAnsi="Garamond"/>
-                <w:sz w:val="22"/>
-                <w:szCs w:val="21"/>
-              </w:rPr>
-              <w:t>and C.</w:t>
-            </w:r>
-            <w:r>
-              <w:rPr>
-                <w:rFonts w:ascii="Garamond" w:hAnsi="Garamond"/>
-                <w:sz w:val="22"/>
-                <w:szCs w:val="21"/>
-              </w:rPr>
-              <w:t xml:space="preserve"> Paquette</w:t>
+              <w:t>, J.S.N. Bedime, S. Perfetto, H. Lajeunesse, I. Sierra, A. Potvin-Desrochers, and C. Paquette</w:t>
             </w:r>
             <w:r>
               <w:rPr>
@@ -14810,27 +13016,7 @@
                 <w:sz w:val="22"/>
                 <w:szCs w:val="21"/>
               </w:rPr>
-              <w:t>5th Quebec Congress in Adaptation</w:t>
-            </w:r>
-            <w:r>
-              <w:rPr>
-                <w:rFonts w:ascii="Garamond" w:hAnsi="Garamond"/>
-                <w:i/>
-                <w:iCs/>
-                <w:sz w:val="22"/>
-                <w:szCs w:val="21"/>
-              </w:rPr>
-              <w:t>-</w:t>
-            </w:r>
-            <w:r>
-              <w:rPr>
-                <w:rFonts w:ascii="Garamond" w:hAnsi="Garamond"/>
-                <w:i/>
-                <w:iCs/>
-                <w:sz w:val="22"/>
-                <w:szCs w:val="21"/>
-              </w:rPr>
-              <w:t>Rehabilitation Research</w:t>
+              <w:t>5th Quebec Congress in Adaptation-Rehabilitation Research</w:t>
             </w:r>
             <w:r>
               <w:rPr>
@@ -14956,127 +13142,7 @@
                 <w:sz w:val="22"/>
                 <w:szCs w:val="21"/>
               </w:rPr>
-              <w:t xml:space="preserve">, </w:t>
-            </w:r>
-            <w:r>
-              <w:rPr>
-                <w:rFonts w:ascii="Garamond" w:hAnsi="Garamond"/>
-                <w:sz w:val="22"/>
-                <w:szCs w:val="21"/>
-              </w:rPr>
-              <w:t>J.S.N.</w:t>
-            </w:r>
-            <w:r>
-              <w:rPr>
-                <w:rFonts w:ascii="Garamond" w:hAnsi="Garamond"/>
-                <w:sz w:val="22"/>
-                <w:szCs w:val="21"/>
-              </w:rPr>
-              <w:t xml:space="preserve"> Bedime, </w:t>
-            </w:r>
-            <w:r>
-              <w:rPr>
-                <w:rFonts w:ascii="Garamond" w:hAnsi="Garamond"/>
-                <w:sz w:val="22"/>
-                <w:szCs w:val="21"/>
-              </w:rPr>
-              <w:t>S.</w:t>
-            </w:r>
-            <w:r>
-              <w:rPr>
-                <w:rFonts w:ascii="Garamond" w:hAnsi="Garamond"/>
-                <w:sz w:val="22"/>
-                <w:szCs w:val="21"/>
-              </w:rPr>
-              <w:t xml:space="preserve"> Perfetto, </w:t>
-            </w:r>
-            <w:r>
-              <w:rPr>
-                <w:rFonts w:ascii="Garamond" w:hAnsi="Garamond"/>
-                <w:sz w:val="22"/>
-                <w:szCs w:val="21"/>
-              </w:rPr>
-              <w:t>H.</w:t>
-            </w:r>
-            <w:r>
-              <w:rPr>
-                <w:rFonts w:ascii="Garamond" w:hAnsi="Garamond"/>
-                <w:sz w:val="22"/>
-                <w:szCs w:val="21"/>
-              </w:rPr>
-              <w:t xml:space="preserve"> Lajeunesse, </w:t>
-            </w:r>
-            <w:r>
-              <w:rPr>
-                <w:rFonts w:ascii="Garamond" w:hAnsi="Garamond"/>
-                <w:sz w:val="22"/>
-                <w:szCs w:val="21"/>
-              </w:rPr>
-              <w:t>I.</w:t>
-            </w:r>
-            <w:r>
-              <w:rPr>
-                <w:rFonts w:ascii="Garamond" w:hAnsi="Garamond"/>
-                <w:sz w:val="22"/>
-                <w:szCs w:val="21"/>
-              </w:rPr>
-              <w:t xml:space="preserve"> Sierra, </w:t>
-            </w:r>
-            <w:r>
-              <w:rPr>
-                <w:rFonts w:ascii="Garamond" w:hAnsi="Garamond"/>
-                <w:sz w:val="22"/>
-                <w:szCs w:val="21"/>
-              </w:rPr>
-              <w:t>A.</w:t>
-            </w:r>
-            <w:r>
-              <w:rPr>
-                <w:rFonts w:ascii="Garamond" w:hAnsi="Garamond"/>
-                <w:sz w:val="22"/>
-                <w:szCs w:val="21"/>
-              </w:rPr>
-              <w:t xml:space="preserve"> Potvin-Desrochers, </w:t>
-            </w:r>
-            <w:r>
-              <w:rPr>
-                <w:rFonts w:ascii="Garamond" w:hAnsi="Garamond"/>
-                <w:sz w:val="22"/>
-                <w:szCs w:val="21"/>
-              </w:rPr>
-              <w:t>and C.</w:t>
-            </w:r>
-            <w:r>
-              <w:rPr>
-                <w:rFonts w:ascii="Garamond" w:hAnsi="Garamond"/>
-                <w:sz w:val="22"/>
-                <w:szCs w:val="21"/>
-              </w:rPr>
-              <w:t xml:space="preserve"> Paquette</w:t>
-            </w:r>
-            <w:r>
-              <w:rPr>
-                <w:rFonts w:ascii="Garamond" w:hAnsi="Garamond"/>
-                <w:sz w:val="22"/>
-                <w:szCs w:val="21"/>
-              </w:rPr>
-              <w:t>, “</w:t>
-            </w:r>
-            <w:r>
-              <w:rPr>
-                <w:rFonts w:ascii="Garamond" w:hAnsi="Garamond"/>
-                <w:sz w:val="22"/>
-                <w:szCs w:val="21"/>
-              </w:rPr>
-              <w:t>A Gait Model That Reflects Measures of Symptom Severity in Parkinson’s Disease</w:t>
-            </w:r>
-            <w:r>
-              <w:rPr>
-                <w:rFonts w:ascii="Garamond" w:hAnsi="Garamond"/>
-                <w:sz w:val="22"/>
-                <w:szCs w:val="21"/>
-              </w:rPr>
-              <w:t xml:space="preserve">: A Pilot Study,” </w:t>
+              <w:t xml:space="preserve">, J.S.N. Bedime, S. Perfetto, H. Lajeunesse, I. Sierra, A. Potvin-Desrochers, and C. Paquette, “A Gait Model That Reflects Measures of Symptom Severity in Parkinson’s Disease: A Pilot Study,” </w:t>
             </w:r>
             <w:r>
               <w:rPr>
@@ -15180,15 +13246,7 @@
                 <w:sz w:val="22"/>
                 <w:szCs w:val="21"/>
               </w:rPr>
-              <w:t>J.S.N.</w:t>
-            </w:r>
-            <w:r>
-              <w:rPr>
-                <w:rFonts w:ascii="Garamond" w:hAnsi="Garamond"/>
-                <w:sz w:val="22"/>
-                <w:szCs w:val="21"/>
-              </w:rPr>
-              <w:t xml:space="preserve"> Bedime, </w:t>
+              <w:t xml:space="preserve">J.S.N. Bedime, </w:t>
             </w:r>
             <w:r>
               <w:rPr>
@@ -15206,95 +13264,7 @@
                 <w:sz w:val="22"/>
                 <w:szCs w:val="21"/>
               </w:rPr>
-              <w:t xml:space="preserve">, </w:t>
-            </w:r>
-            <w:r>
-              <w:rPr>
-                <w:rFonts w:ascii="Garamond" w:hAnsi="Garamond"/>
-                <w:sz w:val="22"/>
-                <w:szCs w:val="21"/>
-              </w:rPr>
-              <w:t>S.</w:t>
-            </w:r>
-            <w:r>
-              <w:rPr>
-                <w:rFonts w:ascii="Garamond" w:hAnsi="Garamond"/>
-                <w:sz w:val="22"/>
-                <w:szCs w:val="21"/>
-              </w:rPr>
-              <w:t xml:space="preserve"> Perfetto, </w:t>
-            </w:r>
-            <w:r>
-              <w:rPr>
-                <w:rFonts w:ascii="Garamond" w:hAnsi="Garamond"/>
-                <w:sz w:val="22"/>
-                <w:szCs w:val="21"/>
-              </w:rPr>
-              <w:t>H.</w:t>
-            </w:r>
-            <w:r>
-              <w:rPr>
-                <w:rFonts w:ascii="Garamond" w:hAnsi="Garamond"/>
-                <w:sz w:val="22"/>
-                <w:szCs w:val="21"/>
-              </w:rPr>
-              <w:t xml:space="preserve"> Lajeunesse, </w:t>
-            </w:r>
-            <w:r>
-              <w:rPr>
-                <w:rFonts w:ascii="Garamond" w:hAnsi="Garamond"/>
-                <w:sz w:val="22"/>
-                <w:szCs w:val="21"/>
-              </w:rPr>
-              <w:t>I.</w:t>
-            </w:r>
-            <w:r>
-              <w:rPr>
-                <w:rFonts w:ascii="Garamond" w:hAnsi="Garamond"/>
-                <w:sz w:val="22"/>
-                <w:szCs w:val="21"/>
-              </w:rPr>
-              <w:t xml:space="preserve"> Sierra, </w:t>
-            </w:r>
-            <w:r>
-              <w:rPr>
-                <w:rFonts w:ascii="Garamond" w:hAnsi="Garamond"/>
-                <w:sz w:val="22"/>
-                <w:szCs w:val="21"/>
-              </w:rPr>
-              <w:t>A.</w:t>
-            </w:r>
-            <w:r>
-              <w:rPr>
-                <w:rFonts w:ascii="Garamond" w:hAnsi="Garamond"/>
-                <w:sz w:val="22"/>
-                <w:szCs w:val="21"/>
-              </w:rPr>
-              <w:t xml:space="preserve"> Potvin-Desrochers, </w:t>
-            </w:r>
-            <w:r>
-              <w:rPr>
-                <w:rFonts w:ascii="Garamond" w:hAnsi="Garamond"/>
-                <w:sz w:val="22"/>
-                <w:szCs w:val="21"/>
-              </w:rPr>
-              <w:t>and C.</w:t>
-            </w:r>
-            <w:r>
-              <w:rPr>
-                <w:rFonts w:ascii="Garamond" w:hAnsi="Garamond"/>
-                <w:sz w:val="22"/>
-                <w:szCs w:val="21"/>
-              </w:rPr>
-              <w:t xml:space="preserve"> Paquette</w:t>
-            </w:r>
-            <w:r>
-              <w:rPr>
-                <w:rFonts w:ascii="Garamond" w:hAnsi="Garamond"/>
-                <w:sz w:val="22"/>
-                <w:szCs w:val="21"/>
-              </w:rPr>
-              <w:t>, “</w:t>
+              <w:t>, S. Perfetto, H. Lajeunesse, I. Sierra, A. Potvin-Desrochers, and C. Paquette, “</w:t>
             </w:r>
             <w:r>
               <w:rPr>
@@ -15430,15 +13400,7 @@
                 <w:sz w:val="22"/>
                 <w:szCs w:val="21"/>
               </w:rPr>
-              <w:t>S.</w:t>
-            </w:r>
-            <w:r>
-              <w:rPr>
-                <w:rFonts w:ascii="Garamond" w:hAnsi="Garamond"/>
-                <w:sz w:val="22"/>
-                <w:szCs w:val="21"/>
-              </w:rPr>
-              <w:t xml:space="preserve"> Neumann, </w:t>
+              <w:t xml:space="preserve">S. Neumann, </w:t>
             </w:r>
             <w:r>
               <w:rPr>
@@ -15456,55 +13418,7 @@
                 <w:sz w:val="22"/>
                 <w:szCs w:val="21"/>
               </w:rPr>
-              <w:t xml:space="preserve">, </w:t>
-            </w:r>
-            <w:r>
-              <w:rPr>
-                <w:rFonts w:ascii="Garamond" w:hAnsi="Garamond"/>
-                <w:sz w:val="22"/>
-                <w:szCs w:val="21"/>
-              </w:rPr>
-              <w:t>D.</w:t>
-            </w:r>
-            <w:r>
-              <w:rPr>
-                <w:rFonts w:ascii="Garamond" w:hAnsi="Garamond"/>
-                <w:sz w:val="22"/>
-                <w:szCs w:val="21"/>
-              </w:rPr>
-              <w:t xml:space="preserve"> Ravi, </w:t>
-            </w:r>
-            <w:r>
-              <w:rPr>
-                <w:rFonts w:ascii="Garamond" w:hAnsi="Garamond"/>
-                <w:sz w:val="22"/>
-                <w:szCs w:val="21"/>
-              </w:rPr>
-              <w:t>F.</w:t>
-            </w:r>
-            <w:r>
-              <w:rPr>
-                <w:rFonts w:ascii="Garamond" w:hAnsi="Garamond"/>
-                <w:sz w:val="22"/>
-                <w:szCs w:val="21"/>
-              </w:rPr>
-              <w:t xml:space="preserve"> Schulte, </w:t>
-            </w:r>
-            <w:r>
-              <w:rPr>
-                <w:rFonts w:ascii="Garamond" w:hAnsi="Garamond"/>
-                <w:sz w:val="22"/>
-                <w:szCs w:val="21"/>
-              </w:rPr>
-              <w:t>L.</w:t>
-            </w:r>
-            <w:r>
-              <w:rPr>
-                <w:rFonts w:ascii="Garamond" w:hAnsi="Garamond"/>
-                <w:sz w:val="22"/>
-                <w:szCs w:val="21"/>
-              </w:rPr>
-              <w:t xml:space="preserve"> Assländer, </w:t>
+              <w:t xml:space="preserve">, D. Ravi, F. Schulte, L. Assländer, </w:t>
             </w:r>
             <w:r>
               <w:rPr>
@@ -15520,15 +13434,7 @@
                 <w:sz w:val="22"/>
                 <w:szCs w:val="21"/>
               </w:rPr>
-              <w:t>C.E.</w:t>
-            </w:r>
-            <w:r>
-              <w:rPr>
-                <w:rFonts w:ascii="Garamond" w:hAnsi="Garamond"/>
-                <w:sz w:val="22"/>
-                <w:szCs w:val="21"/>
-              </w:rPr>
-              <w:t xml:space="preserve"> Awai</w:t>
+              <w:t>C.E. Awai</w:t>
             </w:r>
             <w:r>
               <w:rPr>
@@ -15764,15 +13670,7 @@
                 <w:sz w:val="22"/>
                 <w:szCs w:val="21"/>
               </w:rPr>
-              <w:t xml:space="preserve"> Assländer, </w:t>
-            </w:r>
-            <w:r>
-              <w:rPr>
-                <w:rFonts w:ascii="Garamond" w:hAnsi="Garamond"/>
-                <w:sz w:val="22"/>
-                <w:szCs w:val="21"/>
-              </w:rPr>
-              <w:t xml:space="preserve">and </w:t>
+              <w:t xml:space="preserve"> Assländer, and </w:t>
             </w:r>
             <w:r>
               <w:rPr>
@@ -16098,15 +13996,7 @@
                 <w:sz w:val="22"/>
                 <w:szCs w:val="21"/>
               </w:rPr>
-              <w:t>”</w:t>
-            </w:r>
-            <w:r>
-              <w:rPr>
-                <w:rFonts w:ascii="Garamond" w:hAnsi="Garamond"/>
-                <w:sz w:val="22"/>
-                <w:szCs w:val="21"/>
-              </w:rPr>
-              <w:t xml:space="preserve"> Software, © 202</w:t>
+              <w:t>” Software, © 202</w:t>
             </w:r>
             <w:r>
               <w:rPr>
@@ -16204,15 +14094,7 @@
                 <w:sz w:val="22"/>
                 <w:szCs w:val="21"/>
               </w:rPr>
-              <w:t>” Software</w:t>
-            </w:r>
-            <w:r>
-              <w:rPr>
-                <w:rFonts w:ascii="Garamond" w:hAnsi="Garamond"/>
-                <w:sz w:val="22"/>
-                <w:szCs w:val="21"/>
-              </w:rPr>
-              <w:t>, © 2025, MIT License.</w:t>
+              <w:t>” Software, © 2025, MIT License.</w:t>
             </w:r>
           </w:p>
         </w:tc>
@@ -16438,23 +14320,7 @@
                 <w:sz w:val="22"/>
                 <w:szCs w:val="21"/>
               </w:rPr>
-              <w:t>“</w:t>
-            </w:r>
-            <w:r>
-              <w:rPr>
-                <w:rFonts w:ascii="Garamond" w:hAnsi="Garamond"/>
-                <w:sz w:val="22"/>
-                <w:szCs w:val="21"/>
-              </w:rPr>
-              <w:t>Monitoring Parkinson’s Disease In-the-Wild</w:t>
-            </w:r>
-            <w:r>
-              <w:rPr>
-                <w:rFonts w:ascii="Garamond" w:hAnsi="Garamond"/>
-                <w:sz w:val="22"/>
-                <w:szCs w:val="21"/>
-              </w:rPr>
-              <w:t>”</w:t>
+              <w:t>“Monitoring Parkinson’s Disease In-the-Wild”</w:t>
             </w:r>
             <w:r>
               <w:rPr>
@@ -16534,16 +14400,7 @@
           <w:bCs/>
           <w:sz w:val="22"/>
         </w:rPr>
-        <w:t xml:space="preserve"> </w:t>
-      </w:r>
-      <w:r>
-        <w:rPr>
-          <w:rFonts w:ascii="Garamond" w:hAnsi="Garamond"/>
-          <w:b/>
-          <w:bCs/>
-          <w:sz w:val="22"/>
-        </w:rPr>
-        <w:t>Presentations</w:t>
+        <w:t xml:space="preserve"> Presentations</w:t>
       </w:r>
     </w:p>
     <w:tbl>
@@ -16677,17 +14534,7 @@
                 <w:sz w:val="22"/>
                 <w:szCs w:val="21"/>
               </w:rPr>
-              <w:t>[</w:t>
-            </w:r>
-            <w:r>
-              <w:rPr>
-                <w:rFonts w:ascii="Garamond" w:hAnsi="Garamond"/>
-                <w:b/>
-                <w:bCs/>
-                <w:sz w:val="22"/>
-                <w:szCs w:val="21"/>
-              </w:rPr>
-              <w:t xml:space="preserve">10K+ views </w:t>
+              <w:t xml:space="preserve">[10K+ views </w:t>
             </w:r>
             <w:hyperlink r:id="rId62" w:history="1">
               <w:r>
@@ -16817,39 +14664,7 @@
                 <w:sz w:val="22"/>
                 <w:szCs w:val="21"/>
               </w:rPr>
-              <w:t>CRIR 2024 Student Colloquium</w:t>
-            </w:r>
-            <w:r>
-              <w:rPr>
-                <w:rFonts w:ascii="Garamond" w:hAnsi="Garamond"/>
-                <w:sz w:val="22"/>
-                <w:szCs w:val="21"/>
-              </w:rPr>
-              <w:t xml:space="preserve">, </w:t>
-            </w:r>
-            <w:r>
-              <w:rPr>
-                <w:rFonts w:ascii="Garamond" w:hAnsi="Garamond"/>
-                <w:sz w:val="22"/>
-                <w:szCs w:val="21"/>
-              </w:rPr>
-              <w:t>Montreal</w:t>
-            </w:r>
-            <w:r>
-              <w:rPr>
-                <w:rFonts w:ascii="Garamond" w:hAnsi="Garamond"/>
-                <w:sz w:val="22"/>
-                <w:szCs w:val="21"/>
-              </w:rPr>
-              <w:t xml:space="preserve">, </w:t>
-            </w:r>
-            <w:r>
-              <w:rPr>
-                <w:rFonts w:ascii="Garamond" w:hAnsi="Garamond"/>
-                <w:sz w:val="22"/>
-                <w:szCs w:val="21"/>
-              </w:rPr>
-              <w:t xml:space="preserve">Canada </w:t>
+              <w:t xml:space="preserve">CRIR 2024 Student Colloquium, Montreal, Canada </w:t>
             </w:r>
             <w:r>
               <w:rPr>
@@ -16859,27 +14674,7 @@
                 <w:sz w:val="22"/>
                 <w:szCs w:val="21"/>
               </w:rPr>
-              <w:t>[</w:t>
-            </w:r>
-            <w:r>
-              <w:rPr>
-                <w:rFonts w:ascii="Garamond" w:hAnsi="Garamond"/>
-                <w:b/>
-                <w:bCs/>
-                <w:sz w:val="22"/>
-                <w:szCs w:val="21"/>
-              </w:rPr>
-              <w:t>People’s choice award</w:t>
-            </w:r>
-            <w:r>
-              <w:rPr>
-                <w:rFonts w:ascii="Garamond" w:hAnsi="Garamond"/>
-                <w:b/>
-                <w:bCs/>
-                <w:sz w:val="22"/>
-                <w:szCs w:val="21"/>
-              </w:rPr>
-              <w:t>]</w:t>
+              <w:t>[People’s choice award]</w:t>
             </w:r>
           </w:p>
           <w:p>
@@ -16897,23 +14692,7 @@
                 <w:sz w:val="22"/>
                 <w:szCs w:val="21"/>
               </w:rPr>
-              <w:t>“</w:t>
-            </w:r>
-            <w:r>
-              <w:rPr>
-                <w:rFonts w:ascii="Garamond" w:hAnsi="Garamond"/>
-                <w:sz w:val="22"/>
-                <w:szCs w:val="21"/>
-              </w:rPr>
-              <w:t>What if walking became the key to monitoring the progression of Parkinson's disease?</w:t>
-            </w:r>
-            <w:r>
-              <w:rPr>
-                <w:rFonts w:ascii="Garamond" w:hAnsi="Garamond"/>
-                <w:sz w:val="22"/>
-                <w:szCs w:val="21"/>
-              </w:rPr>
-              <w:t>”</w:t>
+              <w:t>“What if walking became the key to monitoring the progression of Parkinson's disease?”</w:t>
             </w:r>
           </w:p>
         </w:tc>
@@ -17012,47 +14791,15 @@
                 <w:sz w:val="22"/>
                 <w:szCs w:val="21"/>
               </w:rPr>
-              <w:t xml:space="preserve">Supporting Active Learning </w:t>
-            </w:r>
-            <w:r>
-              <w:rPr>
-                <w:rFonts w:ascii="Garamond" w:hAnsi="Garamond"/>
-                <w:sz w:val="22"/>
-                <w:szCs w:val="21"/>
-              </w:rPr>
-              <w:t>(SALTISE) Conference</w:t>
-            </w:r>
-            <w:r>
-              <w:rPr>
-                <w:rFonts w:ascii="Garamond" w:hAnsi="Garamond"/>
-                <w:sz w:val="22"/>
-                <w:szCs w:val="21"/>
-              </w:rPr>
-              <w:t xml:space="preserve">, </w:t>
-            </w:r>
-            <w:r>
-              <w:rPr>
-                <w:rFonts w:ascii="Garamond" w:hAnsi="Garamond"/>
-                <w:sz w:val="22"/>
-                <w:szCs w:val="21"/>
-              </w:rPr>
-              <w:t>Montreal</w:t>
-            </w:r>
-            <w:r>
-              <w:rPr>
-                <w:rFonts w:ascii="Garamond" w:hAnsi="Garamond"/>
-                <w:sz w:val="22"/>
-                <w:szCs w:val="21"/>
-              </w:rPr>
-              <w:t xml:space="preserve">, </w:t>
-            </w:r>
-            <w:r>
-              <w:rPr>
-                <w:rFonts w:ascii="Garamond" w:hAnsi="Garamond"/>
-                <w:sz w:val="22"/>
-                <w:szCs w:val="21"/>
-              </w:rPr>
-              <w:t>Canada</w:t>
+              <w:t>Supporting Active Learning (SALTISE) Conference</w:t>
+            </w:r>
+            <w:r>
+              <w:rPr>
+                <w:rFonts w:ascii="Garamond" w:hAnsi="Garamond"/>
+                <w:sz w:val="22"/>
+                <w:szCs w:val="21"/>
+              </w:rPr>
+              <w:t>, Montreal, Canada</w:t>
             </w:r>
           </w:p>
           <w:p>
@@ -17070,23 +14817,7 @@
                 <w:sz w:val="22"/>
                 <w:szCs w:val="21"/>
               </w:rPr>
-              <w:t>“</w:t>
-            </w:r>
-            <w:r>
-              <w:rPr>
-                <w:rFonts w:ascii="Garamond" w:hAnsi="Garamond"/>
-                <w:sz w:val="22"/>
-                <w:szCs w:val="21"/>
-              </w:rPr>
-              <w:t>Exploring the Link Between Belief in Neuromyths and Academic Performance in Undergraduate Science Students</w:t>
-            </w:r>
-            <w:r>
-              <w:rPr>
-                <w:rFonts w:ascii="Garamond" w:hAnsi="Garamond"/>
-                <w:sz w:val="22"/>
-                <w:szCs w:val="21"/>
-              </w:rPr>
-              <w:t>”</w:t>
+              <w:t>“Exploring the Link Between Belief in Neuromyths and Academic Performance in Undergraduate Science Students”</w:t>
             </w:r>
           </w:p>
         </w:tc>
@@ -17144,39 +14875,7 @@
                 <w:sz w:val="22"/>
                 <w:szCs w:val="21"/>
               </w:rPr>
-              <w:t>Skills for Success Symposium</w:t>
-            </w:r>
-            <w:r>
-              <w:rPr>
-                <w:rFonts w:ascii="Garamond" w:hAnsi="Garamond"/>
-                <w:sz w:val="22"/>
-                <w:szCs w:val="21"/>
-              </w:rPr>
-              <w:t xml:space="preserve">, </w:t>
-            </w:r>
-            <w:r>
-              <w:rPr>
-                <w:rFonts w:ascii="Garamond" w:hAnsi="Garamond"/>
-                <w:sz w:val="22"/>
-                <w:szCs w:val="21"/>
-              </w:rPr>
-              <w:t>Montreal</w:t>
-            </w:r>
-            <w:r>
-              <w:rPr>
-                <w:rFonts w:ascii="Garamond" w:hAnsi="Garamond"/>
-                <w:sz w:val="22"/>
-                <w:szCs w:val="21"/>
-              </w:rPr>
-              <w:t xml:space="preserve">, </w:t>
-            </w:r>
-            <w:r>
-              <w:rPr>
-                <w:rFonts w:ascii="Garamond" w:hAnsi="Garamond"/>
-                <w:sz w:val="22"/>
-                <w:szCs w:val="21"/>
-              </w:rPr>
-              <w:t>Canada</w:t>
+              <w:t>Skills for Success Symposium, Montreal, Canada</w:t>
             </w:r>
           </w:p>
           <w:p>
@@ -17194,23 +14893,7 @@
                 <w:sz w:val="22"/>
                 <w:szCs w:val="21"/>
               </w:rPr>
-              <w:t>“</w:t>
-            </w:r>
-            <w:r>
-              <w:rPr>
-                <w:rFonts w:ascii="Garamond" w:hAnsi="Garamond"/>
-                <w:sz w:val="22"/>
-                <w:szCs w:val="21"/>
-              </w:rPr>
-              <w:t>McGill SciLearn Program</w:t>
-            </w:r>
-            <w:r>
-              <w:rPr>
-                <w:rFonts w:ascii="Garamond" w:hAnsi="Garamond"/>
-                <w:sz w:val="22"/>
-                <w:szCs w:val="21"/>
-              </w:rPr>
-              <w:t xml:space="preserve">” </w:t>
+              <w:t xml:space="preserve">“McGill SciLearn Program” </w:t>
             </w:r>
             <w:r>
               <w:rPr>
@@ -17388,15 +15071,7 @@
                 <w:sz w:val="22"/>
                 <w:szCs w:val="21"/>
               </w:rPr>
-              <w:t>AGE-WELL 1</w:t>
-            </w:r>
-            <w:r>
-              <w:rPr>
-                <w:rFonts w:ascii="Garamond" w:hAnsi="Garamond"/>
-                <w:sz w:val="22"/>
-                <w:szCs w:val="21"/>
-              </w:rPr>
-              <w:t>1</w:t>
+              <w:t>AGE-WELL 11</w:t>
             </w:r>
             <w:r>
               <w:rPr>
@@ -17413,15 +15088,7 @@
                 <w:sz w:val="22"/>
                 <w:szCs w:val="21"/>
               </w:rPr>
-              <w:t xml:space="preserve"> Annual Conferenc</w:t>
-            </w:r>
-            <w:r>
-              <w:rPr>
-                <w:rFonts w:ascii="Garamond" w:hAnsi="Garamond"/>
-                <w:sz w:val="22"/>
-                <w:szCs w:val="21"/>
-              </w:rPr>
-              <w:t>e</w:t>
+              <w:t xml:space="preserve"> Annual Conference</w:t>
             </w:r>
             <w:r>
               <w:rPr>
@@ -17749,23 +15416,7 @@
                 <w:sz w:val="22"/>
                 <w:szCs w:val="21"/>
               </w:rPr>
-              <w:t>“</w:t>
-            </w:r>
-            <w:r>
-              <w:rPr>
-                <w:rFonts w:ascii="Garamond" w:hAnsi="Garamond"/>
-                <w:sz w:val="22"/>
-                <w:szCs w:val="21"/>
-              </w:rPr>
-              <w:t>NextGen Scholar Presentation</w:t>
-            </w:r>
-            <w:r>
-              <w:rPr>
-                <w:rFonts w:ascii="Garamond" w:hAnsi="Garamond"/>
-                <w:sz w:val="22"/>
-                <w:szCs w:val="21"/>
-              </w:rPr>
-              <w:t>: Cyrille E. Mvomo”</w:t>
+              <w:t>“NextGen Scholar Presentation: Cyrille E. Mvomo”</w:t>
             </w:r>
           </w:p>
         </w:tc>
@@ -17813,15 +15464,6 @@
           <w:szCs w:val="21"/>
         </w:rPr>
         <w:tab/>
-      </w:r>
-      <w:r>
-        <w:rPr>
-          <w:rFonts w:ascii="Garamond" w:hAnsi="Garamond"/>
-          <w:b/>
-          <w:bCs/>
-          <w:sz w:val="22"/>
-          <w:szCs w:val="21"/>
-        </w:rPr>
         <w:t>Graduate Student Instructor</w:t>
       </w:r>
       <w:r>
@@ -18451,15 +16093,7 @@
                 <w:sz w:val="22"/>
                 <w:szCs w:val="21"/>
               </w:rPr>
-              <w:t>Introduction to Research Methods</w:t>
-            </w:r>
-            <w:r>
-              <w:rPr>
-                <w:rFonts w:ascii="Garamond" w:hAnsi="Garamond"/>
-                <w:sz w:val="22"/>
-                <w:szCs w:val="21"/>
-              </w:rPr>
-              <w:t xml:space="preserve"> – 1 (U.E. 5.3</w:t>
+              <w:t>Introduction to Research Methods – 1 (U.E. 5.3</w:t>
             </w:r>
             <w:r>
               <w:rPr>
@@ -19033,63 +16667,7 @@
           <w:sz w:val="22"/>
           <w:szCs w:val="21"/>
         </w:rPr>
-        <w:t>Developed and delivered lectures</w:t>
-      </w:r>
-      <w:r>
-        <w:rPr>
-          <w:rFonts w:ascii="Garamond" w:hAnsi="Garamond"/>
-          <w:sz w:val="22"/>
-          <w:szCs w:val="21"/>
-        </w:rPr>
-        <w:t xml:space="preserve"> (individually</w:t>
-      </w:r>
-      <w:r>
-        <w:rPr>
-          <w:rFonts w:ascii="Garamond" w:hAnsi="Garamond"/>
-          <w:sz w:val="22"/>
-          <w:szCs w:val="21"/>
-        </w:rPr>
-        <w:t xml:space="preserve"> or collaboratively</w:t>
-      </w:r>
-      <w:r>
-        <w:rPr>
-          <w:rFonts w:ascii="Garamond" w:hAnsi="Garamond"/>
-          <w:sz w:val="22"/>
-          <w:szCs w:val="21"/>
-        </w:rPr>
-        <w:t>)</w:t>
-      </w:r>
-      <w:r>
-        <w:rPr>
-          <w:rFonts w:ascii="Garamond" w:hAnsi="Garamond"/>
-          <w:sz w:val="22"/>
-          <w:szCs w:val="21"/>
-        </w:rPr>
-        <w:t xml:space="preserve"> on </w:t>
-      </w:r>
-      <w:r>
-        <w:rPr>
-          <w:rFonts w:ascii="Garamond" w:hAnsi="Garamond"/>
-          <w:sz w:val="22"/>
-          <w:szCs w:val="21"/>
-        </w:rPr>
-        <w:t>“L</w:t>
-      </w:r>
-      <w:r>
-        <w:rPr>
-          <w:rFonts w:ascii="Garamond" w:hAnsi="Garamond"/>
-          <w:sz w:val="22"/>
-          <w:szCs w:val="21"/>
-        </w:rPr>
-        <w:t>earning how to learn through neuroscience</w:t>
-      </w:r>
-      <w:r>
-        <w:rPr>
-          <w:rFonts w:ascii="Garamond" w:hAnsi="Garamond"/>
-          <w:sz w:val="22"/>
-          <w:szCs w:val="21"/>
-        </w:rPr>
-        <w:t>”</w:t>
+        <w:t>Developed and delivered lectures (individually or collaboratively) on “Learning how to learn through neuroscience”</w:t>
       </w:r>
     </w:p>
     <w:tbl>
@@ -19164,15 +16742,7 @@
                 <w:sz w:val="22"/>
                 <w:szCs w:val="21"/>
               </w:rPr>
-              <w:t>Introduction to Psychological Statistics</w:t>
-            </w:r>
-            <w:r>
-              <w:rPr>
-                <w:rFonts w:ascii="Garamond" w:hAnsi="Garamond"/>
-                <w:sz w:val="22"/>
-                <w:szCs w:val="21"/>
-              </w:rPr>
-              <w:t xml:space="preserve"> (PSYC 204)</w:t>
+              <w:t>Introduction to Psychological Statistics (PSYC 204)</w:t>
             </w:r>
           </w:p>
         </w:tc>
@@ -19254,15 +16824,7 @@
                 <w:sz w:val="22"/>
                 <w:szCs w:val="21"/>
               </w:rPr>
-              <w:t xml:space="preserve">Introductory Organic Chemistry </w:t>
-            </w:r>
-            <w:r>
-              <w:rPr>
-                <w:rFonts w:ascii="Garamond" w:hAnsi="Garamond"/>
-                <w:sz w:val="22"/>
-                <w:szCs w:val="21"/>
-              </w:rPr>
-              <w:t>1 (CHEM 212)</w:t>
+              <w:t>Introductory Organic Chemistry 1 (CHEM 212)</w:t>
             </w:r>
           </w:p>
         </w:tc>
@@ -19344,15 +16906,7 @@
                 <w:sz w:val="22"/>
                 <w:szCs w:val="21"/>
               </w:rPr>
-              <w:t>Algorithms and Data Structures</w:t>
-            </w:r>
-            <w:r>
-              <w:rPr>
-                <w:rFonts w:ascii="Garamond" w:hAnsi="Garamond"/>
-                <w:sz w:val="22"/>
-                <w:szCs w:val="21"/>
-              </w:rPr>
-              <w:t xml:space="preserve"> (COMP 251)</w:t>
+              <w:t>Algorithms and Data Structures (COMP 251)</w:t>
             </w:r>
           </w:p>
         </w:tc>
@@ -19434,65 +16988,17 @@
                 <w:sz w:val="22"/>
                 <w:szCs w:val="21"/>
               </w:rPr>
-              <w:t>Foundations of Programming</w:t>
-            </w:r>
-            <w:r>
-              <w:rPr>
-                <w:rFonts w:ascii="Garamond" w:hAnsi="Garamond"/>
-                <w:sz w:val="22"/>
-                <w:szCs w:val="21"/>
-              </w:rPr>
-              <w:t xml:space="preserve"> (COMP 202) </w:t>
-            </w:r>
-            <w:r>
-              <w:rPr>
-                <w:rFonts w:ascii="Garamond" w:hAnsi="Garamond"/>
-                <w:i/>
-                <w:iCs/>
-                <w:sz w:val="22"/>
-                <w:szCs w:val="21"/>
-              </w:rPr>
-              <w:t xml:space="preserve">(with </w:t>
-            </w:r>
-            <w:r>
-              <w:rPr>
-                <w:rFonts w:ascii="Garamond" w:hAnsi="Garamond"/>
-                <w:i/>
-                <w:iCs/>
-                <w:sz w:val="22"/>
-                <w:szCs w:val="21"/>
-              </w:rPr>
-              <w:t>Jean-Christophe</w:t>
-            </w:r>
-            <w:r>
-              <w:rPr>
-                <w:rFonts w:ascii="Garamond" w:hAnsi="Garamond"/>
-                <w:i/>
-                <w:iCs/>
-                <w:sz w:val="22"/>
-                <w:szCs w:val="21"/>
-              </w:rPr>
-              <w:t xml:space="preserve"> </w:t>
-            </w:r>
-            <w:r>
-              <w:rPr>
-                <w:rFonts w:ascii="Garamond" w:hAnsi="Garamond"/>
-                <w:i/>
-                <w:iCs/>
-                <w:sz w:val="22"/>
-                <w:szCs w:val="21"/>
-              </w:rPr>
-              <w:t>Boivin</w:t>
-            </w:r>
-            <w:r>
-              <w:rPr>
-                <w:rFonts w:ascii="Garamond" w:hAnsi="Garamond"/>
-                <w:i/>
-                <w:iCs/>
-                <w:sz w:val="22"/>
-                <w:szCs w:val="21"/>
-              </w:rPr>
-              <w:t>)</w:t>
+              <w:t xml:space="preserve">Foundations of Programming (COMP 202) </w:t>
+            </w:r>
+            <w:r>
+              <w:rPr>
+                <w:rFonts w:ascii="Garamond" w:hAnsi="Garamond"/>
+                <w:i/>
+                <w:iCs/>
+                <w:sz w:val="22"/>
+                <w:szCs w:val="21"/>
+              </w:rPr>
+              <w:t>(with Jean-Christophe Boivin)</w:t>
             </w:r>
           </w:p>
         </w:tc>
@@ -19574,15 +17080,7 @@
                 <w:sz w:val="22"/>
                 <w:szCs w:val="21"/>
               </w:rPr>
-              <w:t>Introductory Organic Chemistry 2</w:t>
-            </w:r>
-            <w:r>
-              <w:rPr>
-                <w:rFonts w:ascii="Garamond" w:hAnsi="Garamond"/>
-                <w:sz w:val="22"/>
-                <w:szCs w:val="21"/>
-              </w:rPr>
-              <w:t xml:space="preserve"> (CHEM 222)</w:t>
+              <w:t>Introductory Organic Chemistry 2 (CHEM 222)</w:t>
             </w:r>
           </w:p>
         </w:tc>
@@ -19664,15 +17162,7 @@
                 <w:sz w:val="22"/>
                 <w:szCs w:val="21"/>
               </w:rPr>
-              <w:t xml:space="preserve">General Chemistry </w:t>
-            </w:r>
-            <w:r>
-              <w:rPr>
-                <w:rFonts w:ascii="Garamond" w:hAnsi="Garamond"/>
-                <w:sz w:val="22"/>
-                <w:szCs w:val="21"/>
-              </w:rPr>
-              <w:t>1 (CHEM 110)</w:t>
+              <w:t>General Chemistry 1 (CHEM 110)</w:t>
             </w:r>
           </w:p>
         </w:tc>
@@ -19754,15 +17244,7 @@
                 <w:sz w:val="22"/>
                 <w:szCs w:val="21"/>
               </w:rPr>
-              <w:t>General Chemistry 2</w:t>
-            </w:r>
-            <w:r>
-              <w:rPr>
-                <w:rFonts w:ascii="Garamond" w:hAnsi="Garamond"/>
-                <w:sz w:val="22"/>
-                <w:szCs w:val="21"/>
-              </w:rPr>
-              <w:t xml:space="preserve"> (CHEM 120) </w:t>
+              <w:t xml:space="preserve">General Chemistry 2 (CHEM 120) </w:t>
             </w:r>
             <w:r>
               <w:rPr>
@@ -19854,15 +17336,7 @@
                 <w:sz w:val="22"/>
                 <w:szCs w:val="21"/>
               </w:rPr>
-              <w:t>Introduction to Psychological Statistics</w:t>
-            </w:r>
-            <w:r>
-              <w:rPr>
-                <w:rFonts w:ascii="Garamond" w:hAnsi="Garamond"/>
-                <w:sz w:val="22"/>
-                <w:szCs w:val="21"/>
-              </w:rPr>
-              <w:t xml:space="preserve"> (PSYC 204)</w:t>
+              <w:t>Introduction to Psychological Statistics (PSYC 204)</w:t>
             </w:r>
             <w:r>
               <w:rPr>
@@ -19957,23 +17431,7 @@
           <w:sz w:val="22"/>
           <w:szCs w:val="21"/>
         </w:rPr>
-        <w:t xml:space="preserve"> </w:t>
-      </w:r>
-      <w:r>
-        <w:rPr>
-          <w:rFonts w:ascii="Garamond" w:hAnsi="Garamond"/>
-          <w:sz w:val="22"/>
-          <w:szCs w:val="21"/>
-        </w:rPr>
-        <w:t>research</w:t>
-      </w:r>
-      <w:r>
-        <w:rPr>
-          <w:rFonts w:ascii="Garamond" w:hAnsi="Garamond"/>
-          <w:sz w:val="22"/>
-          <w:szCs w:val="21"/>
-        </w:rPr>
-        <w:t xml:space="preserve"> projects, leading to conference and journal authorships (see </w:t>
+        <w:t xml:space="preserve"> research projects, leading to conference and journal authorships (see </w:t>
       </w:r>
       <w:r>
         <w:rPr>
@@ -20045,17 +17503,7 @@
           <w:sz w:val="22"/>
           <w:szCs w:val="21"/>
         </w:rPr>
-        <w:t>Graduate Student</w:t>
-      </w:r>
-      <w:r>
-        <w:rPr>
-          <w:rFonts w:ascii="Garamond" w:hAnsi="Garamond"/>
-          <w:b/>
-          <w:bCs/>
-          <w:sz w:val="22"/>
-          <w:szCs w:val="21"/>
-        </w:rPr>
-        <w:t>s</w:t>
+        <w:t>Graduate Students</w:t>
       </w:r>
       <w:r>
         <w:rPr>
@@ -20148,23 +17596,7 @@
                 <w:sz w:val="22"/>
                 <w:szCs w:val="21"/>
               </w:rPr>
-              <w:t>Clara Guedes</w:t>
-            </w:r>
-            <w:r>
-              <w:rPr>
-                <w:rFonts w:ascii="Garamond" w:hAnsi="Garamond"/>
-                <w:sz w:val="22"/>
-                <w:szCs w:val="21"/>
-              </w:rPr>
-              <w:t xml:space="preserve">, </w:t>
-            </w:r>
-            <w:r>
-              <w:rPr>
-                <w:rFonts w:ascii="Garamond" w:hAnsi="Garamond"/>
-                <w:sz w:val="22"/>
-                <w:szCs w:val="21"/>
-              </w:rPr>
-              <w:t>M.Sc. Student, McGill University</w:t>
+              <w:t>Clara Guedes, M.Sc. Student, McGill University</w:t>
             </w:r>
             <w:r>
               <w:rPr>
@@ -20220,87 +17652,7 @@
                 <w:sz w:val="22"/>
                 <w:szCs w:val="21"/>
               </w:rPr>
-              <w:t>: “</w:t>
-            </w:r>
-            <w:r>
-              <w:rPr>
-                <w:rFonts w:ascii="Garamond" w:hAnsi="Garamond"/>
-                <w:sz w:val="22"/>
-                <w:szCs w:val="21"/>
-              </w:rPr>
-              <w:t xml:space="preserve">Split-belt </w:t>
-            </w:r>
-            <w:r>
-              <w:rPr>
-                <w:rFonts w:ascii="Garamond" w:hAnsi="Garamond"/>
-                <w:sz w:val="22"/>
-                <w:szCs w:val="21"/>
-              </w:rPr>
-              <w:t>T</w:t>
-            </w:r>
-            <w:r>
-              <w:rPr>
-                <w:rFonts w:ascii="Garamond" w:hAnsi="Garamond"/>
-                <w:sz w:val="22"/>
-                <w:szCs w:val="21"/>
-              </w:rPr>
-              <w:t xml:space="preserve">readmill </w:t>
-            </w:r>
-            <w:r>
-              <w:rPr>
-                <w:rFonts w:ascii="Garamond" w:hAnsi="Garamond"/>
-                <w:sz w:val="22"/>
-                <w:szCs w:val="21"/>
-              </w:rPr>
-              <w:t>T</w:t>
-            </w:r>
-            <w:r>
-              <w:rPr>
-                <w:rFonts w:ascii="Garamond" w:hAnsi="Garamond"/>
-                <w:sz w:val="22"/>
-                <w:szCs w:val="21"/>
-              </w:rPr>
-              <w:t xml:space="preserve">raining to </w:t>
-            </w:r>
-            <w:r>
-              <w:rPr>
-                <w:rFonts w:ascii="Garamond" w:hAnsi="Garamond"/>
-                <w:sz w:val="22"/>
-                <w:szCs w:val="21"/>
-              </w:rPr>
-              <w:t>I</w:t>
-            </w:r>
-            <w:r>
-              <w:rPr>
-                <w:rFonts w:ascii="Garamond" w:hAnsi="Garamond"/>
-                <w:sz w:val="22"/>
-                <w:szCs w:val="21"/>
-              </w:rPr>
-              <w:t xml:space="preserve">mprove </w:t>
-            </w:r>
-            <w:r>
-              <w:rPr>
-                <w:rFonts w:ascii="Garamond" w:hAnsi="Garamond"/>
-                <w:sz w:val="22"/>
-                <w:szCs w:val="21"/>
-              </w:rPr>
-              <w:t>G</w:t>
-            </w:r>
-            <w:r>
-              <w:rPr>
-                <w:rFonts w:ascii="Garamond" w:hAnsi="Garamond"/>
-                <w:sz w:val="22"/>
-                <w:szCs w:val="21"/>
-              </w:rPr>
-              <w:t>ait in Parkinson’s Disease</w:t>
-            </w:r>
-            <w:r>
-              <w:rPr>
-                <w:rFonts w:ascii="Garamond" w:hAnsi="Garamond"/>
-                <w:sz w:val="22"/>
-                <w:szCs w:val="21"/>
-              </w:rPr>
-              <w:t>”</w:t>
+              <w:t>: “Split-belt Treadmill Training to Improve Gait in Parkinson’s Disease”</w:t>
             </w:r>
           </w:p>
           <w:p>
@@ -20442,23 +17794,7 @@
                 <w:sz w:val="22"/>
                 <w:szCs w:val="21"/>
               </w:rPr>
-              <w:t>: “</w:t>
-            </w:r>
-            <w:r>
-              <w:rPr>
-                <w:rFonts w:ascii="Garamond" w:hAnsi="Garamond"/>
-                <w:sz w:val="22"/>
-                <w:szCs w:val="21"/>
-              </w:rPr>
-              <w:t>Fatigue-Related White Matter Changes in Parkinson’s Disease</w:t>
-            </w:r>
-            <w:r>
-              <w:rPr>
-                <w:rFonts w:ascii="Garamond" w:hAnsi="Garamond"/>
-                <w:sz w:val="22"/>
-                <w:szCs w:val="21"/>
-              </w:rPr>
-              <w:t xml:space="preserve">” </w:t>
+              <w:t xml:space="preserve">: “Fatigue-Related White Matter Changes in Parkinson’s Disease” </w:t>
             </w:r>
           </w:p>
         </w:tc>
@@ -20548,15 +17884,7 @@
                 <w:sz w:val="22"/>
                 <w:szCs w:val="21"/>
               </w:rPr>
-              <w:t>Tomoha Ogawa</w:t>
-            </w:r>
-            <w:r>
-              <w:rPr>
-                <w:rFonts w:ascii="Garamond" w:hAnsi="Garamond"/>
-                <w:sz w:val="22"/>
-                <w:szCs w:val="21"/>
-              </w:rPr>
-              <w:t>, M.Sc. Student, McGill University</w:t>
+              <w:t>Tomoha Ogawa, M.Sc. Student, McGill University</w:t>
             </w:r>
           </w:p>
           <w:p>
@@ -20582,55 +17910,7 @@
                 <w:sz w:val="22"/>
                 <w:szCs w:val="21"/>
               </w:rPr>
-              <w:t xml:space="preserve">: “Parietal Cortex </w:t>
-            </w:r>
-            <w:r>
-              <w:rPr>
-                <w:rFonts w:ascii="Garamond" w:hAnsi="Garamond"/>
-                <w:sz w:val="22"/>
-                <w:szCs w:val="21"/>
-              </w:rPr>
-              <w:t xml:space="preserve">Neuromodulation to </w:t>
-            </w:r>
-            <w:r>
-              <w:rPr>
-                <w:rFonts w:ascii="Garamond" w:hAnsi="Garamond"/>
-                <w:sz w:val="22"/>
-                <w:szCs w:val="21"/>
-              </w:rPr>
-              <w:t>I</w:t>
-            </w:r>
-            <w:r>
-              <w:rPr>
-                <w:rFonts w:ascii="Garamond" w:hAnsi="Garamond"/>
-                <w:sz w:val="22"/>
-                <w:szCs w:val="21"/>
-              </w:rPr>
-              <w:t xml:space="preserve">mprove </w:t>
-            </w:r>
-            <w:r>
-              <w:rPr>
-                <w:rFonts w:ascii="Garamond" w:hAnsi="Garamond"/>
-                <w:sz w:val="22"/>
-                <w:szCs w:val="21"/>
-              </w:rPr>
-              <w:t>G</w:t>
-            </w:r>
-            <w:r>
-              <w:rPr>
-                <w:rFonts w:ascii="Garamond" w:hAnsi="Garamond"/>
-                <w:sz w:val="22"/>
-                <w:szCs w:val="21"/>
-              </w:rPr>
-              <w:t>ait in Parkinson</w:t>
-            </w:r>
-            <w:r>
-              <w:rPr>
-                <w:rFonts w:ascii="Garamond" w:hAnsi="Garamond"/>
-                <w:sz w:val="22"/>
-                <w:szCs w:val="21"/>
-              </w:rPr>
-              <w:t>”</w:t>
+              <w:t>: “Parietal Cortex Neuromodulation to Improve Gait in Parkinson”</w:t>
             </w:r>
           </w:p>
         </w:tc>
@@ -20712,39 +17992,7 @@
                 <w:sz w:val="22"/>
                 <w:szCs w:val="21"/>
               </w:rPr>
-              <w:t>Florian Gourdin</w:t>
-            </w:r>
-            <w:r>
-              <w:rPr>
-                <w:rFonts w:ascii="Garamond" w:hAnsi="Garamond"/>
-                <w:sz w:val="22"/>
-                <w:szCs w:val="21"/>
-              </w:rPr>
-              <w:t xml:space="preserve">, </w:t>
-            </w:r>
-            <w:r>
-              <w:rPr>
-                <w:rFonts w:ascii="Garamond" w:hAnsi="Garamond"/>
-                <w:sz w:val="22"/>
-                <w:szCs w:val="21"/>
-              </w:rPr>
-              <w:t>Visiting M.Eng. Student</w:t>
-            </w:r>
-            <w:r>
-              <w:rPr>
-                <w:rFonts w:ascii="Garamond" w:hAnsi="Garamond"/>
-                <w:sz w:val="22"/>
-                <w:szCs w:val="21"/>
-              </w:rPr>
-              <w:t xml:space="preserve">, </w:t>
-            </w:r>
-            <w:r>
-              <w:rPr>
-                <w:rFonts w:ascii="Garamond" w:hAnsi="Garamond"/>
-                <w:sz w:val="22"/>
-                <w:szCs w:val="21"/>
-              </w:rPr>
-              <w:t>Polytech Marseille</w:t>
+              <w:t>Florian Gourdin, Visiting M.Eng. Student, Polytech Marseille</w:t>
             </w:r>
           </w:p>
           <w:p>
@@ -20762,23 +18010,7 @@
                 <w:sz w:val="22"/>
                 <w:szCs w:val="21"/>
               </w:rPr>
-              <w:t xml:space="preserve">Project: “Parietal Cortex Upregulation </w:t>
-            </w:r>
-            <w:r>
-              <w:rPr>
-                <w:rFonts w:ascii="Garamond" w:hAnsi="Garamond"/>
-                <w:sz w:val="22"/>
-                <w:szCs w:val="21"/>
-              </w:rPr>
-              <w:t>to Improve</w:t>
-            </w:r>
-            <w:r>
-              <w:rPr>
-                <w:rFonts w:ascii="Garamond" w:hAnsi="Garamond"/>
-                <w:sz w:val="22"/>
-                <w:szCs w:val="21"/>
-              </w:rPr>
-              <w:t xml:space="preserve"> Gait in Freezing of Gait” </w:t>
+              <w:t xml:space="preserve">Project: “Parietal Cortex Upregulation to Improve Gait in Freezing of Gait” </w:t>
             </w:r>
           </w:p>
           <w:p>
@@ -20812,23 +18044,7 @@
                 <w:sz w:val="22"/>
                 <w:szCs w:val="21"/>
               </w:rPr>
-              <w:t>M.Eng. Student</w:t>
-            </w:r>
-            <w:r>
-              <w:rPr>
-                <w:rFonts w:ascii="Garamond" w:hAnsi="Garamond"/>
-                <w:sz w:val="22"/>
-                <w:szCs w:val="21"/>
-              </w:rPr>
-              <w:t xml:space="preserve"> at </w:t>
-            </w:r>
-            <w:r>
-              <w:rPr>
-                <w:rFonts w:ascii="Garamond" w:hAnsi="Garamond"/>
-                <w:sz w:val="22"/>
-                <w:szCs w:val="21"/>
-              </w:rPr>
-              <w:t>Polytech Marseille</w:t>
+              <w:t>M.Eng. Student at Polytech Marseille</w:t>
             </w:r>
           </w:p>
         </w:tc>
@@ -20878,27 +18094,7 @@
           <w:szCs w:val="21"/>
         </w:rPr>
         <w:tab/>
-        <w:t>Undergraduate</w:t>
-      </w:r>
-      <w:r>
-        <w:rPr>
-          <w:rFonts w:ascii="Garamond" w:hAnsi="Garamond"/>
-          <w:b/>
-          <w:bCs/>
-          <w:sz w:val="22"/>
-          <w:szCs w:val="21"/>
-        </w:rPr>
-        <w:t xml:space="preserve"> Student</w:t>
-      </w:r>
-      <w:r>
-        <w:rPr>
-          <w:rFonts w:ascii="Garamond" w:hAnsi="Garamond"/>
-          <w:b/>
-          <w:bCs/>
-          <w:sz w:val="22"/>
-          <w:szCs w:val="21"/>
-        </w:rPr>
-        <w:t xml:space="preserve">s </w:t>
+        <w:t xml:space="preserve">Undergraduate Students </w:t>
       </w:r>
     </w:p>
     <w:tbl>
@@ -20975,15 +18171,13 @@
                 <w:rFonts w:ascii="Garamond" w:hAnsi="Garamond"/>
                 <w:sz w:val="22"/>
                 <w:szCs w:val="21"/>
-                <w:lang w:val="fr-CA"/>
-              </w:rPr>
-            </w:pPr>
-            <w:r>
-              <w:rPr>
-                <w:rFonts w:ascii="Garamond" w:hAnsi="Garamond"/>
-                <w:sz w:val="22"/>
-                <w:szCs w:val="21"/>
-                <w:lang w:val="fr-CA"/>
+              </w:rPr>
+            </w:pPr>
+            <w:r>
+              <w:rPr>
+                <w:rFonts w:ascii="Garamond" w:hAnsi="Garamond"/>
+                <w:sz w:val="22"/>
+                <w:szCs w:val="21"/>
               </w:rPr>
               <w:t xml:space="preserve">Daniela Garcia </w:t>
             </w:r>
@@ -20993,7 +18187,6 @@
                 <w:rFonts w:ascii="Garamond" w:hAnsi="Garamond"/>
                 <w:sz w:val="22"/>
                 <w:szCs w:val="21"/>
-                <w:lang w:val="fr-CA"/>
               </w:rPr>
               <w:t>Garcia</w:t>
             </w:r>
@@ -21003,58 +18196,24 @@
                 <w:rFonts w:ascii="Garamond" w:hAnsi="Garamond"/>
                 <w:sz w:val="22"/>
                 <w:szCs w:val="21"/>
-                <w:lang w:val="fr-CA"/>
               </w:rPr>
               <w:t xml:space="preserve">, </w:t>
             </w:r>
-            <w:proofErr w:type="spellStart"/>
-            <w:r>
-              <w:rPr>
-                <w:rFonts w:ascii="Garamond" w:hAnsi="Garamond"/>
-                <w:sz w:val="22"/>
-                <w:szCs w:val="21"/>
-                <w:lang w:val="fr-CA"/>
-              </w:rPr>
-              <w:t>Visiting</w:t>
-            </w:r>
-            <w:proofErr w:type="spellEnd"/>
-            <w:r>
-              <w:rPr>
-                <w:rFonts w:ascii="Garamond" w:hAnsi="Garamond"/>
-                <w:sz w:val="22"/>
-                <w:szCs w:val="21"/>
-                <w:lang w:val="fr-CA"/>
-              </w:rPr>
-              <w:t xml:space="preserve"> B</w:t>
-            </w:r>
-            <w:r>
-              <w:rPr>
-                <w:rFonts w:ascii="Garamond" w:hAnsi="Garamond"/>
-                <w:sz w:val="22"/>
-                <w:szCs w:val="21"/>
-                <w:lang w:val="fr-CA"/>
-              </w:rPr>
-              <w:t xml:space="preserve">.Sc. Student, </w:t>
-            </w:r>
-            <w:proofErr w:type="spellStart"/>
-            <w:r>
-              <w:rPr>
-                <w:rFonts w:ascii="Garamond" w:hAnsi="Garamond"/>
-                <w:sz w:val="22"/>
-                <w:szCs w:val="21"/>
-                <w:lang w:val="fr-CA"/>
-              </w:rPr>
-              <w:t>Universidad</w:t>
-            </w:r>
-            <w:proofErr w:type="spellEnd"/>
-            <w:r>
-              <w:rPr>
-                <w:rFonts w:ascii="Garamond" w:hAnsi="Garamond"/>
-                <w:sz w:val="22"/>
-                <w:szCs w:val="21"/>
-                <w:lang w:val="fr-CA"/>
-              </w:rPr>
-              <w:t xml:space="preserve"> de Monterrey </w:t>
+            <w:r>
+              <w:rPr>
+                <w:rFonts w:ascii="Garamond" w:hAnsi="Garamond"/>
+                <w:sz w:val="22"/>
+                <w:szCs w:val="21"/>
+              </w:rPr>
+              <w:t>Visiting B</w:t>
+            </w:r>
+            <w:r>
+              <w:rPr>
+                <w:rFonts w:ascii="Garamond" w:hAnsi="Garamond"/>
+                <w:sz w:val="22"/>
+                <w:szCs w:val="21"/>
+              </w:rPr>
+              <w:t xml:space="preserve">.Sc. Student, Universidad de Monterrey </w:t>
             </w:r>
           </w:p>
           <w:p>
@@ -21128,27 +18287,7 @@
                 <w:sz w:val="22"/>
                 <w:szCs w:val="21"/>
               </w:rPr>
-              <w:t xml:space="preserve">Research Internship </w:t>
-            </w:r>
-            <w:r>
-              <w:rPr>
-                <w:rFonts w:ascii="Garamond" w:hAnsi="Garamond"/>
-                <w:b/>
-                <w:bCs/>
-                <w:sz w:val="22"/>
-                <w:szCs w:val="21"/>
-              </w:rPr>
-              <w:t>P</w:t>
-            </w:r>
-            <w:r>
-              <w:rPr>
-                <w:rFonts w:ascii="Garamond" w:hAnsi="Garamond"/>
-                <w:b/>
-                <w:bCs/>
-                <w:sz w:val="22"/>
-                <w:szCs w:val="21"/>
-              </w:rPr>
-              <w:t>rogram</w:t>
+              <w:t>Research Internship Program</w:t>
             </w:r>
             <w:r>
               <w:rPr>
@@ -21357,15 +18496,7 @@
                 <w:sz w:val="22"/>
                 <w:szCs w:val="21"/>
               </w:rPr>
-              <w:t xml:space="preserve"> Student</w:t>
-            </w:r>
-            <w:r>
-              <w:rPr>
-                <w:rFonts w:ascii="Garamond" w:hAnsi="Garamond"/>
-                <w:sz w:val="22"/>
-                <w:szCs w:val="21"/>
-              </w:rPr>
-              <w:t xml:space="preserve">, </w:t>
+              <w:t xml:space="preserve"> Student, </w:t>
             </w:r>
             <w:r>
               <w:rPr>
@@ -21450,31 +18581,7 @@
                 <w:sz w:val="22"/>
                 <w:szCs w:val="21"/>
               </w:rPr>
-              <w:t xml:space="preserve"> Year B.Sc.</w:t>
-            </w:r>
-            <w:r>
-              <w:rPr>
-                <w:rFonts w:ascii="Garamond" w:hAnsi="Garamond"/>
-                <w:sz w:val="22"/>
-                <w:szCs w:val="21"/>
-              </w:rPr>
-              <w:t xml:space="preserve"> Student</w:t>
-            </w:r>
-            <w:r>
-              <w:rPr>
-                <w:rFonts w:ascii="Garamond" w:hAnsi="Garamond"/>
-                <w:sz w:val="22"/>
-                <w:szCs w:val="21"/>
-              </w:rPr>
-              <w:t xml:space="preserve">, </w:t>
-            </w:r>
-            <w:r>
-              <w:rPr>
-                <w:rFonts w:ascii="Garamond" w:hAnsi="Garamond"/>
-                <w:sz w:val="22"/>
-                <w:szCs w:val="21"/>
-              </w:rPr>
-              <w:t>McGill University</w:t>
+              <w:t xml:space="preserve"> Year B.Sc. Student, McGill University</w:t>
             </w:r>
           </w:p>
         </w:tc>
@@ -21556,47 +18663,7 @@
                 <w:sz w:val="22"/>
                 <w:szCs w:val="21"/>
               </w:rPr>
-              <w:t>Yasmine Abouelfareh</w:t>
-            </w:r>
-            <w:r>
-              <w:rPr>
-                <w:rFonts w:ascii="Garamond" w:hAnsi="Garamond"/>
-                <w:sz w:val="22"/>
-                <w:szCs w:val="21"/>
-              </w:rPr>
-              <w:t xml:space="preserve">, </w:t>
-            </w:r>
-            <w:r>
-              <w:rPr>
-                <w:rFonts w:ascii="Garamond" w:hAnsi="Garamond"/>
-                <w:sz w:val="22"/>
-                <w:szCs w:val="21"/>
-              </w:rPr>
-              <w:t>B.Sc.</w:t>
-            </w:r>
-            <w:r>
-              <w:rPr>
-                <w:rFonts w:ascii="Garamond" w:hAnsi="Garamond"/>
-                <w:sz w:val="22"/>
-                <w:szCs w:val="21"/>
-              </w:rPr>
-              <w:t xml:space="preserve"> Student</w:t>
-            </w:r>
-            <w:r>
-              <w:rPr>
-                <w:rFonts w:ascii="Garamond" w:hAnsi="Garamond"/>
-                <w:sz w:val="22"/>
-                <w:szCs w:val="21"/>
-              </w:rPr>
-              <w:t xml:space="preserve">, </w:t>
-            </w:r>
-            <w:r>
-              <w:rPr>
-                <w:rFonts w:ascii="Garamond" w:hAnsi="Garamond"/>
-                <w:sz w:val="22"/>
-                <w:szCs w:val="21"/>
-              </w:rPr>
-              <w:t>McGill University</w:t>
+              <w:t>Yasmine Abouelfareh, B.Sc. Student, McGill University</w:t>
             </w:r>
           </w:p>
           <w:p>
@@ -21614,23 +18681,7 @@
                 <w:sz w:val="22"/>
                 <w:szCs w:val="21"/>
               </w:rPr>
-              <w:t>Project: “</w:t>
-            </w:r>
-            <w:r>
-              <w:rPr>
-                <w:rFonts w:ascii="Garamond" w:hAnsi="Garamond"/>
-                <w:sz w:val="22"/>
-                <w:szCs w:val="21"/>
-              </w:rPr>
-              <w:t>Annotating Ziegler Test Recordings in Parkinson’s Disease</w:t>
-            </w:r>
-            <w:r>
-              <w:rPr>
-                <w:rFonts w:ascii="Garamond" w:hAnsi="Garamond"/>
-                <w:sz w:val="22"/>
-                <w:szCs w:val="21"/>
-              </w:rPr>
-              <w:t xml:space="preserve">” </w:t>
+              <w:t xml:space="preserve">Project: “Annotating Ziegler Test Recordings in Parkinson’s Disease” </w:t>
             </w:r>
           </w:p>
           <w:p>
@@ -21665,31 +18716,7 @@
                 <w:sz w:val="22"/>
                 <w:szCs w:val="21"/>
               </w:rPr>
-              <w:t xml:space="preserve"> Year B.Sc.</w:t>
-            </w:r>
-            <w:r>
-              <w:rPr>
-                <w:rFonts w:ascii="Garamond" w:hAnsi="Garamond"/>
-                <w:sz w:val="22"/>
-                <w:szCs w:val="21"/>
-              </w:rPr>
-              <w:t xml:space="preserve"> Student</w:t>
-            </w:r>
-            <w:r>
-              <w:rPr>
-                <w:rFonts w:ascii="Garamond" w:hAnsi="Garamond"/>
-                <w:sz w:val="22"/>
-                <w:szCs w:val="21"/>
-              </w:rPr>
-              <w:t xml:space="preserve">, </w:t>
-            </w:r>
-            <w:r>
-              <w:rPr>
-                <w:rFonts w:ascii="Garamond" w:hAnsi="Garamond"/>
-                <w:sz w:val="22"/>
-                <w:szCs w:val="21"/>
-              </w:rPr>
-              <w:t>McGill University</w:t>
+              <w:t xml:space="preserve"> Year B.Sc. Student, McGill University</w:t>
             </w:r>
           </w:p>
         </w:tc>
@@ -21772,47 +18799,7 @@
                 <w:sz w:val="22"/>
                 <w:szCs w:val="21"/>
               </w:rPr>
-              <w:t>Tatiana Amaya Quintero</w:t>
-            </w:r>
-            <w:r>
-              <w:rPr>
-                <w:rFonts w:ascii="Garamond" w:hAnsi="Garamond"/>
-                <w:sz w:val="22"/>
-                <w:szCs w:val="21"/>
-              </w:rPr>
-              <w:t xml:space="preserve">, </w:t>
-            </w:r>
-            <w:r>
-              <w:rPr>
-                <w:rFonts w:ascii="Garamond" w:hAnsi="Garamond"/>
-                <w:sz w:val="22"/>
-                <w:szCs w:val="21"/>
-              </w:rPr>
-              <w:t>B.Sc.</w:t>
-            </w:r>
-            <w:r>
-              <w:rPr>
-                <w:rFonts w:ascii="Garamond" w:hAnsi="Garamond"/>
-                <w:sz w:val="22"/>
-                <w:szCs w:val="21"/>
-              </w:rPr>
-              <w:t xml:space="preserve"> Student</w:t>
-            </w:r>
-            <w:r>
-              <w:rPr>
-                <w:rFonts w:ascii="Garamond" w:hAnsi="Garamond"/>
-                <w:sz w:val="22"/>
-                <w:szCs w:val="21"/>
-              </w:rPr>
-              <w:t xml:space="preserve">, </w:t>
-            </w:r>
-            <w:r>
-              <w:rPr>
-                <w:rFonts w:ascii="Garamond" w:hAnsi="Garamond"/>
-                <w:sz w:val="22"/>
-                <w:szCs w:val="21"/>
-              </w:rPr>
-              <w:t>McGill University</w:t>
+              <w:t>Tatiana Amaya Quintero, B.Sc. Student, McGill University</w:t>
             </w:r>
           </w:p>
           <w:p>
@@ -21830,23 +18817,7 @@
                 <w:sz w:val="22"/>
                 <w:szCs w:val="21"/>
               </w:rPr>
-              <w:t>Project: “</w:t>
-            </w:r>
-            <w:r>
-              <w:rPr>
-                <w:rFonts w:ascii="Garamond" w:hAnsi="Garamond"/>
-                <w:sz w:val="22"/>
-                <w:szCs w:val="21"/>
-              </w:rPr>
-              <w:t>Annotating Ziegler Test Recordings in Parkinson’s Disease</w:t>
-            </w:r>
-            <w:r>
-              <w:rPr>
-                <w:rFonts w:ascii="Garamond" w:hAnsi="Garamond"/>
-                <w:sz w:val="22"/>
-                <w:szCs w:val="21"/>
-              </w:rPr>
-              <w:t xml:space="preserve">” </w:t>
+              <w:t xml:space="preserve">Project: “Annotating Ziegler Test Recordings in Parkinson’s Disease” </w:t>
             </w:r>
           </w:p>
           <w:p>
@@ -21864,31 +18835,7 @@
                 <w:sz w:val="22"/>
                 <w:szCs w:val="21"/>
               </w:rPr>
-              <w:t>Next: Final Year B.Sc.</w:t>
-            </w:r>
-            <w:r>
-              <w:rPr>
-                <w:rFonts w:ascii="Garamond" w:hAnsi="Garamond"/>
-                <w:sz w:val="22"/>
-                <w:szCs w:val="21"/>
-              </w:rPr>
-              <w:t xml:space="preserve"> Student</w:t>
-            </w:r>
-            <w:r>
-              <w:rPr>
-                <w:rFonts w:ascii="Garamond" w:hAnsi="Garamond"/>
-                <w:sz w:val="22"/>
-                <w:szCs w:val="21"/>
-              </w:rPr>
-              <w:t xml:space="preserve">, </w:t>
-            </w:r>
-            <w:r>
-              <w:rPr>
-                <w:rFonts w:ascii="Garamond" w:hAnsi="Garamond"/>
-                <w:sz w:val="22"/>
-                <w:szCs w:val="21"/>
-              </w:rPr>
-              <w:t>McGill University</w:t>
+              <w:t>Next: Final Year B.Sc. Student, McGill University</w:t>
             </w:r>
           </w:p>
         </w:tc>
@@ -21971,47 +18918,7 @@
                 <w:sz w:val="22"/>
                 <w:szCs w:val="21"/>
               </w:rPr>
-              <w:t>Justin Wu</w:t>
-            </w:r>
-            <w:r>
-              <w:rPr>
-                <w:rFonts w:ascii="Garamond" w:hAnsi="Garamond"/>
-                <w:sz w:val="22"/>
-                <w:szCs w:val="21"/>
-              </w:rPr>
-              <w:t xml:space="preserve">, </w:t>
-            </w:r>
-            <w:r>
-              <w:rPr>
-                <w:rFonts w:ascii="Garamond" w:hAnsi="Garamond"/>
-                <w:sz w:val="22"/>
-                <w:szCs w:val="21"/>
-              </w:rPr>
-              <w:t>B.Sc.</w:t>
-            </w:r>
-            <w:r>
-              <w:rPr>
-                <w:rFonts w:ascii="Garamond" w:hAnsi="Garamond"/>
-                <w:sz w:val="22"/>
-                <w:szCs w:val="21"/>
-              </w:rPr>
-              <w:t xml:space="preserve"> Student</w:t>
-            </w:r>
-            <w:r>
-              <w:rPr>
-                <w:rFonts w:ascii="Garamond" w:hAnsi="Garamond"/>
-                <w:sz w:val="22"/>
-                <w:szCs w:val="21"/>
-              </w:rPr>
-              <w:t xml:space="preserve">, </w:t>
-            </w:r>
-            <w:r>
-              <w:rPr>
-                <w:rFonts w:ascii="Garamond" w:hAnsi="Garamond"/>
-                <w:sz w:val="22"/>
-                <w:szCs w:val="21"/>
-              </w:rPr>
-              <w:t>McGill University</w:t>
+              <w:t>Justin Wu, B.Sc. Student, McGill University</w:t>
             </w:r>
           </w:p>
           <w:p>
@@ -22029,39 +18936,7 @@
                 <w:sz w:val="22"/>
                 <w:szCs w:val="21"/>
               </w:rPr>
-              <w:t>Project: “</w:t>
-            </w:r>
-            <w:r>
-              <w:rPr>
-                <w:rFonts w:ascii="Garamond" w:hAnsi="Garamond"/>
-                <w:sz w:val="22"/>
-                <w:szCs w:val="21"/>
-              </w:rPr>
-              <w:t xml:space="preserve">Annotating </w:t>
-            </w:r>
-            <w:r>
-              <w:rPr>
-                <w:rFonts w:ascii="Garamond" w:hAnsi="Garamond"/>
-                <w:sz w:val="22"/>
-                <w:szCs w:val="21"/>
-              </w:rPr>
-              <w:t>Freezing of Gait</w:t>
-            </w:r>
-            <w:r>
-              <w:rPr>
-                <w:rFonts w:ascii="Garamond" w:hAnsi="Garamond"/>
-                <w:sz w:val="22"/>
-                <w:szCs w:val="21"/>
-              </w:rPr>
-              <w:t xml:space="preserve"> Recordings in Parkinson’s Disease</w:t>
-            </w:r>
-            <w:r>
-              <w:rPr>
-                <w:rFonts w:ascii="Garamond" w:hAnsi="Garamond"/>
-                <w:sz w:val="22"/>
-                <w:szCs w:val="21"/>
-              </w:rPr>
-              <w:t xml:space="preserve">” </w:t>
+              <w:t xml:space="preserve">Project: “Annotating Freezing of Gait Recordings in Parkinson’s Disease” </w:t>
             </w:r>
           </w:p>
           <w:p>
@@ -22096,31 +18971,7 @@
                 <w:sz w:val="22"/>
                 <w:szCs w:val="21"/>
               </w:rPr>
-              <w:t xml:space="preserve"> Year B.Sc.</w:t>
-            </w:r>
-            <w:r>
-              <w:rPr>
-                <w:rFonts w:ascii="Garamond" w:hAnsi="Garamond"/>
-                <w:sz w:val="22"/>
-                <w:szCs w:val="21"/>
-              </w:rPr>
-              <w:t xml:space="preserve"> Student</w:t>
-            </w:r>
-            <w:r>
-              <w:rPr>
-                <w:rFonts w:ascii="Garamond" w:hAnsi="Garamond"/>
-                <w:sz w:val="22"/>
-                <w:szCs w:val="21"/>
-              </w:rPr>
-              <w:t xml:space="preserve">, </w:t>
-            </w:r>
-            <w:r>
-              <w:rPr>
-                <w:rFonts w:ascii="Garamond" w:hAnsi="Garamond"/>
-                <w:sz w:val="22"/>
-                <w:szCs w:val="21"/>
-              </w:rPr>
-              <w:t>McGill University</w:t>
+              <w:t xml:space="preserve"> Year B.Sc. Student, McGill University</w:t>
             </w:r>
           </w:p>
         </w:tc>
@@ -22203,47 +19054,7 @@
                 <w:sz w:val="22"/>
                 <w:szCs w:val="21"/>
               </w:rPr>
-              <w:t>Ines Nunes Loureiro</w:t>
-            </w:r>
-            <w:r>
-              <w:rPr>
-                <w:rFonts w:ascii="Garamond" w:hAnsi="Garamond"/>
-                <w:sz w:val="22"/>
-                <w:szCs w:val="21"/>
-              </w:rPr>
-              <w:t xml:space="preserve">, </w:t>
-            </w:r>
-            <w:r>
-              <w:rPr>
-                <w:rFonts w:ascii="Garamond" w:hAnsi="Garamond"/>
-                <w:sz w:val="22"/>
-                <w:szCs w:val="21"/>
-              </w:rPr>
-              <w:t>B.Sc.</w:t>
-            </w:r>
-            <w:r>
-              <w:rPr>
-                <w:rFonts w:ascii="Garamond" w:hAnsi="Garamond"/>
-                <w:sz w:val="22"/>
-                <w:szCs w:val="21"/>
-              </w:rPr>
-              <w:t xml:space="preserve"> Student</w:t>
-            </w:r>
-            <w:r>
-              <w:rPr>
-                <w:rFonts w:ascii="Garamond" w:hAnsi="Garamond"/>
-                <w:sz w:val="22"/>
-                <w:szCs w:val="21"/>
-              </w:rPr>
-              <w:t xml:space="preserve">, </w:t>
-            </w:r>
-            <w:r>
-              <w:rPr>
-                <w:rFonts w:ascii="Garamond" w:hAnsi="Garamond"/>
-                <w:sz w:val="22"/>
-                <w:szCs w:val="21"/>
-              </w:rPr>
-              <w:t>McGill University</w:t>
+              <w:t>Ines Nunes Loureiro, B.Sc. Student, McGill University</w:t>
             </w:r>
           </w:p>
           <w:p>
@@ -22261,39 +19072,7 @@
                 <w:sz w:val="22"/>
                 <w:szCs w:val="21"/>
               </w:rPr>
-              <w:t>Project: “</w:t>
-            </w:r>
-            <w:r>
-              <w:rPr>
-                <w:rFonts w:ascii="Garamond" w:hAnsi="Garamond"/>
-                <w:sz w:val="22"/>
-                <w:szCs w:val="21"/>
-              </w:rPr>
-              <w:t xml:space="preserve">Annotating </w:t>
-            </w:r>
-            <w:r>
-              <w:rPr>
-                <w:rFonts w:ascii="Garamond" w:hAnsi="Garamond"/>
-                <w:sz w:val="22"/>
-                <w:szCs w:val="21"/>
-              </w:rPr>
-              <w:t>Freezing of Gait</w:t>
-            </w:r>
-            <w:r>
-              <w:rPr>
-                <w:rFonts w:ascii="Garamond" w:hAnsi="Garamond"/>
-                <w:sz w:val="22"/>
-                <w:szCs w:val="21"/>
-              </w:rPr>
-              <w:t xml:space="preserve"> Recordings in Parkinson’s Disease</w:t>
-            </w:r>
-            <w:r>
-              <w:rPr>
-                <w:rFonts w:ascii="Garamond" w:hAnsi="Garamond"/>
-                <w:sz w:val="22"/>
-                <w:szCs w:val="21"/>
-              </w:rPr>
-              <w:t xml:space="preserve">” </w:t>
+              <w:t xml:space="preserve">Project: “Annotating Freezing of Gait Recordings in Parkinson’s Disease” </w:t>
             </w:r>
           </w:p>
           <w:p>
@@ -22311,31 +19090,7 @@
                 <w:sz w:val="22"/>
                 <w:szCs w:val="21"/>
               </w:rPr>
-              <w:t>Next: Final Year B.Sc.</w:t>
-            </w:r>
-            <w:r>
-              <w:rPr>
-                <w:rFonts w:ascii="Garamond" w:hAnsi="Garamond"/>
-                <w:sz w:val="22"/>
-                <w:szCs w:val="21"/>
-              </w:rPr>
-              <w:t xml:space="preserve"> Student</w:t>
-            </w:r>
-            <w:r>
-              <w:rPr>
-                <w:rFonts w:ascii="Garamond" w:hAnsi="Garamond"/>
-                <w:sz w:val="22"/>
-                <w:szCs w:val="21"/>
-              </w:rPr>
-              <w:t xml:space="preserve">, </w:t>
-            </w:r>
-            <w:r>
-              <w:rPr>
-                <w:rFonts w:ascii="Garamond" w:hAnsi="Garamond"/>
-                <w:sz w:val="22"/>
-                <w:szCs w:val="21"/>
-              </w:rPr>
-              <w:t>McGill University</w:t>
+              <w:t>Next: Final Year B.Sc. Student, McGill University</w:t>
             </w:r>
           </w:p>
         </w:tc>
@@ -22418,47 +19173,7 @@
                 <w:sz w:val="22"/>
                 <w:szCs w:val="21"/>
               </w:rPr>
-              <w:t>Ciara Truong</w:t>
-            </w:r>
-            <w:r>
-              <w:rPr>
-                <w:rFonts w:ascii="Garamond" w:hAnsi="Garamond"/>
-                <w:sz w:val="22"/>
-                <w:szCs w:val="21"/>
-              </w:rPr>
-              <w:t xml:space="preserve">, </w:t>
-            </w:r>
-            <w:r>
-              <w:rPr>
-                <w:rFonts w:ascii="Garamond" w:hAnsi="Garamond"/>
-                <w:sz w:val="22"/>
-                <w:szCs w:val="21"/>
-              </w:rPr>
-              <w:t>B.Sc.</w:t>
-            </w:r>
-            <w:r>
-              <w:rPr>
-                <w:rFonts w:ascii="Garamond" w:hAnsi="Garamond"/>
-                <w:sz w:val="22"/>
-                <w:szCs w:val="21"/>
-              </w:rPr>
-              <w:t xml:space="preserve"> Student</w:t>
-            </w:r>
-            <w:r>
-              <w:rPr>
-                <w:rFonts w:ascii="Garamond" w:hAnsi="Garamond"/>
-                <w:sz w:val="22"/>
-                <w:szCs w:val="21"/>
-              </w:rPr>
-              <w:t xml:space="preserve">, </w:t>
-            </w:r>
-            <w:r>
-              <w:rPr>
-                <w:rFonts w:ascii="Garamond" w:hAnsi="Garamond"/>
-                <w:sz w:val="22"/>
-                <w:szCs w:val="21"/>
-              </w:rPr>
-              <w:t>McGill University</w:t>
+              <w:t>Ciara Truong, B.Sc. Student, McGill University</w:t>
             </w:r>
           </w:p>
           <w:p>
@@ -22476,39 +19191,7 @@
                 <w:sz w:val="22"/>
                 <w:szCs w:val="21"/>
               </w:rPr>
-              <w:t>Project: “</w:t>
-            </w:r>
-            <w:r>
-              <w:rPr>
-                <w:rFonts w:ascii="Garamond" w:hAnsi="Garamond"/>
-                <w:sz w:val="22"/>
-                <w:szCs w:val="21"/>
-              </w:rPr>
-              <w:t xml:space="preserve">Annotating </w:t>
-            </w:r>
-            <w:r>
-              <w:rPr>
-                <w:rFonts w:ascii="Garamond" w:hAnsi="Garamond"/>
-                <w:sz w:val="22"/>
-                <w:szCs w:val="21"/>
-              </w:rPr>
-              <w:t>Freezing of Gait</w:t>
-            </w:r>
-            <w:r>
-              <w:rPr>
-                <w:rFonts w:ascii="Garamond" w:hAnsi="Garamond"/>
-                <w:sz w:val="22"/>
-                <w:szCs w:val="21"/>
-              </w:rPr>
-              <w:t xml:space="preserve"> Recordings in Parkinson’s Disease</w:t>
-            </w:r>
-            <w:r>
-              <w:rPr>
-                <w:rFonts w:ascii="Garamond" w:hAnsi="Garamond"/>
-                <w:sz w:val="22"/>
-                <w:szCs w:val="21"/>
-              </w:rPr>
-              <w:t xml:space="preserve">” </w:t>
+              <w:t xml:space="preserve">Project: “Annotating Freezing of Gait Recordings in Parkinson’s Disease” </w:t>
             </w:r>
           </w:p>
           <w:p>
@@ -22534,23 +19217,7 @@
                 <w:sz w:val="22"/>
                 <w:szCs w:val="21"/>
               </w:rPr>
-              <w:t>Senior Leader</w:t>
-            </w:r>
-            <w:r>
-              <w:rPr>
-                <w:rFonts w:ascii="Garamond" w:hAnsi="Garamond"/>
-                <w:sz w:val="22"/>
-                <w:szCs w:val="21"/>
-              </w:rPr>
-              <w:t xml:space="preserve"> at Vancouver </w:t>
-            </w:r>
-            <w:r>
-              <w:rPr>
-                <w:rFonts w:ascii="Garamond" w:hAnsi="Garamond"/>
-                <w:sz w:val="22"/>
-                <w:szCs w:val="21"/>
-              </w:rPr>
-              <w:t>Champlain Heights Community Centre</w:t>
+              <w:t>Senior Leader at Vancouver Champlain Heights Community Centre</w:t>
             </w:r>
           </w:p>
         </w:tc>
@@ -22649,31 +19316,7 @@
                 <w:sz w:val="22"/>
                 <w:szCs w:val="21"/>
               </w:rPr>
-              <w:t>Dahlia Leibovich</w:t>
-            </w:r>
-            <w:r>
-              <w:rPr>
-                <w:rFonts w:ascii="Garamond" w:hAnsi="Garamond"/>
-                <w:sz w:val="22"/>
-                <w:szCs w:val="21"/>
-              </w:rPr>
-              <w:t xml:space="preserve">, </w:t>
-            </w:r>
-            <w:r>
-              <w:rPr>
-                <w:rFonts w:ascii="Garamond" w:hAnsi="Garamond"/>
-                <w:sz w:val="22"/>
-                <w:szCs w:val="21"/>
-              </w:rPr>
-              <w:t>B.Sc.</w:t>
-            </w:r>
-            <w:r>
-              <w:rPr>
-                <w:rFonts w:ascii="Garamond" w:hAnsi="Garamond"/>
-                <w:sz w:val="22"/>
-                <w:szCs w:val="21"/>
-              </w:rPr>
-              <w:t xml:space="preserve"> Student</w:t>
+              <w:t>Dahlia Leibovich, B.Sc. Student</w:t>
             </w:r>
             <w:r>
               <w:rPr>
@@ -22689,15 +19332,7 @@
                 <w:sz w:val="22"/>
                 <w:szCs w:val="21"/>
               </w:rPr>
-              <w:t xml:space="preserve">, </w:t>
-            </w:r>
-            <w:r>
-              <w:rPr>
-                <w:rFonts w:ascii="Garamond" w:hAnsi="Garamond"/>
-                <w:sz w:val="22"/>
-                <w:szCs w:val="21"/>
-              </w:rPr>
-              <w:t>McGill University</w:t>
+              <w:t>, McGill University</w:t>
             </w:r>
           </w:p>
           <w:p>
@@ -22759,23 +19394,7 @@
                 <w:sz w:val="22"/>
                 <w:szCs w:val="21"/>
               </w:rPr>
-              <w:t xml:space="preserve"> </w:t>
-            </w:r>
-            <w:r>
-              <w:rPr>
-                <w:rFonts w:ascii="Garamond" w:hAnsi="Garamond"/>
-                <w:sz w:val="22"/>
-                <w:szCs w:val="21"/>
-              </w:rPr>
-              <w:t>Freezing of Gait</w:t>
-            </w:r>
-            <w:r>
-              <w:rPr>
-                <w:rFonts w:ascii="Garamond" w:hAnsi="Garamond"/>
-                <w:sz w:val="22"/>
-                <w:szCs w:val="21"/>
-              </w:rPr>
-              <w:t xml:space="preserve"> </w:t>
+              <w:t xml:space="preserve"> Freezing of Gait </w:t>
             </w:r>
             <w:r>
               <w:rPr>
@@ -22791,15 +19410,7 @@
                 <w:sz w:val="22"/>
                 <w:szCs w:val="21"/>
               </w:rPr>
-              <w:t xml:space="preserve"> in Parkinson’s Disease</w:t>
-            </w:r>
-            <w:r>
-              <w:rPr>
-                <w:rFonts w:ascii="Garamond" w:hAnsi="Garamond"/>
-                <w:sz w:val="22"/>
-                <w:szCs w:val="21"/>
-              </w:rPr>
-              <w:t xml:space="preserve">” </w:t>
+              <w:t xml:space="preserve"> in Parkinson’s Disease” </w:t>
             </w:r>
           </w:p>
           <w:p>
@@ -22908,39 +19519,7 @@
                 <w:sz w:val="22"/>
                 <w:szCs w:val="21"/>
               </w:rPr>
-              <w:t>Laura Higuita</w:t>
-            </w:r>
-            <w:r>
-              <w:rPr>
-                <w:rFonts w:ascii="Garamond" w:hAnsi="Garamond"/>
-                <w:sz w:val="22"/>
-                <w:szCs w:val="21"/>
-              </w:rPr>
-              <w:t xml:space="preserve">, </w:t>
-            </w:r>
-            <w:r>
-              <w:rPr>
-                <w:rFonts w:ascii="Garamond" w:hAnsi="Garamond"/>
-                <w:sz w:val="22"/>
-                <w:szCs w:val="21"/>
-              </w:rPr>
-              <w:t>B.Sc.</w:t>
-            </w:r>
-            <w:r>
-              <w:rPr>
-                <w:rFonts w:ascii="Garamond" w:hAnsi="Garamond"/>
-                <w:sz w:val="22"/>
-                <w:szCs w:val="21"/>
-              </w:rPr>
-              <w:t xml:space="preserve"> Student</w:t>
-            </w:r>
-            <w:r>
-              <w:rPr>
-                <w:rFonts w:ascii="Garamond" w:hAnsi="Garamond"/>
-                <w:sz w:val="22"/>
-                <w:szCs w:val="21"/>
-              </w:rPr>
-              <w:t xml:space="preserve">, </w:t>
+              <w:t xml:space="preserve">Laura Higuita, B.Sc. Student, </w:t>
             </w:r>
             <w:r>
               <w:rPr>
@@ -22996,8 +19575,9 @@
                 <w:sz w:val="22"/>
                 <w:szCs w:val="21"/>
               </w:rPr>
-              <w:t xml:space="preserve">4 </w:t>
-            </w:r>
+              <w:t xml:space="preserve">4 Mitacs </w:t>
+            </w:r>
+            <w:proofErr w:type="spellStart"/>
             <w:r>
               <w:rPr>
                 <w:rFonts w:ascii="Garamond" w:hAnsi="Garamond"/>
@@ -23006,9 +19586,9 @@
                 <w:sz w:val="22"/>
                 <w:szCs w:val="21"/>
               </w:rPr>
-              <w:t xml:space="preserve">Mitacs </w:t>
-            </w:r>
-            <w:proofErr w:type="spellStart"/>
+              <w:t>Globalink</w:t>
+            </w:r>
+            <w:proofErr w:type="spellEnd"/>
             <w:r>
               <w:rPr>
                 <w:rFonts w:ascii="Garamond" w:hAnsi="Garamond"/>
@@ -23017,9 +19597,8 @@
                 <w:sz w:val="22"/>
                 <w:szCs w:val="21"/>
               </w:rPr>
-              <w:t>Globalink</w:t>
-            </w:r>
-            <w:proofErr w:type="spellEnd"/>
+              <w:t xml:space="preserve"> Summer Research Internship Program</w:t>
+            </w:r>
             <w:r>
               <w:rPr>
                 <w:rFonts w:ascii="Garamond" w:hAnsi="Garamond"/>
@@ -23028,56 +19607,6 @@
                 <w:sz w:val="22"/>
                 <w:szCs w:val="21"/>
               </w:rPr>
-              <w:t xml:space="preserve"> </w:t>
-            </w:r>
-            <w:r>
-              <w:rPr>
-                <w:rFonts w:ascii="Garamond" w:hAnsi="Garamond"/>
-                <w:b/>
-                <w:bCs/>
-                <w:sz w:val="22"/>
-                <w:szCs w:val="21"/>
-              </w:rPr>
-              <w:t xml:space="preserve">Summer </w:t>
-            </w:r>
-            <w:r>
-              <w:rPr>
-                <w:rFonts w:ascii="Garamond" w:hAnsi="Garamond"/>
-                <w:b/>
-                <w:bCs/>
-                <w:sz w:val="22"/>
-                <w:szCs w:val="21"/>
-              </w:rPr>
-              <w:t xml:space="preserve">Research Internship </w:t>
-            </w:r>
-            <w:r>
-              <w:rPr>
-                <w:rFonts w:ascii="Garamond" w:hAnsi="Garamond"/>
-                <w:b/>
-                <w:bCs/>
-                <w:sz w:val="22"/>
-                <w:szCs w:val="21"/>
-              </w:rPr>
-              <w:t>P</w:t>
-            </w:r>
-            <w:r>
-              <w:rPr>
-                <w:rFonts w:ascii="Garamond" w:hAnsi="Garamond"/>
-                <w:b/>
-                <w:bCs/>
-                <w:sz w:val="22"/>
-                <w:szCs w:val="21"/>
-              </w:rPr>
-              <w:t>rogram</w:t>
-            </w:r>
-            <w:r>
-              <w:rPr>
-                <w:rFonts w:ascii="Garamond" w:hAnsi="Garamond"/>
-                <w:b/>
-                <w:bCs/>
-                <w:sz w:val="22"/>
-                <w:szCs w:val="21"/>
-              </w:rPr>
               <w:t>]</w:t>
             </w:r>
           </w:p>
@@ -23096,15 +19625,7 @@
                 <w:sz w:val="22"/>
                 <w:szCs w:val="21"/>
               </w:rPr>
-              <w:t>Thesis</w:t>
-            </w:r>
-            <w:r>
-              <w:rPr>
-                <w:rFonts w:ascii="Garamond" w:hAnsi="Garamond"/>
-                <w:sz w:val="22"/>
-                <w:szCs w:val="21"/>
-              </w:rPr>
-              <w:t>: “</w:t>
+              <w:t>Thesis: “</w:t>
             </w:r>
             <w:r>
               <w:rPr>
@@ -23120,31 +19641,7 @@
                 <w:sz w:val="22"/>
                 <w:szCs w:val="21"/>
               </w:rPr>
-              <w:t xml:space="preserve"> </w:t>
-            </w:r>
-            <w:r>
-              <w:rPr>
-                <w:rFonts w:ascii="Garamond" w:hAnsi="Garamond"/>
-                <w:sz w:val="22"/>
-                <w:szCs w:val="21"/>
-              </w:rPr>
-              <w:t>Freezing of Gait</w:t>
-            </w:r>
-            <w:r>
-              <w:rPr>
-                <w:rFonts w:ascii="Garamond" w:hAnsi="Garamond"/>
-                <w:sz w:val="22"/>
-                <w:szCs w:val="21"/>
-              </w:rPr>
-              <w:t xml:space="preserve"> in Parkinson’s Disease</w:t>
-            </w:r>
-            <w:r>
-              <w:rPr>
-                <w:rFonts w:ascii="Garamond" w:hAnsi="Garamond"/>
-                <w:sz w:val="22"/>
-                <w:szCs w:val="21"/>
-              </w:rPr>
-              <w:t xml:space="preserve">” </w:t>
+              <w:t xml:space="preserve"> Freezing of Gait in Parkinson’s Disease” </w:t>
             </w:r>
           </w:p>
           <w:p>
@@ -23170,39 +19667,7 @@
                 <w:sz w:val="22"/>
                 <w:szCs w:val="21"/>
               </w:rPr>
-              <w:t>Final Year B.Sc.</w:t>
-            </w:r>
-            <w:r>
-              <w:rPr>
-                <w:rFonts w:ascii="Garamond" w:hAnsi="Garamond"/>
-                <w:sz w:val="22"/>
-                <w:szCs w:val="21"/>
-              </w:rPr>
-              <w:t xml:space="preserve"> Student</w:t>
-            </w:r>
-            <w:r>
-              <w:rPr>
-                <w:rFonts w:ascii="Garamond" w:hAnsi="Garamond"/>
-                <w:sz w:val="22"/>
-                <w:szCs w:val="21"/>
-              </w:rPr>
-              <w:t xml:space="preserve"> at</w:t>
-            </w:r>
-            <w:r>
-              <w:rPr>
-                <w:rFonts w:ascii="Garamond" w:hAnsi="Garamond"/>
-                <w:sz w:val="22"/>
-                <w:szCs w:val="21"/>
-              </w:rPr>
-              <w:t xml:space="preserve"> </w:t>
-            </w:r>
-            <w:r>
-              <w:rPr>
-                <w:rFonts w:ascii="Garamond" w:hAnsi="Garamond"/>
-                <w:sz w:val="22"/>
-                <w:szCs w:val="21"/>
-              </w:rPr>
-              <w:t xml:space="preserve">Universidad </w:t>
+              <w:t xml:space="preserve">Final Year B.Sc. Student at Universidad </w:t>
             </w:r>
             <w:proofErr w:type="spellStart"/>
             <w:r>
@@ -23926,23 +20391,7 @@
                 <w:sz w:val="22"/>
                 <w:szCs w:val="21"/>
               </w:rPr>
-              <w:t xml:space="preserve">Xavier </w:t>
-            </w:r>
-            <w:r>
-              <w:rPr>
-                <w:rFonts w:ascii="Garamond" w:hAnsi="Garamond"/>
-                <w:sz w:val="22"/>
-                <w:szCs w:val="21"/>
-              </w:rPr>
-              <w:t>Surget</w:t>
-            </w:r>
-            <w:r>
-              <w:rPr>
-                <w:rFonts w:ascii="Garamond" w:hAnsi="Garamond"/>
-                <w:sz w:val="22"/>
-                <w:szCs w:val="21"/>
-              </w:rPr>
-              <w:t xml:space="preserve">, </w:t>
+              <w:t xml:space="preserve">Xavier Surget, </w:t>
             </w:r>
             <w:r>
               <w:rPr>
@@ -23984,23 +20433,7 @@
                 <w:sz w:val="22"/>
                 <w:szCs w:val="21"/>
               </w:rPr>
-              <w:t>Thesis</w:t>
-            </w:r>
-            <w:r>
-              <w:rPr>
-                <w:rFonts w:ascii="Garamond" w:hAnsi="Garamond"/>
-                <w:sz w:val="22"/>
-                <w:szCs w:val="21"/>
-              </w:rPr>
-              <w:t>: “</w:t>
-            </w:r>
-            <w:r>
-              <w:rPr>
-                <w:rFonts w:ascii="Garamond" w:hAnsi="Garamond"/>
-                <w:sz w:val="22"/>
-                <w:szCs w:val="21"/>
-              </w:rPr>
-              <w:t xml:space="preserve">Effect of </w:t>
+              <w:t xml:space="preserve">Thesis: “Effect of </w:t>
             </w:r>
             <w:r>
               <w:rPr>
@@ -24128,15 +20561,7 @@
                 <w:sz w:val="22"/>
                 <w:szCs w:val="21"/>
               </w:rPr>
-              <w:t>oot</w:t>
-            </w:r>
-            <w:r>
-              <w:rPr>
-                <w:rFonts w:ascii="Garamond" w:hAnsi="Garamond"/>
-                <w:sz w:val="22"/>
-                <w:szCs w:val="21"/>
-              </w:rPr>
-              <w:t>”</w:t>
+              <w:t>oot”</w:t>
             </w:r>
           </w:p>
         </w:tc>
@@ -24194,31 +20619,7 @@
                 <w:sz w:val="22"/>
                 <w:szCs w:val="21"/>
               </w:rPr>
-              <w:t>Flavie</w:t>
-            </w:r>
-            <w:r>
-              <w:rPr>
-                <w:rFonts w:ascii="Garamond" w:hAnsi="Garamond"/>
-                <w:sz w:val="22"/>
-                <w:szCs w:val="21"/>
-              </w:rPr>
-              <w:t xml:space="preserve"> </w:t>
-            </w:r>
-            <w:r>
-              <w:rPr>
-                <w:rFonts w:ascii="Garamond" w:hAnsi="Garamond"/>
-                <w:sz w:val="22"/>
-                <w:szCs w:val="21"/>
-              </w:rPr>
-              <w:t>Tran Dinh</w:t>
-            </w:r>
-            <w:r>
-              <w:rPr>
-                <w:rFonts w:ascii="Garamond" w:hAnsi="Garamond"/>
-                <w:sz w:val="22"/>
-                <w:szCs w:val="21"/>
-              </w:rPr>
-              <w:t xml:space="preserve">, </w:t>
+              <w:t xml:space="preserve">Flavie Tran Dinh, </w:t>
             </w:r>
             <w:r>
               <w:rPr>
@@ -24252,87 +20653,15 @@
                 <w:sz w:val="22"/>
                 <w:szCs w:val="21"/>
               </w:rPr>
-              <w:t>Thesis</w:t>
-            </w:r>
-            <w:r>
-              <w:rPr>
-                <w:rFonts w:ascii="Garamond" w:hAnsi="Garamond"/>
-                <w:sz w:val="22"/>
-                <w:szCs w:val="21"/>
-              </w:rPr>
-              <w:t>: “</w:t>
-            </w:r>
-            <w:r>
-              <w:rPr>
-                <w:rFonts w:ascii="Garamond" w:hAnsi="Garamond"/>
-                <w:sz w:val="22"/>
-                <w:szCs w:val="21"/>
-              </w:rPr>
-              <w:t xml:space="preserve">Podiatric </w:t>
-            </w:r>
-            <w:r>
-              <w:rPr>
-                <w:rFonts w:ascii="Garamond" w:hAnsi="Garamond"/>
-                <w:sz w:val="22"/>
-                <w:szCs w:val="21"/>
-              </w:rPr>
-              <w:t>M</w:t>
-            </w:r>
-            <w:r>
-              <w:rPr>
-                <w:rFonts w:ascii="Garamond" w:hAnsi="Garamond"/>
-                <w:sz w:val="22"/>
-                <w:szCs w:val="21"/>
-              </w:rPr>
-              <w:t xml:space="preserve">anagement of </w:t>
-            </w:r>
-            <w:r>
-              <w:rPr>
-                <w:rFonts w:ascii="Garamond" w:hAnsi="Garamond"/>
-                <w:sz w:val="22"/>
-                <w:szCs w:val="21"/>
-              </w:rPr>
-              <w:t>B</w:t>
-            </w:r>
-            <w:r>
-              <w:rPr>
-                <w:rFonts w:ascii="Garamond" w:hAnsi="Garamond"/>
-                <w:sz w:val="22"/>
-                <w:szCs w:val="21"/>
-              </w:rPr>
-              <w:t xml:space="preserve">listers in </w:t>
-            </w:r>
-            <w:r>
-              <w:rPr>
-                <w:rFonts w:ascii="Garamond" w:hAnsi="Garamond"/>
-                <w:sz w:val="22"/>
-                <w:szCs w:val="21"/>
-              </w:rPr>
-              <w:t>D</w:t>
-            </w:r>
-            <w:r>
-              <w:rPr>
-                <w:rFonts w:ascii="Garamond" w:hAnsi="Garamond"/>
-                <w:sz w:val="22"/>
-                <w:szCs w:val="21"/>
-              </w:rPr>
-              <w:t xml:space="preserve">esert </w:t>
-            </w:r>
-            <w:r>
-              <w:rPr>
-                <w:rFonts w:ascii="Garamond" w:hAnsi="Garamond"/>
-                <w:sz w:val="22"/>
-                <w:szCs w:val="21"/>
-              </w:rPr>
-              <w:t>E</w:t>
-            </w:r>
-            <w:r>
-              <w:rPr>
-                <w:rFonts w:ascii="Garamond" w:hAnsi="Garamond"/>
-                <w:sz w:val="22"/>
-                <w:szCs w:val="21"/>
-              </w:rPr>
-              <w:t>nvironments</w:t>
+              <w:t>Thesis: “</w:t>
+            </w:r>
+            <w:r>
+              <w:rPr>
+                <w:rFonts w:ascii="Garamond" w:hAnsi="Garamond"/>
+                <w:sz w:val="22"/>
+                <w:szCs w:val="21"/>
+              </w:rPr>
+              <w:t>Podiatric Management of Blisters in Desert Environments</w:t>
             </w:r>
             <w:r>
               <w:rPr>
@@ -24398,39 +20727,7 @@
                 <w:sz w:val="22"/>
                 <w:szCs w:val="21"/>
               </w:rPr>
-              <w:t>Coline</w:t>
-            </w:r>
-            <w:r>
-              <w:rPr>
-                <w:rFonts w:ascii="Garamond" w:hAnsi="Garamond"/>
-                <w:sz w:val="22"/>
-                <w:szCs w:val="21"/>
-              </w:rPr>
-              <w:t xml:space="preserve"> </w:t>
-            </w:r>
-            <w:r>
-              <w:rPr>
-                <w:rFonts w:ascii="Garamond" w:hAnsi="Garamond"/>
-                <w:sz w:val="22"/>
-                <w:szCs w:val="21"/>
-              </w:rPr>
-              <w:t>Vollant</w:t>
-            </w:r>
-            <w:r>
-              <w:rPr>
-                <w:rFonts w:ascii="Garamond" w:hAnsi="Garamond"/>
-                <w:sz w:val="22"/>
-                <w:szCs w:val="21"/>
-              </w:rPr>
-              <w:t xml:space="preserve">, </w:t>
-            </w:r>
-            <w:r>
-              <w:rPr>
-                <w:rFonts w:ascii="Garamond" w:hAnsi="Garamond"/>
-                <w:sz w:val="22"/>
-                <w:szCs w:val="21"/>
-              </w:rPr>
-              <w:t xml:space="preserve">AFREP Institute, University of Paris – Cité </w:t>
+              <w:t xml:space="preserve">Coline Vollant, AFREP Institute, University of Paris – Cité </w:t>
             </w:r>
           </w:p>
           <w:p>
@@ -24448,127 +20745,7 @@
                 <w:sz w:val="22"/>
                 <w:szCs w:val="21"/>
               </w:rPr>
-              <w:t>Thesis</w:t>
-            </w:r>
-            <w:r>
-              <w:rPr>
-                <w:rFonts w:ascii="Garamond" w:hAnsi="Garamond"/>
-                <w:sz w:val="22"/>
-                <w:szCs w:val="21"/>
-              </w:rPr>
-              <w:t>: “</w:t>
-            </w:r>
-            <w:r>
-              <w:rPr>
-                <w:rFonts w:ascii="Garamond" w:hAnsi="Garamond"/>
-                <w:sz w:val="22"/>
-                <w:szCs w:val="21"/>
-              </w:rPr>
-              <w:t xml:space="preserve">Effect of </w:t>
-            </w:r>
-            <w:r>
-              <w:rPr>
-                <w:rFonts w:ascii="Garamond" w:hAnsi="Garamond"/>
-                <w:sz w:val="22"/>
-                <w:szCs w:val="21"/>
-              </w:rPr>
-              <w:t>R</w:t>
-            </w:r>
-            <w:r>
-              <w:rPr>
-                <w:rFonts w:ascii="Garamond" w:hAnsi="Garamond"/>
-                <w:sz w:val="22"/>
-                <w:szCs w:val="21"/>
-              </w:rPr>
-              <w:t xml:space="preserve">unning on </w:t>
-            </w:r>
-            <w:r>
-              <w:rPr>
-                <w:rFonts w:ascii="Garamond" w:hAnsi="Garamond"/>
-                <w:sz w:val="22"/>
-                <w:szCs w:val="21"/>
-              </w:rPr>
-              <w:t>F</w:t>
-            </w:r>
-            <w:r>
-              <w:rPr>
-                <w:rFonts w:ascii="Garamond" w:hAnsi="Garamond"/>
-                <w:sz w:val="22"/>
-                <w:szCs w:val="21"/>
-              </w:rPr>
-              <w:t xml:space="preserve">oot </w:t>
-            </w:r>
-            <w:r>
-              <w:rPr>
-                <w:rFonts w:ascii="Garamond" w:hAnsi="Garamond"/>
-                <w:sz w:val="22"/>
-                <w:szCs w:val="21"/>
-              </w:rPr>
-              <w:t>P</w:t>
-            </w:r>
-            <w:r>
-              <w:rPr>
-                <w:rFonts w:ascii="Garamond" w:hAnsi="Garamond"/>
-                <w:sz w:val="22"/>
-                <w:szCs w:val="21"/>
-              </w:rPr>
-              <w:t xml:space="preserve">osture in </w:t>
-            </w:r>
-            <w:r>
-              <w:rPr>
-                <w:rFonts w:ascii="Garamond" w:hAnsi="Garamond"/>
-                <w:sz w:val="22"/>
-                <w:szCs w:val="21"/>
-              </w:rPr>
-              <w:t>N</w:t>
-            </w:r>
-            <w:r>
-              <w:rPr>
-                <w:rFonts w:ascii="Garamond" w:hAnsi="Garamond"/>
-                <w:sz w:val="22"/>
-                <w:szCs w:val="21"/>
-              </w:rPr>
-              <w:t xml:space="preserve">ovice and </w:t>
-            </w:r>
-            <w:r>
-              <w:rPr>
-                <w:rFonts w:ascii="Garamond" w:hAnsi="Garamond"/>
-                <w:sz w:val="22"/>
-                <w:szCs w:val="21"/>
-              </w:rPr>
-              <w:t>T</w:t>
-            </w:r>
-            <w:r>
-              <w:rPr>
-                <w:rFonts w:ascii="Garamond" w:hAnsi="Garamond"/>
-                <w:sz w:val="22"/>
-                <w:szCs w:val="21"/>
-              </w:rPr>
-              <w:t xml:space="preserve">rained </w:t>
-            </w:r>
-            <w:r>
-              <w:rPr>
-                <w:rFonts w:ascii="Garamond" w:hAnsi="Garamond"/>
-                <w:sz w:val="22"/>
-                <w:szCs w:val="21"/>
-              </w:rPr>
-              <w:t>R</w:t>
-            </w:r>
-            <w:r>
-              <w:rPr>
-                <w:rFonts w:ascii="Garamond" w:hAnsi="Garamond"/>
-                <w:sz w:val="22"/>
-                <w:szCs w:val="21"/>
-              </w:rPr>
-              <w:t>unners</w:t>
-            </w:r>
-            <w:r>
-              <w:rPr>
-                <w:rFonts w:ascii="Garamond" w:hAnsi="Garamond"/>
-                <w:sz w:val="22"/>
-                <w:szCs w:val="21"/>
-              </w:rPr>
-              <w:t>”</w:t>
+              <w:t>Thesis: “Effect of Running on Foot Posture in Novice and Trained Runners”</w:t>
             </w:r>
           </w:p>
         </w:tc>
@@ -24652,15 +20829,7 @@
                 <w:sz w:val="22"/>
                 <w:szCs w:val="21"/>
               </w:rPr>
-              <w:t xml:space="preserve">, </w:t>
-            </w:r>
-            <w:r>
-              <w:rPr>
-                <w:rFonts w:ascii="Garamond" w:hAnsi="Garamond"/>
-                <w:sz w:val="22"/>
-                <w:szCs w:val="21"/>
-              </w:rPr>
-              <w:t xml:space="preserve">AFREP Institute, University of Paris – Cité </w:t>
+              <w:t xml:space="preserve">, AFREP Institute, University of Paris – Cité </w:t>
             </w:r>
           </w:p>
           <w:p>
@@ -24678,15 +20847,7 @@
                 <w:sz w:val="22"/>
                 <w:szCs w:val="21"/>
               </w:rPr>
-              <w:t>Thesis</w:t>
-            </w:r>
-            <w:r>
-              <w:rPr>
-                <w:rFonts w:ascii="Garamond" w:hAnsi="Garamond"/>
-                <w:sz w:val="22"/>
-                <w:szCs w:val="21"/>
-              </w:rPr>
-              <w:t>: “</w:t>
+              <w:t>Thesis: “</w:t>
             </w:r>
             <w:r>
               <w:rPr>
@@ -24784,15 +20945,7 @@
                 <w:sz w:val="22"/>
                 <w:szCs w:val="21"/>
               </w:rPr>
-              <w:t xml:space="preserve">, </w:t>
-            </w:r>
-            <w:r>
-              <w:rPr>
-                <w:rFonts w:ascii="Garamond" w:hAnsi="Garamond"/>
-                <w:sz w:val="22"/>
-                <w:szCs w:val="21"/>
-              </w:rPr>
-              <w:t xml:space="preserve">AFREP Institute, University of Paris – Cité </w:t>
+              <w:t xml:space="preserve">, AFREP Institute, University of Paris – Cité </w:t>
             </w:r>
           </w:p>
           <w:p>
@@ -24810,15 +20963,7 @@
                 <w:sz w:val="22"/>
                 <w:szCs w:val="21"/>
               </w:rPr>
-              <w:t>Thesis</w:t>
-            </w:r>
-            <w:r>
-              <w:rPr>
-                <w:rFonts w:ascii="Garamond" w:hAnsi="Garamond"/>
-                <w:sz w:val="22"/>
-                <w:szCs w:val="21"/>
-              </w:rPr>
-              <w:t>: “</w:t>
+              <w:t>Thesis: “</w:t>
             </w:r>
             <w:r>
               <w:rPr>
@@ -24900,15 +21045,7 @@
                 <w:sz w:val="22"/>
                 <w:szCs w:val="21"/>
               </w:rPr>
-              <w:t xml:space="preserve">, </w:t>
-            </w:r>
-            <w:r>
-              <w:rPr>
-                <w:rFonts w:ascii="Garamond" w:hAnsi="Garamond"/>
-                <w:sz w:val="22"/>
-                <w:szCs w:val="21"/>
-              </w:rPr>
-              <w:t xml:space="preserve">AFREP Institute, University of Paris – Cité </w:t>
+              <w:t xml:space="preserve">, AFREP Institute, University of Paris – Cité </w:t>
             </w:r>
           </w:p>
           <w:p>
@@ -24926,103 +21063,15 @@
                 <w:sz w:val="22"/>
                 <w:szCs w:val="21"/>
               </w:rPr>
-              <w:t>Thesis</w:t>
-            </w:r>
-            <w:r>
-              <w:rPr>
-                <w:rFonts w:ascii="Garamond" w:hAnsi="Garamond"/>
-                <w:sz w:val="22"/>
-                <w:szCs w:val="21"/>
-              </w:rPr>
-              <w:t>: “</w:t>
-            </w:r>
-            <w:r>
-              <w:rPr>
-                <w:rFonts w:ascii="Garamond" w:hAnsi="Garamond"/>
-                <w:sz w:val="22"/>
-                <w:szCs w:val="21"/>
-              </w:rPr>
-              <w:t xml:space="preserve">Running </w:t>
-            </w:r>
-            <w:r>
-              <w:rPr>
-                <w:rFonts w:ascii="Garamond" w:hAnsi="Garamond"/>
-                <w:sz w:val="22"/>
-                <w:szCs w:val="21"/>
-              </w:rPr>
-              <w:t>S</w:t>
-            </w:r>
-            <w:r>
-              <w:rPr>
-                <w:rFonts w:ascii="Garamond" w:hAnsi="Garamond"/>
-                <w:sz w:val="22"/>
-                <w:szCs w:val="21"/>
-              </w:rPr>
-              <w:t xml:space="preserve">hoes : </w:t>
-            </w:r>
-            <w:r>
-              <w:rPr>
-                <w:rFonts w:ascii="Garamond" w:hAnsi="Garamond"/>
-                <w:sz w:val="22"/>
-                <w:szCs w:val="21"/>
-              </w:rPr>
-              <w:t>P</w:t>
-            </w:r>
-            <w:r>
-              <w:rPr>
-                <w:rFonts w:ascii="Garamond" w:hAnsi="Garamond"/>
-                <w:sz w:val="22"/>
-                <w:szCs w:val="21"/>
-              </w:rPr>
-              <w:t xml:space="preserve">revention and </w:t>
-            </w:r>
-            <w:r>
-              <w:rPr>
-                <w:rFonts w:ascii="Garamond" w:hAnsi="Garamond"/>
-                <w:sz w:val="22"/>
-                <w:szCs w:val="21"/>
-              </w:rPr>
-              <w:t>T</w:t>
-            </w:r>
-            <w:r>
-              <w:rPr>
-                <w:rFonts w:ascii="Garamond" w:hAnsi="Garamond"/>
-                <w:sz w:val="22"/>
-                <w:szCs w:val="21"/>
-              </w:rPr>
-              <w:t xml:space="preserve">reatment of </w:t>
-            </w:r>
-            <w:r>
-              <w:rPr>
-                <w:rFonts w:ascii="Garamond" w:hAnsi="Garamond"/>
-                <w:sz w:val="22"/>
-                <w:szCs w:val="21"/>
-              </w:rPr>
-              <w:t>P</w:t>
-            </w:r>
-            <w:r>
-              <w:rPr>
-                <w:rFonts w:ascii="Garamond" w:hAnsi="Garamond"/>
-                <w:sz w:val="22"/>
-                <w:szCs w:val="21"/>
-              </w:rPr>
-              <w:t xml:space="preserve">lantar </w:t>
-            </w:r>
-            <w:r>
-              <w:rPr>
-                <w:rFonts w:ascii="Garamond" w:hAnsi="Garamond"/>
-                <w:sz w:val="22"/>
-                <w:szCs w:val="21"/>
-              </w:rPr>
-              <w:t>F</w:t>
-            </w:r>
-            <w:r>
-              <w:rPr>
-                <w:rFonts w:ascii="Garamond" w:hAnsi="Garamond"/>
-                <w:sz w:val="22"/>
-                <w:szCs w:val="21"/>
-              </w:rPr>
-              <w:t>asciitis</w:t>
+              <w:t>Thesis: “</w:t>
+            </w:r>
+            <w:r>
+              <w:rPr>
+                <w:rFonts w:ascii="Garamond" w:hAnsi="Garamond"/>
+                <w:sz w:val="22"/>
+                <w:szCs w:val="21"/>
+              </w:rPr>
+              <w:t>Running Shoes : Prevention and Treatment of Plantar Fasciitis</w:t>
             </w:r>
             <w:r>
               <w:rPr>
@@ -25139,63 +21188,7 @@
                 <w:sz w:val="22"/>
                 <w:szCs w:val="21"/>
               </w:rPr>
-              <w:t xml:space="preserve">McGill </w:t>
-            </w:r>
-            <w:r>
-              <w:rPr>
-                <w:rFonts w:ascii="Garamond" w:hAnsi="Garamond"/>
-                <w:sz w:val="22"/>
-                <w:szCs w:val="21"/>
-              </w:rPr>
-              <w:t>Undergraduate Science Showcase</w:t>
-            </w:r>
-            <w:r>
-              <w:rPr>
-                <w:rFonts w:ascii="Garamond" w:hAnsi="Garamond"/>
-                <w:sz w:val="22"/>
-                <w:szCs w:val="21"/>
-              </w:rPr>
-              <w:t xml:space="preserve">, </w:t>
-            </w:r>
-            <w:r>
-              <w:rPr>
-                <w:rFonts w:ascii="Garamond" w:hAnsi="Garamond"/>
-                <w:sz w:val="22"/>
-                <w:szCs w:val="21"/>
-              </w:rPr>
-              <w:t xml:space="preserve">Member of the </w:t>
-            </w:r>
-            <w:r>
-              <w:rPr>
-                <w:rFonts w:ascii="Garamond" w:hAnsi="Garamond"/>
-                <w:sz w:val="22"/>
-                <w:szCs w:val="21"/>
-              </w:rPr>
-              <w:t>O</w:t>
-            </w:r>
-            <w:r>
-              <w:rPr>
-                <w:rFonts w:ascii="Garamond" w:hAnsi="Garamond"/>
-                <w:sz w:val="22"/>
-                <w:szCs w:val="21"/>
-              </w:rPr>
-              <w:t xml:space="preserve">rganizing </w:t>
-            </w:r>
-            <w:r>
-              <w:rPr>
-                <w:rFonts w:ascii="Garamond" w:hAnsi="Garamond"/>
-                <w:sz w:val="22"/>
-                <w:szCs w:val="21"/>
-              </w:rPr>
-              <w:t>T</w:t>
-            </w:r>
-            <w:r>
-              <w:rPr>
-                <w:rFonts w:ascii="Garamond" w:hAnsi="Garamond"/>
-                <w:sz w:val="22"/>
-                <w:szCs w:val="21"/>
-              </w:rPr>
-              <w:t>eam</w:t>
+              <w:t>McGill Undergraduate Science Showcase, Member of the Organizing Team</w:t>
             </w:r>
           </w:p>
           <w:p>
@@ -25217,17 +21210,7 @@
                 <w:sz w:val="22"/>
                 <w:szCs w:val="21"/>
               </w:rPr>
-              <w:t>C</w:t>
-            </w:r>
-            <w:r>
-              <w:rPr>
-                <w:rFonts w:ascii="Garamond" w:hAnsi="Garamond"/>
-                <w:i/>
-                <w:iCs/>
-                <w:sz w:val="22"/>
-                <w:szCs w:val="21"/>
-              </w:rPr>
-              <w:t>onference aimed at providing undergraduate science students with the opportunity to present their research.</w:t>
+              <w:t>Conference aimed at providing undergraduate science students with the opportunity to present their research.</w:t>
             </w:r>
           </w:p>
         </w:tc>
@@ -25285,63 +21268,7 @@
                 <w:sz w:val="22"/>
                 <w:szCs w:val="21"/>
               </w:rPr>
-              <w:t xml:space="preserve">McGill </w:t>
-            </w:r>
-            <w:r>
-              <w:rPr>
-                <w:rFonts w:ascii="Garamond" w:hAnsi="Garamond"/>
-                <w:sz w:val="22"/>
-                <w:szCs w:val="21"/>
-              </w:rPr>
-              <w:t>Undergraduate Science Showcase</w:t>
-            </w:r>
-            <w:r>
-              <w:rPr>
-                <w:rFonts w:ascii="Garamond" w:hAnsi="Garamond"/>
-                <w:sz w:val="22"/>
-                <w:szCs w:val="21"/>
-              </w:rPr>
-              <w:t xml:space="preserve">, </w:t>
-            </w:r>
-            <w:r>
-              <w:rPr>
-                <w:rFonts w:ascii="Garamond" w:hAnsi="Garamond"/>
-                <w:sz w:val="22"/>
-                <w:szCs w:val="21"/>
-              </w:rPr>
-              <w:t xml:space="preserve">Member of the </w:t>
-            </w:r>
-            <w:r>
-              <w:rPr>
-                <w:rFonts w:ascii="Garamond" w:hAnsi="Garamond"/>
-                <w:sz w:val="22"/>
-                <w:szCs w:val="21"/>
-              </w:rPr>
-              <w:t>O</w:t>
-            </w:r>
-            <w:r>
-              <w:rPr>
-                <w:rFonts w:ascii="Garamond" w:hAnsi="Garamond"/>
-                <w:sz w:val="22"/>
-                <w:szCs w:val="21"/>
-              </w:rPr>
-              <w:t xml:space="preserve">rganizing </w:t>
-            </w:r>
-            <w:r>
-              <w:rPr>
-                <w:rFonts w:ascii="Garamond" w:hAnsi="Garamond"/>
-                <w:sz w:val="22"/>
-                <w:szCs w:val="21"/>
-              </w:rPr>
-              <w:t>T</w:t>
-            </w:r>
-            <w:r>
-              <w:rPr>
-                <w:rFonts w:ascii="Garamond" w:hAnsi="Garamond"/>
-                <w:sz w:val="22"/>
-                <w:szCs w:val="21"/>
-              </w:rPr>
-              <w:t>eam</w:t>
+              <w:t>McGill Undergraduate Science Showcase, Member of the Organizing Team</w:t>
             </w:r>
           </w:p>
           <w:p>
@@ -25361,17 +21288,7 @@
                 <w:sz w:val="22"/>
                 <w:szCs w:val="21"/>
               </w:rPr>
-              <w:t>C</w:t>
-            </w:r>
-            <w:r>
-              <w:rPr>
-                <w:rFonts w:ascii="Garamond" w:hAnsi="Garamond"/>
-                <w:i/>
-                <w:iCs/>
-                <w:sz w:val="22"/>
-                <w:szCs w:val="21"/>
-              </w:rPr>
-              <w:t>onference aimed at providing undergraduate science students with the opportunity to present their research.</w:t>
+              <w:t>Conference aimed at providing undergraduate science students with the opportunity to present their research.</w:t>
             </w:r>
           </w:p>
         </w:tc>
@@ -25552,37 +21469,7 @@
                 <w:sz w:val="22"/>
                 <w:szCs w:val="21"/>
               </w:rPr>
-              <w:t>Workshop</w:t>
-            </w:r>
-            <w:r>
-              <w:rPr>
-                <w:rFonts w:ascii="Garamond" w:hAnsi="Garamond"/>
-                <w:i/>
-                <w:iCs/>
-                <w:sz w:val="22"/>
-                <w:szCs w:val="21"/>
-              </w:rPr>
-              <w:t xml:space="preserve"> aimed at providing undergraduate science students </w:t>
-            </w:r>
-            <w:r>
-              <w:rPr>
-                <w:rFonts w:ascii="Garamond" w:hAnsi="Garamond"/>
-                <w:i/>
-                <w:iCs/>
-                <w:sz w:val="22"/>
-                <w:szCs w:val="21"/>
-              </w:rPr>
-              <w:t>with basic knowledge of neuroeducation</w:t>
-            </w:r>
-            <w:r>
-              <w:rPr>
-                <w:rFonts w:ascii="Garamond" w:hAnsi="Garamond"/>
-                <w:i/>
-                <w:iCs/>
-                <w:sz w:val="22"/>
-                <w:szCs w:val="21"/>
-              </w:rPr>
-              <w:t>.</w:t>
+              <w:t>Workshop aimed at providing undergraduate science students with basic knowledge of neuroeducation.</w:t>
             </w:r>
           </w:p>
         </w:tc>
@@ -25656,15 +21543,7 @@
                 <w:sz w:val="22"/>
                 <w:szCs w:val="21"/>
               </w:rPr>
-              <w:t xml:space="preserve">SciLearn Workshop </w:t>
-            </w:r>
-            <w:r>
-              <w:rPr>
-                <w:rFonts w:ascii="Garamond" w:hAnsi="Garamond"/>
-                <w:sz w:val="22"/>
-                <w:szCs w:val="21"/>
-              </w:rPr>
-              <w:t>“Prep for Finals</w:t>
+              <w:t>SciLearn Workshop “Prep for Finals</w:t>
             </w:r>
             <w:r>
               <w:rPr>
@@ -25680,15 +21559,7 @@
                 <w:sz w:val="22"/>
                 <w:szCs w:val="21"/>
               </w:rPr>
-              <w:t>”</w:t>
-            </w:r>
-            <w:r>
-              <w:rPr>
-                <w:rFonts w:ascii="Garamond" w:hAnsi="Garamond"/>
-                <w:sz w:val="22"/>
-                <w:szCs w:val="21"/>
-              </w:rPr>
-              <w:t xml:space="preserve"> </w:t>
+              <w:t xml:space="preserve">” </w:t>
             </w:r>
             <w:r>
               <w:rPr>
@@ -25748,47 +21619,7 @@
                 <w:sz w:val="22"/>
                 <w:szCs w:val="21"/>
               </w:rPr>
-              <w:t>Workshop</w:t>
-            </w:r>
-            <w:r>
-              <w:rPr>
-                <w:rFonts w:ascii="Garamond" w:hAnsi="Garamond"/>
-                <w:i/>
-                <w:iCs/>
-                <w:sz w:val="22"/>
-                <w:szCs w:val="21"/>
-              </w:rPr>
-              <w:t xml:space="preserve"> aimed at providing undergraduate science students </w:t>
-            </w:r>
-            <w:r>
-              <w:rPr>
-                <w:rFonts w:ascii="Garamond" w:hAnsi="Garamond"/>
-                <w:i/>
-                <w:iCs/>
-                <w:sz w:val="22"/>
-                <w:szCs w:val="21"/>
-              </w:rPr>
-              <w:t>with basic knowledge of neuroeducation</w:t>
-            </w:r>
-            <w:r>
-              <w:rPr>
-                <w:rFonts w:ascii="Garamond" w:hAnsi="Garamond"/>
-                <w:i/>
-                <w:iCs/>
-                <w:sz w:val="22"/>
-                <w:szCs w:val="21"/>
-              </w:rPr>
-              <w:t xml:space="preserve"> for the finals</w:t>
-            </w:r>
-            <w:r>
-              <w:rPr>
-                <w:rFonts w:ascii="Garamond" w:hAnsi="Garamond"/>
-                <w:i/>
-                <w:iCs/>
-                <w:sz w:val="22"/>
-                <w:szCs w:val="21"/>
-              </w:rPr>
-              <w:t>.</w:t>
+              <w:t>Workshop aimed at providing undergraduate science students with basic knowledge of neuroeducation for the finals.</w:t>
             </w:r>
           </w:p>
         </w:tc>
@@ -25854,23 +21685,7 @@
                 <w:sz w:val="22"/>
                 <w:szCs w:val="21"/>
               </w:rPr>
-              <w:t xml:space="preserve">SciLearn Workshop </w:t>
-            </w:r>
-            <w:r>
-              <w:rPr>
-                <w:rFonts w:ascii="Garamond" w:hAnsi="Garamond"/>
-                <w:sz w:val="22"/>
-                <w:szCs w:val="21"/>
-              </w:rPr>
-              <w:t>“</w:t>
-            </w:r>
-            <w:r>
-              <w:rPr>
-                <w:rFonts w:ascii="Garamond" w:hAnsi="Garamond"/>
-                <w:sz w:val="22"/>
-                <w:szCs w:val="21"/>
-              </w:rPr>
-              <w:t>MidTerm Bounce-Back</w:t>
+              <w:t>SciLearn Workshop “MidTerm Bounce-Back</w:t>
             </w:r>
             <w:r>
               <w:rPr>
@@ -25886,15 +21701,7 @@
                 <w:sz w:val="22"/>
                 <w:szCs w:val="21"/>
               </w:rPr>
-              <w:t>”</w:t>
-            </w:r>
-            <w:r>
-              <w:rPr>
-                <w:rFonts w:ascii="Garamond" w:hAnsi="Garamond"/>
-                <w:sz w:val="22"/>
-                <w:szCs w:val="21"/>
-              </w:rPr>
-              <w:t xml:space="preserve"> </w:t>
+              <w:t xml:space="preserve">” </w:t>
             </w:r>
             <w:r>
               <w:rPr>
@@ -25954,47 +21761,7 @@
                 <w:sz w:val="22"/>
                 <w:szCs w:val="21"/>
               </w:rPr>
-              <w:t>Workshop</w:t>
-            </w:r>
-            <w:r>
-              <w:rPr>
-                <w:rFonts w:ascii="Garamond" w:hAnsi="Garamond"/>
-                <w:i/>
-                <w:iCs/>
-                <w:sz w:val="22"/>
-                <w:szCs w:val="21"/>
-              </w:rPr>
-              <w:t xml:space="preserve"> aimed at providing undergraduate science students </w:t>
-            </w:r>
-            <w:r>
-              <w:rPr>
-                <w:rFonts w:ascii="Garamond" w:hAnsi="Garamond"/>
-                <w:i/>
-                <w:iCs/>
-                <w:sz w:val="22"/>
-                <w:szCs w:val="21"/>
-              </w:rPr>
-              <w:t>with basic knowledge of neuroeducation</w:t>
-            </w:r>
-            <w:r>
-              <w:rPr>
-                <w:rFonts w:ascii="Garamond" w:hAnsi="Garamond"/>
-                <w:i/>
-                <w:iCs/>
-                <w:sz w:val="22"/>
-                <w:szCs w:val="21"/>
-              </w:rPr>
-              <w:t xml:space="preserve"> after the mid-terms</w:t>
-            </w:r>
-            <w:r>
-              <w:rPr>
-                <w:rFonts w:ascii="Garamond" w:hAnsi="Garamond"/>
-                <w:i/>
-                <w:iCs/>
-                <w:sz w:val="22"/>
-                <w:szCs w:val="21"/>
-              </w:rPr>
-              <w:t>.</w:t>
+              <w:t>Workshop aimed at providing undergraduate science students with basic knowledge of neuroeducation after the mid-terms.</w:t>
             </w:r>
           </w:p>
         </w:tc>
@@ -26123,37 +21890,7 @@
                 <w:sz w:val="22"/>
                 <w:szCs w:val="21"/>
               </w:rPr>
-              <w:t>Workshop</w:t>
-            </w:r>
-            <w:r>
-              <w:rPr>
-                <w:rFonts w:ascii="Garamond" w:hAnsi="Garamond"/>
-                <w:i/>
-                <w:iCs/>
-                <w:sz w:val="22"/>
-                <w:szCs w:val="21"/>
-              </w:rPr>
-              <w:t xml:space="preserve"> aimed at providing undergraduate science students </w:t>
-            </w:r>
-            <w:r>
-              <w:rPr>
-                <w:rFonts w:ascii="Garamond" w:hAnsi="Garamond"/>
-                <w:i/>
-                <w:iCs/>
-                <w:sz w:val="22"/>
-                <w:szCs w:val="21"/>
-              </w:rPr>
-              <w:t>with basic knowledge of neuroeducation</w:t>
-            </w:r>
-            <w:r>
-              <w:rPr>
-                <w:rFonts w:ascii="Garamond" w:hAnsi="Garamond"/>
-                <w:i/>
-                <w:iCs/>
-                <w:sz w:val="22"/>
-                <w:szCs w:val="21"/>
-              </w:rPr>
-              <w:t>.</w:t>
+              <w:t>Workshop aimed at providing undergraduate science students with basic knowledge of neuroeducation.</w:t>
             </w:r>
           </w:p>
         </w:tc>
@@ -26238,23 +21975,7 @@
                 <w:sz w:val="22"/>
                 <w:szCs w:val="21"/>
               </w:rPr>
-              <w:t>SciLearn Training Workshop “How Students Learn</w:t>
-            </w:r>
-            <w:r>
-              <w:rPr>
-                <w:rFonts w:ascii="Garamond" w:hAnsi="Garamond"/>
-                <w:sz w:val="22"/>
-                <w:szCs w:val="21"/>
-              </w:rPr>
-              <w:t>,</w:t>
-            </w:r>
-            <w:r>
-              <w:rPr>
-                <w:rFonts w:ascii="Garamond" w:hAnsi="Garamond"/>
-                <w:sz w:val="22"/>
-                <w:szCs w:val="21"/>
-              </w:rPr>
-              <w:t>”</w:t>
+              <w:t>SciLearn Training Workshop “How Students Learn,”</w:t>
             </w:r>
             <w:r>
               <w:rPr>
@@ -26298,17 +22019,7 @@
                 <w:sz w:val="22"/>
                 <w:szCs w:val="21"/>
               </w:rPr>
-              <w:t>Workshop</w:t>
-            </w:r>
-            <w:r>
-              <w:rPr>
-                <w:rFonts w:ascii="Garamond" w:hAnsi="Garamond"/>
-                <w:i/>
-                <w:iCs/>
-                <w:sz w:val="22"/>
-                <w:szCs w:val="21"/>
-              </w:rPr>
-              <w:t xml:space="preserve"> </w:t>
+              <w:t xml:space="preserve">Workshop </w:t>
             </w:r>
             <w:r>
               <w:rPr>
@@ -26396,39 +22107,7 @@
                 <w:szCs w:val="21"/>
               </w:rPr>
               <w:lastRenderedPageBreak/>
-              <w:t xml:space="preserve">SciLearn Workshop </w:t>
-            </w:r>
-            <w:r>
-              <w:rPr>
-                <w:rFonts w:ascii="Garamond" w:hAnsi="Garamond"/>
-                <w:sz w:val="22"/>
-                <w:szCs w:val="21"/>
-              </w:rPr>
-              <w:t>“Prep for Finals</w:t>
-            </w:r>
-            <w:r>
-              <w:rPr>
-                <w:rFonts w:ascii="Garamond" w:hAnsi="Garamond"/>
-                <w:sz w:val="22"/>
-                <w:szCs w:val="21"/>
-              </w:rPr>
-              <w:t>,</w:t>
-            </w:r>
-            <w:r>
-              <w:rPr>
-                <w:rFonts w:ascii="Garamond" w:hAnsi="Garamond"/>
-                <w:sz w:val="22"/>
-                <w:szCs w:val="21"/>
-              </w:rPr>
-              <w:t>”</w:t>
-            </w:r>
-            <w:r>
-              <w:rPr>
-                <w:rFonts w:ascii="Garamond" w:hAnsi="Garamond"/>
-                <w:sz w:val="22"/>
-                <w:szCs w:val="21"/>
-              </w:rPr>
-              <w:t xml:space="preserve"> McGill University, Facilitator (with H. Sweatman)</w:t>
+              <w:t>SciLearn Workshop “Prep for Finals,” McGill University, Facilitator (with H. Sweatman)</w:t>
             </w:r>
           </w:p>
           <w:p>
@@ -26449,47 +22128,7 @@
                 <w:szCs w:val="21"/>
               </w:rPr>
               <w:lastRenderedPageBreak/>
-              <w:t>Workshop</w:t>
-            </w:r>
-            <w:r>
-              <w:rPr>
-                <w:rFonts w:ascii="Garamond" w:hAnsi="Garamond"/>
-                <w:i/>
-                <w:iCs/>
-                <w:sz w:val="22"/>
-                <w:szCs w:val="21"/>
-              </w:rPr>
-              <w:t xml:space="preserve"> aimed at providing undergraduate science students </w:t>
-            </w:r>
-            <w:r>
-              <w:rPr>
-                <w:rFonts w:ascii="Garamond" w:hAnsi="Garamond"/>
-                <w:i/>
-                <w:iCs/>
-                <w:sz w:val="22"/>
-                <w:szCs w:val="21"/>
-              </w:rPr>
-              <w:t>with basic knowledge of neuroeducation</w:t>
-            </w:r>
-            <w:r>
-              <w:rPr>
-                <w:rFonts w:ascii="Garamond" w:hAnsi="Garamond"/>
-                <w:i/>
-                <w:iCs/>
-                <w:sz w:val="22"/>
-                <w:szCs w:val="21"/>
-              </w:rPr>
-              <w:t xml:space="preserve"> for the finals</w:t>
-            </w:r>
-            <w:r>
-              <w:rPr>
-                <w:rFonts w:ascii="Garamond" w:hAnsi="Garamond"/>
-                <w:i/>
-                <w:iCs/>
-                <w:sz w:val="22"/>
-                <w:szCs w:val="21"/>
-              </w:rPr>
-              <w:t>.</w:t>
+              <w:t>Workshop aimed at providing undergraduate science students with basic knowledge of neuroeducation for the finals.</w:t>
             </w:r>
           </w:p>
         </w:tc>
@@ -26548,47 +22187,7 @@
                 <w:sz w:val="22"/>
                 <w:szCs w:val="21"/>
               </w:rPr>
-              <w:t xml:space="preserve">SciLearn Workshop </w:t>
-            </w:r>
-            <w:r>
-              <w:rPr>
-                <w:rFonts w:ascii="Garamond" w:hAnsi="Garamond"/>
-                <w:sz w:val="22"/>
-                <w:szCs w:val="21"/>
-              </w:rPr>
-              <w:t>“</w:t>
-            </w:r>
-            <w:r>
-              <w:rPr>
-                <w:rFonts w:ascii="Garamond" w:hAnsi="Garamond"/>
-                <w:sz w:val="22"/>
-                <w:szCs w:val="21"/>
-              </w:rPr>
-              <w:t>MidTerm Bounce-Back</w:t>
-            </w:r>
-            <w:r>
-              <w:rPr>
-                <w:rFonts w:ascii="Garamond" w:hAnsi="Garamond"/>
-                <w:sz w:val="22"/>
-                <w:szCs w:val="21"/>
-              </w:rPr>
-              <w:t>,</w:t>
-            </w:r>
-            <w:r>
-              <w:rPr>
-                <w:rFonts w:ascii="Garamond" w:hAnsi="Garamond"/>
-                <w:sz w:val="22"/>
-                <w:szCs w:val="21"/>
-              </w:rPr>
-              <w:t>”</w:t>
-            </w:r>
-            <w:r>
-              <w:rPr>
-                <w:rFonts w:ascii="Garamond" w:hAnsi="Garamond"/>
-                <w:sz w:val="22"/>
-                <w:szCs w:val="21"/>
-              </w:rPr>
-              <w:t xml:space="preserve"> McGill University, Facilitator (with </w:t>
+              <w:t xml:space="preserve">SciLearn Workshop “MidTerm Bounce-Back,” McGill University, Facilitator (with </w:t>
             </w:r>
             <w:r>
               <w:rPr>
@@ -26624,47 +22223,7 @@
                 <w:sz w:val="22"/>
                 <w:szCs w:val="21"/>
               </w:rPr>
-              <w:t>Workshop</w:t>
-            </w:r>
-            <w:r>
-              <w:rPr>
-                <w:rFonts w:ascii="Garamond" w:hAnsi="Garamond"/>
-                <w:i/>
-                <w:iCs/>
-                <w:sz w:val="22"/>
-                <w:szCs w:val="21"/>
-              </w:rPr>
-              <w:t xml:space="preserve"> aimed at providing undergraduate science students </w:t>
-            </w:r>
-            <w:r>
-              <w:rPr>
-                <w:rFonts w:ascii="Garamond" w:hAnsi="Garamond"/>
-                <w:i/>
-                <w:iCs/>
-                <w:sz w:val="22"/>
-                <w:szCs w:val="21"/>
-              </w:rPr>
-              <w:t>with basic knowledge of neuroeducation</w:t>
-            </w:r>
-            <w:r>
-              <w:rPr>
-                <w:rFonts w:ascii="Garamond" w:hAnsi="Garamond"/>
-                <w:i/>
-                <w:iCs/>
-                <w:sz w:val="22"/>
-                <w:szCs w:val="21"/>
-              </w:rPr>
-              <w:t xml:space="preserve"> after the mid-terms</w:t>
-            </w:r>
-            <w:r>
-              <w:rPr>
-                <w:rFonts w:ascii="Garamond" w:hAnsi="Garamond"/>
-                <w:i/>
-                <w:iCs/>
-                <w:sz w:val="22"/>
-                <w:szCs w:val="21"/>
-              </w:rPr>
-              <w:t>.</w:t>
+              <w:t>Workshop aimed at providing undergraduate science students with basic knowledge of neuroeducation after the mid-terms.</w:t>
             </w:r>
           </w:p>
         </w:tc>
@@ -26741,39 +22300,7 @@
                 <w:sz w:val="22"/>
                 <w:szCs w:val="21"/>
               </w:rPr>
-              <w:t xml:space="preserve">SciLearn Workshop </w:t>
-            </w:r>
-            <w:r>
-              <w:rPr>
-                <w:rFonts w:ascii="Garamond" w:hAnsi="Garamond"/>
-                <w:sz w:val="22"/>
-                <w:szCs w:val="21"/>
-              </w:rPr>
-              <w:t>“Prep for Finals</w:t>
-            </w:r>
-            <w:r>
-              <w:rPr>
-                <w:rFonts w:ascii="Garamond" w:hAnsi="Garamond"/>
-                <w:sz w:val="22"/>
-                <w:szCs w:val="21"/>
-              </w:rPr>
-              <w:t>,</w:t>
-            </w:r>
-            <w:r>
-              <w:rPr>
-                <w:rFonts w:ascii="Garamond" w:hAnsi="Garamond"/>
-                <w:sz w:val="22"/>
-                <w:szCs w:val="21"/>
-              </w:rPr>
-              <w:t>”</w:t>
-            </w:r>
-            <w:r>
-              <w:rPr>
-                <w:rFonts w:ascii="Garamond" w:hAnsi="Garamond"/>
-                <w:sz w:val="22"/>
-                <w:szCs w:val="21"/>
-              </w:rPr>
-              <w:t xml:space="preserve"> McGill University, Facilitator (with H. Sweatman)</w:t>
+              <w:t>SciLearn Workshop “Prep for Finals,” McGill University, Facilitator (with H. Sweatman)</w:t>
             </w:r>
           </w:p>
           <w:p>
@@ -26793,47 +22320,7 @@
                 <w:sz w:val="22"/>
                 <w:szCs w:val="21"/>
               </w:rPr>
-              <w:t>Workshop</w:t>
-            </w:r>
-            <w:r>
-              <w:rPr>
-                <w:rFonts w:ascii="Garamond" w:hAnsi="Garamond"/>
-                <w:i/>
-                <w:iCs/>
-                <w:sz w:val="22"/>
-                <w:szCs w:val="21"/>
-              </w:rPr>
-              <w:t xml:space="preserve"> aimed at providing undergraduate science students </w:t>
-            </w:r>
-            <w:r>
-              <w:rPr>
-                <w:rFonts w:ascii="Garamond" w:hAnsi="Garamond"/>
-                <w:i/>
-                <w:iCs/>
-                <w:sz w:val="22"/>
-                <w:szCs w:val="21"/>
-              </w:rPr>
-              <w:t>with basic knowledge of neuroeducation</w:t>
-            </w:r>
-            <w:r>
-              <w:rPr>
-                <w:rFonts w:ascii="Garamond" w:hAnsi="Garamond"/>
-                <w:i/>
-                <w:iCs/>
-                <w:sz w:val="22"/>
-                <w:szCs w:val="21"/>
-              </w:rPr>
-              <w:t xml:space="preserve"> for the finals</w:t>
-            </w:r>
-            <w:r>
-              <w:rPr>
-                <w:rFonts w:ascii="Garamond" w:hAnsi="Garamond"/>
-                <w:i/>
-                <w:iCs/>
-                <w:sz w:val="22"/>
-                <w:szCs w:val="21"/>
-              </w:rPr>
-              <w:t>.</w:t>
+              <w:t>Workshop aimed at providing undergraduate science students with basic knowledge of neuroeducation for the finals.</w:t>
             </w:r>
           </w:p>
         </w:tc>
@@ -26910,47 +22397,7 @@
                 <w:sz w:val="22"/>
                 <w:szCs w:val="21"/>
               </w:rPr>
-              <w:t xml:space="preserve">SciLearn Workshop </w:t>
-            </w:r>
-            <w:r>
-              <w:rPr>
-                <w:rFonts w:ascii="Garamond" w:hAnsi="Garamond"/>
-                <w:sz w:val="22"/>
-                <w:szCs w:val="21"/>
-              </w:rPr>
-              <w:t>“</w:t>
-            </w:r>
-            <w:r>
-              <w:rPr>
-                <w:rFonts w:ascii="Garamond" w:hAnsi="Garamond"/>
-                <w:sz w:val="22"/>
-                <w:szCs w:val="21"/>
-              </w:rPr>
-              <w:t>MidTerm Bounce-Back</w:t>
-            </w:r>
-            <w:r>
-              <w:rPr>
-                <w:rFonts w:ascii="Garamond" w:hAnsi="Garamond"/>
-                <w:sz w:val="22"/>
-                <w:szCs w:val="21"/>
-              </w:rPr>
-              <w:t>,</w:t>
-            </w:r>
-            <w:r>
-              <w:rPr>
-                <w:rFonts w:ascii="Garamond" w:hAnsi="Garamond"/>
-                <w:sz w:val="22"/>
-                <w:szCs w:val="21"/>
-              </w:rPr>
-              <w:t>”</w:t>
-            </w:r>
-            <w:r>
-              <w:rPr>
-                <w:rFonts w:ascii="Garamond" w:hAnsi="Garamond"/>
-                <w:sz w:val="22"/>
-                <w:szCs w:val="21"/>
-              </w:rPr>
-              <w:t xml:space="preserve"> McGill University, Facilitator (with H. Sweatman)</w:t>
+              <w:t>SciLearn Workshop “MidTerm Bounce-Back,” McGill University, Facilitator (with H. Sweatman)</w:t>
             </w:r>
           </w:p>
           <w:p>
@@ -26970,47 +22417,7 @@
                 <w:sz w:val="22"/>
                 <w:szCs w:val="21"/>
               </w:rPr>
-              <w:t>Workshop</w:t>
-            </w:r>
-            <w:r>
-              <w:rPr>
-                <w:rFonts w:ascii="Garamond" w:hAnsi="Garamond"/>
-                <w:i/>
-                <w:iCs/>
-                <w:sz w:val="22"/>
-                <w:szCs w:val="21"/>
-              </w:rPr>
-              <w:t xml:space="preserve"> aimed at providing undergraduate science students </w:t>
-            </w:r>
-            <w:r>
-              <w:rPr>
-                <w:rFonts w:ascii="Garamond" w:hAnsi="Garamond"/>
-                <w:i/>
-                <w:iCs/>
-                <w:sz w:val="22"/>
-                <w:szCs w:val="21"/>
-              </w:rPr>
-              <w:t>with basic knowledge of neuroeducation</w:t>
-            </w:r>
-            <w:r>
-              <w:rPr>
-                <w:rFonts w:ascii="Garamond" w:hAnsi="Garamond"/>
-                <w:i/>
-                <w:iCs/>
-                <w:sz w:val="22"/>
-                <w:szCs w:val="21"/>
-              </w:rPr>
-              <w:t xml:space="preserve"> after the mid-terms</w:t>
-            </w:r>
-            <w:r>
-              <w:rPr>
-                <w:rFonts w:ascii="Garamond" w:hAnsi="Garamond"/>
-                <w:i/>
-                <w:iCs/>
-                <w:sz w:val="22"/>
-                <w:szCs w:val="21"/>
-              </w:rPr>
-              <w:t>.</w:t>
+              <w:t>Workshop aimed at providing undergraduate science students with basic knowledge of neuroeducation after the mid-terms.</w:t>
             </w:r>
           </w:p>
         </w:tc>
@@ -27110,23 +22517,7 @@
                 <w:sz w:val="22"/>
                 <w:szCs w:val="21"/>
               </w:rPr>
-              <w:t>IEEE-EMBS International Conference on Biomedical and Health Informatics (BHI'2</w:t>
-            </w:r>
-            <w:r>
-              <w:rPr>
-                <w:rFonts w:ascii="Garamond" w:hAnsi="Garamond"/>
-                <w:sz w:val="22"/>
-                <w:szCs w:val="21"/>
-              </w:rPr>
-              <w:t>6</w:t>
-            </w:r>
-            <w:r>
-              <w:rPr>
-                <w:rFonts w:ascii="Garamond" w:hAnsi="Garamond"/>
-                <w:sz w:val="22"/>
-                <w:szCs w:val="21"/>
-              </w:rPr>
-              <w:t>)</w:t>
+              <w:t>IEEE-EMBS International Conference on Biomedical and Health Informatics (BHI'26)</w:t>
             </w:r>
           </w:p>
           <w:p>
@@ -27148,57 +22539,7 @@
                 <w:sz w:val="22"/>
                 <w:szCs w:val="21"/>
               </w:rPr>
-              <w:t>R</w:t>
-            </w:r>
-            <w:r>
-              <w:rPr>
-                <w:rFonts w:ascii="Garamond" w:hAnsi="Garamond"/>
-                <w:i/>
-                <w:iCs/>
-                <w:sz w:val="22"/>
-                <w:szCs w:val="21"/>
-              </w:rPr>
-              <w:t xml:space="preserve">eview of </w:t>
-            </w:r>
-            <w:r>
-              <w:rPr>
-                <w:rFonts w:ascii="Garamond" w:hAnsi="Garamond"/>
-                <w:i/>
-                <w:iCs/>
-                <w:sz w:val="22"/>
-                <w:szCs w:val="21"/>
-              </w:rPr>
-              <w:t>5</w:t>
-            </w:r>
-            <w:r>
-              <w:rPr>
-                <w:rFonts w:ascii="Garamond" w:hAnsi="Garamond"/>
-                <w:i/>
-                <w:iCs/>
-                <w:sz w:val="22"/>
-                <w:szCs w:val="21"/>
-              </w:rPr>
-              <w:t xml:space="preserve"> articles on Precision Health and AI</w:t>
-            </w:r>
-            <w:r>
-              <w:rPr>
-                <w:rFonts w:ascii="Garamond" w:hAnsi="Garamond"/>
-                <w:i/>
-                <w:iCs/>
-                <w:sz w:val="22"/>
-                <w:szCs w:val="21"/>
-              </w:rPr>
-              <w:t xml:space="preserve"> in Parkinson</w:t>
-            </w:r>
-            <w:r>
-              <w:rPr>
-                <w:rFonts w:ascii="Garamond" w:hAnsi="Garamond"/>
-                <w:i/>
-                <w:iCs/>
-                <w:sz w:val="22"/>
-                <w:szCs w:val="21"/>
-              </w:rPr>
-              <w:t>.</w:t>
+              <w:t>Review of 5 articles on Precision Health and AI in Parkinson.</w:t>
             </w:r>
           </w:p>
         </w:tc>
@@ -27276,57 +22617,7 @@
                 <w:sz w:val="22"/>
                 <w:szCs w:val="21"/>
               </w:rPr>
-              <w:t>R</w:t>
-            </w:r>
-            <w:r>
-              <w:rPr>
-                <w:rFonts w:ascii="Garamond" w:hAnsi="Garamond"/>
-                <w:i/>
-                <w:iCs/>
-                <w:sz w:val="22"/>
-                <w:szCs w:val="21"/>
-              </w:rPr>
-              <w:t xml:space="preserve">eview of </w:t>
-            </w:r>
-            <w:r>
-              <w:rPr>
-                <w:rFonts w:ascii="Garamond" w:hAnsi="Garamond"/>
-                <w:i/>
-                <w:iCs/>
-                <w:sz w:val="22"/>
-                <w:szCs w:val="21"/>
-              </w:rPr>
-              <w:t>6</w:t>
-            </w:r>
-            <w:r>
-              <w:rPr>
-                <w:rFonts w:ascii="Garamond" w:hAnsi="Garamond"/>
-                <w:i/>
-                <w:iCs/>
-                <w:sz w:val="22"/>
-                <w:szCs w:val="21"/>
-              </w:rPr>
-              <w:t xml:space="preserve"> articles on Precision Health and AI</w:t>
-            </w:r>
-            <w:r>
-              <w:rPr>
-                <w:rFonts w:ascii="Garamond" w:hAnsi="Garamond"/>
-                <w:i/>
-                <w:iCs/>
-                <w:sz w:val="22"/>
-                <w:szCs w:val="21"/>
-              </w:rPr>
-              <w:t>.</w:t>
-            </w:r>
-            <w:r>
-              <w:rPr>
-                <w:rFonts w:ascii="Garamond" w:hAnsi="Garamond"/>
-                <w:i/>
-                <w:iCs/>
-                <w:sz w:val="22"/>
-                <w:szCs w:val="21"/>
-              </w:rPr>
-              <w:t xml:space="preserve"> </w:t>
+              <w:t xml:space="preserve">Review of 6 articles on Precision Health and AI. </w:t>
             </w:r>
             <w:r>
               <w:rPr>
@@ -27594,15 +22885,7 @@
                 <w:sz w:val="22"/>
                 <w:szCs w:val="21"/>
               </w:rPr>
-              <w:t>Committee on Innovative Practices in Research Ethics</w:t>
-            </w:r>
-            <w:r>
-              <w:rPr>
-                <w:rFonts w:ascii="Garamond" w:hAnsi="Garamond"/>
-                <w:sz w:val="22"/>
-                <w:szCs w:val="21"/>
-              </w:rPr>
-              <w:t xml:space="preserve"> in Rehabilitation</w:t>
+              <w:t>Committee on Innovative Practices in Research Ethics in Rehabilitation</w:t>
             </w:r>
             <w:r>
               <w:rPr>
@@ -28108,7 +23391,6 @@
           <w:bCs/>
           <w:sz w:val="28"/>
           <w:szCs w:val="24"/>
-          <w:lang w:val="fr-CA"/>
         </w:rPr>
       </w:pPr>
       <w:r>
@@ -28118,7 +23400,6 @@
           <w:bCs/>
           <w:sz w:val="28"/>
           <w:szCs w:val="24"/>
-          <w:lang w:val="fr-CA"/>
         </w:rPr>
         <w:t>Professional Development</w:t>
       </w:r>
@@ -28252,17 +23533,7 @@
                 <w:sz w:val="22"/>
                 <w:szCs w:val="21"/>
               </w:rPr>
-              <w:t>solutions for older Canadians</w:t>
-            </w:r>
-            <w:r>
-              <w:rPr>
-                <w:rFonts w:ascii="Garamond" w:hAnsi="Garamond"/>
-                <w:i/>
-                <w:iCs/>
-                <w:sz w:val="22"/>
-                <w:szCs w:val="21"/>
-              </w:rPr>
-              <w:t>.</w:t>
+              <w:t>solutions for older Canadians.</w:t>
             </w:r>
           </w:p>
         </w:tc>
@@ -28484,15 +23755,7 @@
                 <w:sz w:val="22"/>
                 <w:szCs w:val="21"/>
               </w:rPr>
-              <w:t>V1 Studio</w:t>
-            </w:r>
-            <w:r>
-              <w:rPr>
-                <w:rFonts w:ascii="Garamond" w:hAnsi="Garamond"/>
-                <w:sz w:val="22"/>
-                <w:szCs w:val="21"/>
-              </w:rPr>
-              <w:t xml:space="preserve"> </w:t>
+              <w:t xml:space="preserve">V1 Studio </w:t>
             </w:r>
             <w:r>
               <w:rPr>
@@ -28528,57 +23791,7 @@
                 <w:sz w:val="22"/>
                 <w:szCs w:val="21"/>
               </w:rPr>
-              <w:t>Entrepreneurship training</w:t>
-            </w:r>
-            <w:r>
-              <w:rPr>
-                <w:rFonts w:ascii="Garamond" w:hAnsi="Garamond"/>
-                <w:i/>
-                <w:iCs/>
-                <w:sz w:val="22"/>
-                <w:szCs w:val="21"/>
-              </w:rPr>
-              <w:t xml:space="preserve"> for researchers</w:t>
-            </w:r>
-            <w:r>
-              <w:rPr>
-                <w:rFonts w:ascii="Garamond" w:hAnsi="Garamond"/>
-                <w:i/>
-                <w:iCs/>
-                <w:sz w:val="22"/>
-                <w:szCs w:val="21"/>
-              </w:rPr>
-              <w:t xml:space="preserve"> to translate research</w:t>
-            </w:r>
-            <w:r>
-              <w:rPr>
-                <w:rFonts w:ascii="Garamond" w:hAnsi="Garamond"/>
-                <w:i/>
-                <w:iCs/>
-                <w:sz w:val="22"/>
-                <w:szCs w:val="21"/>
-              </w:rPr>
-              <w:t xml:space="preserve"> findings</w:t>
-            </w:r>
-            <w:r>
-              <w:rPr>
-                <w:rFonts w:ascii="Garamond" w:hAnsi="Garamond"/>
-                <w:i/>
-                <w:iCs/>
-                <w:sz w:val="22"/>
-                <w:szCs w:val="21"/>
-              </w:rPr>
-              <w:t xml:space="preserve"> into real-world </w:t>
-            </w:r>
-            <w:r>
-              <w:rPr>
-                <w:rFonts w:ascii="Garamond" w:hAnsi="Garamond"/>
-                <w:i/>
-                <w:iCs/>
-                <w:sz w:val="22"/>
-                <w:szCs w:val="21"/>
-              </w:rPr>
-              <w:t>solutions</w:t>
+              <w:t>Entrepreneurship training for researchers to translate research findings into real-world solutions</w:t>
             </w:r>
             <w:r>
               <w:rPr>
@@ -28654,47 +23867,7 @@
                 <w:sz w:val="22"/>
                 <w:szCs w:val="21"/>
               </w:rPr>
-              <w:t xml:space="preserve">CIHR </w:t>
-            </w:r>
-            <w:r>
-              <w:rPr>
-                <w:rFonts w:ascii="Garamond" w:hAnsi="Garamond"/>
-                <w:sz w:val="22"/>
-                <w:szCs w:val="21"/>
-              </w:rPr>
-              <w:t xml:space="preserve">Integrating </w:t>
-            </w:r>
-            <w:r>
-              <w:rPr>
-                <w:rFonts w:ascii="Garamond" w:hAnsi="Garamond"/>
-                <w:sz w:val="22"/>
-                <w:szCs w:val="21"/>
-              </w:rPr>
-              <w:t>S</w:t>
-            </w:r>
-            <w:r>
-              <w:rPr>
-                <w:rFonts w:ascii="Garamond" w:hAnsi="Garamond"/>
-                <w:sz w:val="22"/>
-                <w:szCs w:val="21"/>
-              </w:rPr>
-              <w:t xml:space="preserve">ex and </w:t>
-            </w:r>
-            <w:r>
-              <w:rPr>
-                <w:rFonts w:ascii="Garamond" w:hAnsi="Garamond"/>
-                <w:sz w:val="22"/>
-                <w:szCs w:val="21"/>
-              </w:rPr>
-              <w:t>G</w:t>
-            </w:r>
-            <w:r>
-              <w:rPr>
-                <w:rFonts w:ascii="Garamond" w:hAnsi="Garamond"/>
-                <w:sz w:val="22"/>
-                <w:szCs w:val="21"/>
-              </w:rPr>
-              <w:t xml:space="preserve">ender </w:t>
+              <w:t xml:space="preserve">CIHR Integrating Sex and Gender </w:t>
             </w:r>
             <w:r>
               <w:rPr>
@@ -28710,39 +23883,7 @@
                 <w:sz w:val="22"/>
                 <w:szCs w:val="21"/>
               </w:rPr>
-              <w:t xml:space="preserve"> </w:t>
-            </w:r>
-            <w:r>
-              <w:rPr>
-                <w:rFonts w:ascii="Garamond" w:hAnsi="Garamond"/>
-                <w:sz w:val="22"/>
-                <w:szCs w:val="21"/>
-              </w:rPr>
-              <w:t>H</w:t>
-            </w:r>
-            <w:r>
-              <w:rPr>
-                <w:rFonts w:ascii="Garamond" w:hAnsi="Garamond"/>
-                <w:sz w:val="22"/>
-                <w:szCs w:val="21"/>
-              </w:rPr>
-              <w:t xml:space="preserve">ealth </w:t>
-            </w:r>
-            <w:r>
-              <w:rPr>
-                <w:rFonts w:ascii="Garamond" w:hAnsi="Garamond"/>
-                <w:sz w:val="22"/>
-                <w:szCs w:val="21"/>
-              </w:rPr>
-              <w:t>R</w:t>
-            </w:r>
-            <w:r>
-              <w:rPr>
-                <w:rFonts w:ascii="Garamond" w:hAnsi="Garamond"/>
-                <w:sz w:val="22"/>
-                <w:szCs w:val="21"/>
-              </w:rPr>
-              <w:t>esearch</w:t>
+              <w:t xml:space="preserve"> Health Research</w:t>
             </w:r>
           </w:p>
           <w:p>
@@ -28962,27 +24103,7 @@
                 <w:sz w:val="22"/>
                 <w:szCs w:val="21"/>
               </w:rPr>
-              <w:t xml:space="preserve">Training on fully immersive </w:t>
-            </w:r>
-            <w:r>
-              <w:rPr>
-                <w:rFonts w:ascii="Garamond" w:hAnsi="Garamond"/>
-                <w:i/>
-                <w:iCs/>
-                <w:sz w:val="22"/>
-                <w:szCs w:val="21"/>
-              </w:rPr>
-              <w:t xml:space="preserve">multimodal </w:t>
-            </w:r>
-            <w:r>
-              <w:rPr>
-                <w:rFonts w:ascii="Garamond" w:hAnsi="Garamond"/>
-                <w:i/>
-                <w:iCs/>
-                <w:sz w:val="22"/>
-                <w:szCs w:val="21"/>
-              </w:rPr>
-              <w:t>motion analysis</w:t>
+              <w:t>Training on fully immersive multimodal motion analysis</w:t>
             </w:r>
             <w:r>
               <w:rPr>
@@ -29068,39 +24189,7 @@
                 <w:sz w:val="22"/>
                 <w:szCs w:val="21"/>
               </w:rPr>
-              <w:t>French Ministry of Health</w:t>
-            </w:r>
-            <w:r>
-              <w:rPr>
-                <w:rFonts w:ascii="Garamond" w:hAnsi="Garamond"/>
-                <w:sz w:val="22"/>
-                <w:szCs w:val="21"/>
-              </w:rPr>
-              <w:t xml:space="preserve"> </w:t>
-            </w:r>
-            <w:r>
-              <w:rPr>
-                <w:rFonts w:ascii="Garamond" w:hAnsi="Garamond"/>
-                <w:sz w:val="22"/>
-                <w:szCs w:val="21"/>
-              </w:rPr>
-              <w:t>AFGSU 1</w:t>
-            </w:r>
-            <w:r>
-              <w:rPr>
-                <w:rFonts w:ascii="Garamond" w:hAnsi="Garamond"/>
-                <w:sz w:val="22"/>
-                <w:szCs w:val="21"/>
-              </w:rPr>
-              <w:t xml:space="preserve"> and </w:t>
-            </w:r>
-            <w:r>
-              <w:rPr>
-                <w:rFonts w:ascii="Garamond" w:hAnsi="Garamond"/>
-                <w:sz w:val="22"/>
-                <w:szCs w:val="21"/>
-              </w:rPr>
-              <w:t>2 (emergency care)</w:t>
+              <w:t>French Ministry of Health AFGSU 1 and 2 (emergency care)</w:t>
             </w:r>
           </w:p>
           <w:p>

--- a/CV.docx
+++ b/CV.docx
@@ -136,7 +136,35 @@
           <w:rFonts w:ascii="Garamond" w:hAnsi="Garamond"/>
           <w:sz w:val="22"/>
         </w:rPr>
-        <w:t xml:space="preserve"> intelligent wearable sensing systems that reveal age- and disease-related deviations in a person’s neurobehavioral state and provide clinicians with information they can use to guide clinical decisions. With a dual background as a clinician and informatician, I focus on gait and balance </w:t>
+        <w:t xml:space="preserve"> intelligent wearable sensing systems that reveal age- and disease-related deviations in a person’s neurobehavioral state and provide clinicians with information they can use to guide clinical decisions. </w:t>
+      </w:r>
+      <w:r>
+        <w:rPr>
+          <w:rFonts w:ascii="Garamond" w:hAnsi="Garamond"/>
+          <w:sz w:val="22"/>
+        </w:rPr>
+        <w:t>As a</w:t>
+      </w:r>
+      <w:r>
+        <w:rPr>
+          <w:rFonts w:ascii="Garamond" w:hAnsi="Garamond"/>
+          <w:sz w:val="22"/>
+        </w:rPr>
+        <w:t xml:space="preserve"> clinician</w:t>
+      </w:r>
+      <w:r>
+        <w:rPr>
+          <w:rFonts w:ascii="Garamond" w:hAnsi="Garamond"/>
+          <w:sz w:val="22"/>
+        </w:rPr>
+        <w:t>-</w:t>
+      </w:r>
+      <w:r>
+        <w:rPr>
+          <w:rFonts w:ascii="Garamond" w:hAnsi="Garamond"/>
+          <w:sz w:val="22"/>
+        </w:rPr>
+        <w:t xml:space="preserve">informatician, I focus on gait and balance </w:t>
       </w:r>
       <w:r>
         <w:rPr>
